--- a/public/AG_CV.docx
+++ b/public/AG_CV.docx
@@ -5,6 +5,7 @@
     <w:tbl>
       <w:tblPr>
         <w:tblW w:w="5000" w:type="pct"/>
+        <w:jc w:val="center"/>
         <w:tblLook w:val="0600" w:firstRow="0" w:lastRow="0" w:firstColumn="0" w:lastColumn="0" w:noHBand="1" w:noVBand="1"/>
         <w:tblCaption w:val="Layout table"/>
       </w:tblPr>
@@ -12,6 +13,9 @@
         <w:gridCol w:w="10800"/>
       </w:tblGrid>
       <w:tr>
+        <w:trPr>
+          <w:jc w:val="center"/>
+        </w:trPr>
         <w:tc>
           <w:tcPr>
             <w:tcW w:w="10800" w:type="dxa"/>
@@ -22,7 +26,7 @@
           <w:p>
             <w:pPr>
               <w:pStyle w:val="Title"/>
-              <w:spacing w:before="0" w:after="40" w:line="240" w:lineRule="auto"/>
+              <w:spacing w:before="0" w:after="40"/>
               <w:contextualSpacing/>
               <w:mirrorIndents/>
               <w:jc w:val="center"/>
@@ -51,16 +55,18 @@
     <w:p>
       <w:pPr>
         <w:pStyle w:val="Contact"/>
-        <w:spacing w:before="0" w:after="120" w:line="240" w:lineRule="auto"/>
+        <w:spacing w:before="0" w:after="120"/>
         <w:contextualSpacing/>
         <w:mirrorIndents/>
-        <w:jc w:val="center"/>
+        <w:jc w:val="both"/>
         <w:rPr>
+          <w:rStyle w:val="Hyperlink"/>
           <w:rFonts w:ascii="Calibri" w:hAnsi="Calibri" w:cs="Calibri"/>
           <w:b/>
           <w:bCs/>
           <w:sz w:val="18"/>
           <w:szCs w:val="18"/>
+          <w:u w:val="none"/>
         </w:rPr>
       </w:pPr>
       <w:r>
@@ -71,7 +77,27 @@
           <w:sz w:val="18"/>
           <w:szCs w:val="18"/>
         </w:rPr>
-        <w:t xml:space="preserve">Stockholm, Sweden | +46–709668310 | </w:t>
+        <w:t>Stockholm, Sweden | +46</w:t>
+      </w:r>
+      <w:r>
+        <w:rPr>
+          <w:rFonts w:ascii="Calibri" w:hAnsi="Calibri" w:cs="Calibri"/>
+          <w:b/>
+          <w:bCs/>
+          <w:sz w:val="18"/>
+          <w:szCs w:val="18"/>
+        </w:rPr>
+        <w:t>-</w:t>
+      </w:r>
+      <w:r>
+        <w:rPr>
+          <w:rFonts w:ascii="Calibri" w:hAnsi="Calibri" w:cs="Calibri"/>
+          <w:b/>
+          <w:bCs/>
+          <w:sz w:val="18"/>
+          <w:szCs w:val="18"/>
+        </w:rPr>
+        <w:t xml:space="preserve">709668310 | </w:t>
       </w:r>
       <w:hyperlink r:id="rId11" w:history="1">
         <w:r>
@@ -176,6 +202,7 @@
     <w:p>
       <w:pPr>
         <w:pStyle w:val="Heading1"/>
+        <w:spacing w:before="0"/>
         <w:contextualSpacing/>
         <w:mirrorIndents/>
         <w:jc w:val="both"/>
@@ -189,6 +216,70 @@
       <w:r>
         <w:rPr>
           <w:rFonts w:ascii="Calibri" w:hAnsi="Calibri" w:cs="Calibri"/>
+          <w:sz w:val="20"/>
+          <w:szCs w:val="20"/>
+          <w:lang w:val="en-SE"/>
+        </w:rPr>
+        <w:t>Senior Software &amp; AI Engineer | Applied AI, Distributed Systems, Cloud | NVIDIA NC</w:t>
+      </w:r>
+      <w:r>
+        <w:rPr>
+          <w:rFonts w:ascii="Calibri" w:hAnsi="Calibri" w:cs="Calibri"/>
+          <w:sz w:val="20"/>
+          <w:szCs w:val="20"/>
+          <w:lang w:val="en-SE"/>
+        </w:rPr>
+        <w:t>P</w:t>
+      </w:r>
+      <w:r>
+        <w:rPr>
+          <w:rFonts w:ascii="Calibri" w:hAnsi="Calibri" w:cs="Calibri"/>
+          <w:sz w:val="20"/>
+          <w:szCs w:val="20"/>
+          <w:lang w:val="en-SE"/>
+        </w:rPr>
+        <w:t>-</w:t>
+      </w:r>
+      <w:r>
+        <w:rPr>
+          <w:rFonts w:ascii="Calibri" w:hAnsi="Calibri" w:cs="Calibri"/>
+          <w:sz w:val="20"/>
+          <w:szCs w:val="20"/>
+          <w:lang w:val="en-SE"/>
+        </w:rPr>
+        <w:t>AAI</w:t>
+      </w:r>
+    </w:p>
+    <w:p>
+      <w:pPr>
+        <w:spacing w:before="0" w:after="0"/>
+        <w:contextualSpacing/>
+        <w:mirrorIndents/>
+        <w:jc w:val="both"/>
+        <w:rPr>
+          <w:rFonts w:ascii="Calibri" w:hAnsi="Calibri" w:cs="Calibri"/>
+        </w:rPr>
+      </w:pPr>
+    </w:p>
+    <w:p>
+      <w:pPr>
+        <w:pStyle w:val="Heading1"/>
+        <w:spacing w:before="0"/>
+        <w:contextualSpacing/>
+        <w:mirrorIndents/>
+        <w:jc w:val="both"/>
+        <w:rPr>
+          <w:rFonts w:ascii="Calibri" w:hAnsi="Calibri" w:cs="Calibri"/>
+          <w:sz w:val="20"/>
+          <w:szCs w:val="20"/>
+          <w:lang w:val="en-SE"/>
+        </w:rPr>
+      </w:pPr>
+      <w:r>
+        <w:rPr>
+          <w:rFonts w:ascii="Calibri" w:hAnsi="Calibri" w:cs="Calibri"/>
+          <w:sz w:val="20"/>
+          <w:szCs w:val="20"/>
           <w:lang w:val="en-SE"/>
         </w:rPr>
         <w:t>PROFESSIONAL SUMMARY</w:t>
@@ -196,7 +287,7 @@
     </w:p>
     <w:p>
       <w:pPr>
-        <w:spacing w:before="0" w:after="80" w:line="240" w:lineRule="auto"/>
+        <w:spacing w:before="0" w:after="0"/>
         <w:contextualSpacing/>
         <w:mirrorIndents/>
         <w:jc w:val="both"/>
@@ -209,23 +300,40 @@
         <w:rPr>
           <w:rFonts w:ascii="Calibri" w:hAnsi="Calibri" w:cs="Calibri"/>
         </w:rPr>
-        <w:t>Senior software and AI engineer with 14+ years delivering production systems across regulated banking, media and cloud platforms. Designs and builds systems from discovery and architecture through implementation, deployment and operational support. Current work includes KIRA, a production AI application used daily by Economic Crime Prevention analysts, alongside internal developer tooling and cross-team enablement. Hands-on across Python, Java, TypeScript, APIs, distributed systems, Kubernetes, Azure, AWS and Google Cloud, with applied depth in retrieval, agentic orchestration, evaluation and responsible AI. Won Hack for Good, one of three winners, at the Microsoft Agents League at AI Skills Fest 2026 with ARGUS, and authored a Microsoft Tech Community guest article explaining its architecture.</w:t>
+        <w:t xml:space="preserve">Senior software and AI engineer with 14+ years delivering production systems across regulated banking, media and cloud platforms. Designs and builds systems from discovery and architecture through implementation, deployment and operational support. Current work includes KIRA Copilot, a production AI application used daily by Economic Crime Prevention analysts, alongside a Java/Spring Boot integration platform, internal developer tooling and cross-team enablement. Hands-on across Python, Java, TypeScript, APIs, distributed systems, Kubernetes, Azure, AWS and Google Cloud, with applied depth in retrieval, agentic orchestration, evaluation and responsible AI. Won Hack for Good, one of three winners, at the Microsoft Agents League </w:t>
+      </w:r>
+      <w:r>
+        <w:rPr>
+          <w:rFonts w:ascii="Calibri" w:hAnsi="Calibri" w:cs="Calibri"/>
+        </w:rPr>
+        <w:t>-</w:t>
+      </w:r>
+      <w:r>
+        <w:rPr>
+          <w:rFonts w:ascii="Calibri" w:hAnsi="Calibri" w:cs="Calibri"/>
+        </w:rPr>
+        <w:t xml:space="preserve"> AI Skills Fest 2026 with ARGUS, and authored a Microsoft Tech Community guest article explaining its architecture.</w:t>
       </w:r>
     </w:p>
     <w:p>
       <w:pPr>
         <w:pStyle w:val="Heading1"/>
+        <w:spacing w:before="0"/>
         <w:contextualSpacing/>
         <w:mirrorIndents/>
         <w:jc w:val="both"/>
         <w:rPr>
           <w:rFonts w:ascii="Calibri" w:hAnsi="Calibri" w:cs="Calibri"/>
+          <w:sz w:val="20"/>
+          <w:szCs w:val="20"/>
           <w:lang w:val="en-SE"/>
         </w:rPr>
       </w:pPr>
       <w:r>
         <w:rPr>
           <w:rFonts w:ascii="Calibri" w:hAnsi="Calibri" w:cs="Calibri"/>
+          <w:sz w:val="20"/>
+          <w:szCs w:val="20"/>
           <w:lang w:val="en-SE"/>
         </w:rPr>
         <w:t>SKILLS</w:t>
@@ -233,7 +341,7 @@
     </w:p>
     <w:p>
       <w:pPr>
-        <w:spacing w:before="0" w:after="80" w:line="240" w:lineRule="auto"/>
+        <w:spacing w:before="0" w:after="80"/>
         <w:contextualSpacing/>
         <w:mirrorIndents/>
         <w:jc w:val="both"/>
@@ -261,7 +369,7 @@
     </w:p>
     <w:p>
       <w:pPr>
-        <w:spacing w:before="0" w:after="80" w:line="240" w:lineRule="auto"/>
+        <w:spacing w:before="0" w:after="80"/>
         <w:contextualSpacing/>
         <w:mirrorIndents/>
         <w:jc w:val="both"/>
@@ -284,12 +392,12 @@
           <w:rFonts w:ascii="Calibri" w:hAnsi="Calibri" w:cs="Calibri"/>
           <w:lang w:val="en-SE"/>
         </w:rPr>
-        <w:t> Python, FastAPI, Java, Quarkus, TypeScript, React, REST APIs, microservices, asynchronous workflows, event-driven processing and system integration</w:t>
+        <w:t> Python, FastAPI, Java, Spring Boot, Quarkus, TypeScript, React, REST APIs, OAuth 2.0/OIDC, JWT, microservices, asynchronous workflows, event-driven processing and system integration</w:t>
       </w:r>
     </w:p>
     <w:p>
       <w:pPr>
-        <w:spacing w:before="0" w:after="80" w:line="240" w:lineRule="auto"/>
+        <w:spacing w:before="0" w:after="80"/>
         <w:contextualSpacing/>
         <w:mirrorIndents/>
         <w:jc w:val="both"/>
@@ -317,7 +425,7 @@
     </w:p>
     <w:p>
       <w:pPr>
-        <w:spacing w:before="0" w:after="80" w:line="240" w:lineRule="auto"/>
+        <w:spacing w:before="0" w:after="80"/>
         <w:contextualSpacing/>
         <w:mirrorIndents/>
         <w:jc w:val="both"/>
@@ -340,12 +448,12 @@
           <w:rFonts w:ascii="Calibri" w:hAnsi="Calibri" w:cs="Calibri"/>
           <w:lang w:val="en-SE"/>
         </w:rPr>
-        <w:t> Azure, AWS, Google Cloud, Kubernetes, Docker, OpenShift, reusable libraries and deployment automation</w:t>
+        <w:t> Azure, AWS, Google Cloud, Kubernetes, Docker, Helm, OpenShift, reusable libraries and deployment automation</w:t>
       </w:r>
     </w:p>
     <w:p>
       <w:pPr>
-        <w:spacing w:before="0" w:after="80" w:line="240" w:lineRule="auto"/>
+        <w:spacing w:before="0" w:after="80"/>
         <w:contextualSpacing/>
         <w:mirrorIndents/>
         <w:jc w:val="both"/>
@@ -373,7 +481,7 @@
     </w:p>
     <w:p>
       <w:pPr>
-        <w:spacing w:before="0" w:after="80" w:line="240" w:lineRule="auto"/>
+        <w:spacing w:before="0" w:after="0"/>
         <w:contextualSpacing/>
         <w:mirrorIndents/>
         <w:jc w:val="both"/>
@@ -402,17 +510,22 @@
     <w:p>
       <w:pPr>
         <w:pStyle w:val="Heading1"/>
+        <w:spacing w:before="0"/>
         <w:contextualSpacing/>
         <w:mirrorIndents/>
         <w:jc w:val="both"/>
         <w:rPr>
           <w:rFonts w:ascii="Calibri" w:hAnsi="Calibri" w:cs="Calibri"/>
+          <w:sz w:val="20"/>
+          <w:szCs w:val="20"/>
           <w:lang w:val="en-SE"/>
         </w:rPr>
       </w:pPr>
       <w:r>
         <w:rPr>
           <w:rFonts w:ascii="Calibri" w:hAnsi="Calibri" w:cs="Calibri"/>
+          <w:sz w:val="20"/>
+          <w:szCs w:val="20"/>
           <w:lang w:val="en-SE"/>
         </w:rPr>
         <w:t xml:space="preserve">PROFESSIONAL </w:t>
@@ -420,6 +533,8 @@
       <w:r>
         <w:rPr>
           <w:rFonts w:ascii="Calibri" w:hAnsi="Calibri" w:cs="Calibri"/>
+          <w:sz w:val="20"/>
+          <w:szCs w:val="20"/>
           <w:lang w:val="en-SE"/>
         </w:rPr>
         <w:t>HISTORY</w:t>
@@ -428,6 +543,7 @@
     <w:p>
       <w:pPr>
         <w:pStyle w:val="Heading2"/>
+        <w:spacing w:before="0"/>
         <w:contextualSpacing/>
         <w:mirrorIndents/>
         <w:jc w:val="both"/>
@@ -435,6 +551,9 @@
           <w:rFonts w:ascii="Calibri" w:hAnsi="Calibri" w:cs="Calibri"/>
           <w:b/>
           <w:bCs/>
+          <w:sz w:val="20"/>
+          <w:szCs w:val="20"/>
+          <w:lang w:val="en-SE"/>
         </w:rPr>
       </w:pPr>
       <w:r>
@@ -442,6 +561,9 @@
           <w:rFonts w:ascii="Calibri" w:hAnsi="Calibri" w:cs="Calibri"/>
           <w:b/>
           <w:bCs/>
+          <w:caps w:val="0"/>
+          <w:sz w:val="20"/>
+          <w:szCs w:val="20"/>
           <w:lang w:val="en-SE"/>
         </w:rPr>
         <w:t>Software Engineer — Swedbank, Stockholm | 06/2025 – Present</w:t>
@@ -451,12 +573,12 @@
       <w:pPr>
         <w:numPr>
           <w:ilvl w:val="0"/>
-          <w:numId w:val="150"/>
+          <w:numId w:val="159"/>
         </w:numPr>
         <w:tabs>
           <w:tab w:val="num" w:pos="720"/>
         </w:tabs>
-        <w:spacing w:before="0" w:after="20" w:line="240" w:lineRule="auto"/>
+        <w:spacing w:before="0" w:after="20"/>
         <w:mirrorIndents/>
         <w:jc w:val="both"/>
         <w:rPr>
@@ -469,19 +591,19 @@
           <w:rFonts w:ascii="Calibri" w:hAnsi="Calibri" w:cs="Calibri"/>
           <w:lang w:val="en-SE"/>
         </w:rPr>
-        <w:t>Architected and built KIRA, a production AI application used daily by Economic Crime Prevention analysts, translating a regulated investigation workflow into ingestion, retrieval, orchestration and an analyst-facing experience.</w:t>
+        <w:t>Architected and built KIRA Copilot, a production AI application used daily by Economic Crime Prevention analysts, translating a regulated investigation workflow into ingestion, retrieval, orchestration and an analyst-facing experience.</w:t>
       </w:r>
     </w:p>
     <w:p>
       <w:pPr>
         <w:numPr>
           <w:ilvl w:val="0"/>
-          <w:numId w:val="150"/>
+          <w:numId w:val="159"/>
         </w:numPr>
         <w:tabs>
           <w:tab w:val="num" w:pos="720"/>
         </w:tabs>
-        <w:spacing w:before="0" w:after="20" w:line="240" w:lineRule="auto"/>
+        <w:spacing w:before="0" w:after="20"/>
         <w:mirrorIndents/>
         <w:jc w:val="both"/>
         <w:rPr>
@@ -494,19 +616,19 @@
           <w:rFonts w:ascii="Calibri" w:hAnsi="Calibri" w:cs="Calibri"/>
           <w:lang w:val="en-SE"/>
         </w:rPr>
-        <w:t>Built Python APIs and LLM workflows combining search with deterministic compliance logic; added GDPR-aware evidence trails so analysts can inspect and review generated findings.</w:t>
+        <w:t>Built Python APIs and LLM workflows combining search with deterministic compliance logic, with GDPR-aware evidence trails analysts can inspect and review.</w:t>
       </w:r>
     </w:p>
     <w:p>
       <w:pPr>
         <w:numPr>
           <w:ilvl w:val="0"/>
-          <w:numId w:val="150"/>
+          <w:numId w:val="159"/>
         </w:numPr>
         <w:tabs>
           <w:tab w:val="num" w:pos="720"/>
         </w:tabs>
-        <w:spacing w:before="0" w:after="20" w:line="240" w:lineRule="auto"/>
+        <w:spacing w:before="0" w:after="20"/>
         <w:mirrorIndents/>
         <w:jc w:val="both"/>
         <w:rPr>
@@ -519,19 +641,19 @@
           <w:rFonts w:ascii="Calibri" w:hAnsi="Calibri" w:cs="Calibri"/>
           <w:lang w:val="en-SE"/>
         </w:rPr>
-        <w:t>Worked across business stakeholders and engineering teams to clarify operational needs, resolve technical constraints and shape explainable AI capabilities for production use.</w:t>
+        <w:t>Designed and built a Java/Spring Boot API gateway giving enterprise applications one integration layer, with OpenAPI contracts and reusable libraries for data transformation, environment routing and OAuth 2.0 machine-to-machine authentication.</w:t>
       </w:r>
     </w:p>
     <w:p>
       <w:pPr>
         <w:numPr>
           <w:ilvl w:val="0"/>
-          <w:numId w:val="150"/>
+          <w:numId w:val="159"/>
         </w:numPr>
         <w:tabs>
           <w:tab w:val="num" w:pos="720"/>
         </w:tabs>
-        <w:spacing w:before="0" w:after="20" w:line="240" w:lineRule="auto"/>
+        <w:spacing w:before="0" w:after="20"/>
         <w:mirrorIndents/>
         <w:jc w:val="both"/>
         <w:rPr>
@@ -544,19 +666,19 @@
           <w:rFonts w:ascii="Calibri" w:hAnsi="Calibri" w:cs="Calibri"/>
           <w:lang w:val="en-SE"/>
         </w:rPr>
-        <w:t>Built internal developer tools, delivered enablement sessions for engineers across teams and provided ongoing guidance on technical questions and adoption.</w:t>
+        <w:t>Implemented certificate-based access control, request validation and correlated logging, and Kubernetes/Helm deployment profiles with health probes, metrics and dashboards.</w:t>
       </w:r>
     </w:p>
     <w:p>
       <w:pPr>
         <w:numPr>
           <w:ilvl w:val="0"/>
-          <w:numId w:val="150"/>
+          <w:numId w:val="159"/>
         </w:numPr>
         <w:tabs>
           <w:tab w:val="num" w:pos="720"/>
         </w:tabs>
-        <w:spacing w:before="0" w:after="20" w:line="240" w:lineRule="auto"/>
+        <w:spacing w:before="0" w:after="20"/>
         <w:mirrorIndents/>
         <w:jc w:val="both"/>
         <w:rPr>
@@ -569,12 +691,38 @@
           <w:rFonts w:ascii="Calibri" w:hAnsi="Calibri" w:cs="Calibri"/>
           <w:lang w:val="en-SE"/>
         </w:rPr>
-        <w:t>Consolidated distributed services into reusable libraries and standardised authentication (OAuth 2.0/OIDC, JWT), observability and deployment patterns; migrated pipelines to GitHub Actions and sustained 95%+ automated test coverage.</w:t>
+        <w:t>Verified 635 passing tests at 98.10% line and 95.64% branch coverage with JaCoCo across the gateway and four supporting libraries, excluding generated API contract models.</w:t>
       </w:r>
     </w:p>
     <w:p>
       <w:pPr>
+        <w:numPr>
+          <w:ilvl w:val="0"/>
+          <w:numId w:val="159"/>
+        </w:numPr>
+        <w:tabs>
+          <w:tab w:val="num" w:pos="720"/>
+        </w:tabs>
+        <w:spacing w:before="0" w:after="20"/>
+        <w:mirrorIndents/>
+        <w:jc w:val="both"/>
+        <w:rPr>
+          <w:rFonts w:ascii="Calibri" w:hAnsi="Calibri" w:cs="Calibri"/>
+          <w:lang w:val="en-SE"/>
+        </w:rPr>
+      </w:pPr>
+      <w:r>
+        <w:rPr>
+          <w:rFonts w:ascii="Calibri" w:hAnsi="Calibri" w:cs="Calibri"/>
+          <w:lang w:val="en-SE"/>
+        </w:rPr>
+        <w:t>Documented current and target architecture and migration trade-offs to guide incremental modernisation; built internal developer tooling and ran enablement sessions for engineers across teams.</w:t>
+      </w:r>
+    </w:p>
+    <w:p>
+      <w:pPr>
         <w:pStyle w:val="Heading2"/>
+        <w:spacing w:before="0"/>
         <w:contextualSpacing/>
         <w:mirrorIndents/>
         <w:jc w:val="both"/>
@@ -582,6 +730,10 @@
           <w:rFonts w:ascii="Calibri" w:hAnsi="Calibri" w:cs="Calibri"/>
           <w:b/>
           <w:bCs/>
+          <w:caps w:val="0"/>
+          <w:sz w:val="20"/>
+          <w:szCs w:val="20"/>
+          <w:lang w:val="en-SE"/>
         </w:rPr>
       </w:pPr>
       <w:r>
@@ -589,6 +741,9 @@
           <w:rFonts w:ascii="Calibri" w:hAnsi="Calibri" w:cs="Calibri"/>
           <w:b/>
           <w:bCs/>
+          <w:caps w:val="0"/>
+          <w:sz w:val="20"/>
+          <w:szCs w:val="20"/>
           <w:lang w:val="en-SE"/>
         </w:rPr>
         <w:t>Senior Java Developer — Viaplay Group, Stockholm | 09/2021 – 06/2025</w:t>
@@ -598,12 +753,12 @@
       <w:pPr>
         <w:numPr>
           <w:ilvl w:val="0"/>
-          <w:numId w:val="150"/>
+          <w:numId w:val="160"/>
         </w:numPr>
         <w:tabs>
           <w:tab w:val="num" w:pos="720"/>
         </w:tabs>
-        <w:spacing w:before="0" w:after="20" w:line="240" w:lineRule="auto"/>
+        <w:spacing w:before="0" w:after="20"/>
         <w:mirrorIndents/>
         <w:jc w:val="both"/>
         <w:rPr>
@@ -623,12 +778,12 @@
       <w:pPr>
         <w:numPr>
           <w:ilvl w:val="0"/>
-          <w:numId w:val="150"/>
+          <w:numId w:val="160"/>
         </w:numPr>
         <w:tabs>
           <w:tab w:val="num" w:pos="720"/>
         </w:tabs>
-        <w:spacing w:before="0" w:after="20" w:line="240" w:lineRule="auto"/>
+        <w:spacing w:before="0" w:after="20"/>
         <w:mirrorIndents/>
         <w:jc w:val="both"/>
         <w:rPr>
@@ -648,12 +803,12 @@
       <w:pPr>
         <w:numPr>
           <w:ilvl w:val="0"/>
-          <w:numId w:val="150"/>
+          <w:numId w:val="160"/>
         </w:numPr>
         <w:tabs>
           <w:tab w:val="num" w:pos="720"/>
         </w:tabs>
-        <w:spacing w:before="0" w:after="20" w:line="240" w:lineRule="auto"/>
+        <w:spacing w:before="0" w:after="20"/>
         <w:mirrorIndents/>
         <w:jc w:val="both"/>
         <w:rPr>
@@ -672,6 +827,7 @@
     <w:p>
       <w:pPr>
         <w:pStyle w:val="Heading2"/>
+        <w:spacing w:before="0"/>
         <w:contextualSpacing/>
         <w:mirrorIndents/>
         <w:jc w:val="both"/>
@@ -679,6 +835,10 @@
           <w:rFonts w:ascii="Calibri" w:hAnsi="Calibri" w:cs="Calibri"/>
           <w:b/>
           <w:bCs/>
+          <w:caps w:val="0"/>
+          <w:sz w:val="20"/>
+          <w:szCs w:val="20"/>
+          <w:lang w:val="en-SE"/>
         </w:rPr>
       </w:pPr>
       <w:r>
@@ -686,27 +846,37 @@
           <w:rFonts w:ascii="Calibri" w:hAnsi="Calibri" w:cs="Calibri"/>
           <w:b/>
           <w:bCs/>
+          <w:caps w:val="0"/>
+          <w:sz w:val="20"/>
+          <w:szCs w:val="20"/>
           <w:lang w:val="en-SE"/>
         </w:rPr>
-        <w:t xml:space="preserve">Software Developer — Expleo Technology Nordic, </w:t>
+        <w:lastRenderedPageBreak/>
+        <w:t>Software Developer — Expleo Technology Nordic</w:t>
       </w:r>
       <w:r>
         <w:rPr>
           <w:rFonts w:ascii="Calibri" w:hAnsi="Calibri" w:cs="Calibri"/>
           <w:b/>
           <w:bCs/>
+          <w:caps w:val="0"/>
+          <w:sz w:val="20"/>
+          <w:szCs w:val="20"/>
           <w:lang w:val="en-SE"/>
         </w:rPr>
-        <w:t>GOTHENBURG</w:t>
+        <w:t xml:space="preserve">, Gothenburg </w:t>
       </w:r>
       <w:r>
         <w:rPr>
           <w:rFonts w:ascii="Calibri" w:hAnsi="Calibri" w:cs="Calibri"/>
           <w:b/>
           <w:bCs/>
+          <w:caps w:val="0"/>
+          <w:sz w:val="20"/>
+          <w:szCs w:val="20"/>
           <w:lang w:val="en-SE"/>
         </w:rPr>
-        <w:t xml:space="preserve"> | 03/2021 – 09/2021</w:t>
+        <w:t>| 03/2021 – 09/2021</w:t>
       </w:r>
     </w:p>
     <w:p>
@@ -718,7 +888,7 @@
         <w:tabs>
           <w:tab w:val="num" w:pos="720"/>
         </w:tabs>
-        <w:spacing w:before="0" w:after="20" w:line="240" w:lineRule="auto"/>
+        <w:spacing w:before="0" w:after="20"/>
         <w:mirrorIndents/>
         <w:jc w:val="both"/>
         <w:rPr>
@@ -737,6 +907,7 @@
     <w:p>
       <w:pPr>
         <w:pStyle w:val="Heading2"/>
+        <w:spacing w:before="0"/>
         <w:contextualSpacing/>
         <w:mirrorIndents/>
         <w:jc w:val="both"/>
@@ -744,6 +915,10 @@
           <w:rFonts w:ascii="Calibri" w:hAnsi="Calibri" w:cs="Calibri"/>
           <w:b/>
           <w:bCs/>
+          <w:caps w:val="0"/>
+          <w:sz w:val="20"/>
+          <w:szCs w:val="20"/>
+          <w:lang w:val="en-SE"/>
         </w:rPr>
       </w:pPr>
       <w:r>
@@ -751,16 +926,33 @@
           <w:rFonts w:ascii="Calibri" w:hAnsi="Calibri" w:cs="Calibri"/>
           <w:b/>
           <w:bCs/>
+          <w:caps w:val="0"/>
+          <w:sz w:val="20"/>
+          <w:szCs w:val="20"/>
           <w:lang w:val="en-SE"/>
         </w:rPr>
-        <w:lastRenderedPageBreak/>
-        <w:t xml:space="preserve">technical lead — </w:t>
+        <w:t>Technical Lead</w:t>
       </w:r>
       <w:r>
         <w:rPr>
           <w:rFonts w:ascii="Calibri" w:hAnsi="Calibri" w:cs="Calibri"/>
           <w:b/>
           <w:bCs/>
+          <w:caps w:val="0"/>
+          <w:sz w:val="20"/>
+          <w:szCs w:val="20"/>
+          <w:lang w:val="en-SE"/>
+        </w:rPr>
+        <w:t xml:space="preserve"> — </w:t>
+      </w:r>
+      <w:r>
+        <w:rPr>
+          <w:rFonts w:ascii="Calibri" w:hAnsi="Calibri" w:cs="Calibri"/>
+          <w:b/>
+          <w:bCs/>
+          <w:caps w:val="0"/>
+          <w:sz w:val="20"/>
+          <w:szCs w:val="20"/>
           <w:lang w:val="en-SE"/>
         </w:rPr>
         <w:t xml:space="preserve">IBM, Sydney </w:t>
@@ -770,6 +962,9 @@
           <w:rFonts w:ascii="Calibri" w:hAnsi="Calibri" w:cs="Calibri"/>
           <w:b/>
           <w:bCs/>
+          <w:caps w:val="0"/>
+          <w:sz w:val="20"/>
+          <w:szCs w:val="20"/>
           <w:lang w:val="en-SE"/>
         </w:rPr>
         <w:t>and</w:t>
@@ -779,6 +974,9 @@
           <w:rFonts w:ascii="Calibri" w:hAnsi="Calibri" w:cs="Calibri"/>
           <w:b/>
           <w:bCs/>
+          <w:caps w:val="0"/>
+          <w:sz w:val="20"/>
+          <w:szCs w:val="20"/>
           <w:lang w:val="en-SE"/>
         </w:rPr>
         <w:t xml:space="preserve"> Pune | 08/2012 – 01/2021</w:t>
@@ -789,7 +987,7 @@
         <w:tabs>
           <w:tab w:val="num" w:pos="720"/>
         </w:tabs>
-        <w:spacing w:before="0" w:after="80" w:line="240" w:lineRule="auto"/>
+        <w:spacing w:before="0" w:after="80"/>
         <w:ind w:left="360"/>
         <w:mirrorIndents/>
         <w:jc w:val="both"/>
@@ -814,12 +1012,9 @@
       <w:pPr>
         <w:numPr>
           <w:ilvl w:val="0"/>
-          <w:numId w:val="150"/>
+          <w:numId w:val="161"/>
         </w:numPr>
-        <w:tabs>
-          <w:tab w:val="num" w:pos="720"/>
-        </w:tabs>
-        <w:spacing w:before="0" w:after="20" w:line="240" w:lineRule="auto"/>
+        <w:spacing w:before="0" w:after="20"/>
         <w:mirrorIndents/>
         <w:jc w:val="both"/>
         <w:rPr>
@@ -839,12 +1034,9 @@
       <w:pPr>
         <w:numPr>
           <w:ilvl w:val="0"/>
-          <w:numId w:val="150"/>
+          <w:numId w:val="161"/>
         </w:numPr>
-        <w:tabs>
-          <w:tab w:val="num" w:pos="720"/>
-        </w:tabs>
-        <w:spacing w:before="0" w:after="20" w:line="240" w:lineRule="auto"/>
+        <w:spacing w:before="0" w:after="20"/>
         <w:mirrorIndents/>
         <w:jc w:val="both"/>
         <w:rPr>
@@ -864,12 +1056,9 @@
       <w:pPr>
         <w:numPr>
           <w:ilvl w:val="0"/>
-          <w:numId w:val="150"/>
+          <w:numId w:val="161"/>
         </w:numPr>
-        <w:tabs>
-          <w:tab w:val="num" w:pos="720"/>
-        </w:tabs>
-        <w:spacing w:before="0" w:after="20" w:line="240" w:lineRule="auto"/>
+        <w:spacing w:before="0" w:after="20"/>
         <w:mirrorIndents/>
         <w:jc w:val="both"/>
         <w:rPr>
@@ -882,19 +1071,16 @@
           <w:rFonts w:ascii="Calibri" w:hAnsi="Calibri" w:cs="Calibri"/>
           <w:lang w:val="en-SE"/>
         </w:rPr>
-        <w:t>Contributed through architecture discussions, code reviews, mentoring, engineering standards and technical documentation.</w:t>
+        <w:t>Led architecture and code reviews, mentoring and engineering standards across distributed delivery teams.</w:t>
       </w:r>
     </w:p>
     <w:p>
       <w:pPr>
         <w:numPr>
           <w:ilvl w:val="0"/>
-          <w:numId w:val="150"/>
+          <w:numId w:val="161"/>
         </w:numPr>
-        <w:tabs>
-          <w:tab w:val="num" w:pos="720"/>
-        </w:tabs>
-        <w:spacing w:before="0" w:after="20" w:line="240" w:lineRule="auto"/>
+        <w:spacing w:before="0" w:after="20"/>
         <w:mirrorIndents/>
         <w:jc w:val="both"/>
         <w:rPr>
@@ -913,17 +1099,22 @@
     <w:p>
       <w:pPr>
         <w:pStyle w:val="Heading1"/>
+        <w:spacing w:before="0"/>
         <w:contextualSpacing/>
         <w:mirrorIndents/>
         <w:jc w:val="both"/>
         <w:rPr>
           <w:rFonts w:ascii="Calibri" w:hAnsi="Calibri" w:cs="Calibri"/>
+          <w:sz w:val="20"/>
+          <w:szCs w:val="20"/>
           <w:lang w:val="en-SE"/>
         </w:rPr>
       </w:pPr>
       <w:r>
         <w:rPr>
           <w:rFonts w:ascii="Calibri" w:hAnsi="Calibri" w:cs="Calibri"/>
+          <w:sz w:val="20"/>
+          <w:szCs w:val="20"/>
           <w:lang w:val="en-SE"/>
         </w:rPr>
         <w:t>PROJECTS</w:t>
@@ -934,8 +1125,7 @@
         <w:tabs>
           <w:tab w:val="num" w:pos="720"/>
         </w:tabs>
-        <w:spacing w:before="0" w:after="80" w:line="240" w:lineRule="auto"/>
-        <w:ind w:left="360"/>
+        <w:spacing w:before="0" w:after="80"/>
         <w:mirrorIndents/>
         <w:jc w:val="both"/>
         <w:rPr>
@@ -971,8 +1161,7 @@
         <w:tabs>
           <w:tab w:val="num" w:pos="720"/>
         </w:tabs>
-        <w:spacing w:before="0" w:after="80" w:line="240" w:lineRule="auto"/>
-        <w:ind w:left="360"/>
+        <w:spacing w:before="0" w:after="80"/>
         <w:mirrorIndents/>
         <w:jc w:val="both"/>
         <w:rPr>
@@ -988,7 +1177,7 @@
           <w:b/>
           <w:bCs/>
         </w:rPr>
-        <w:t>Hack for Good winner, 1 of 3, Microsoft Agents League at AI Skills Fest 2026</w:t>
+        <w:t>Hack for Good winner, 1 of 3, Microsoft Agents League - AI Skills Fest 2026</w:t>
       </w:r>
     </w:p>
     <w:p>
@@ -998,7 +1187,7 @@
           <w:ilvl w:val="0"/>
           <w:numId w:val="93"/>
         </w:numPr>
-        <w:spacing w:before="0" w:after="80" w:line="240" w:lineRule="auto"/>
+        <w:spacing w:before="0" w:after="80"/>
         <w:mirrorIndents/>
         <w:jc w:val="both"/>
         <w:rPr>
@@ -1011,7 +1200,7 @@
           <w:rFonts w:ascii="Calibri" w:hAnsi="Calibri" w:cs="Calibri"/>
           <w:lang w:val="en-SE"/>
         </w:rPr>
-        <w:t>Built a six-service multi-agent KYC system in Python: five specialist agents covering identity, screening, corporate, transaction and compliance fan out in parallel over a versioned agent-to-agent envelope, with compliance fan-in and a task-level audit trace on every report.</w:t>
+        <w:t>Six-service multi-agent KYC system in Python: five specialist agents fan out in parallel over a versioned A2A envelope, with compliance fan-in and a task ID traced through every report.</w:t>
       </w:r>
     </w:p>
     <w:p>
@@ -1021,7 +1210,7 @@
           <w:ilvl w:val="0"/>
           <w:numId w:val="93"/>
         </w:numPr>
-        <w:spacing w:before="0" w:after="80" w:line="240" w:lineRule="auto"/>
+        <w:spacing w:before="0" w:after="80"/>
         <w:mirrorIndents/>
         <w:jc w:val="both"/>
         <w:rPr>
@@ -1034,7 +1223,7 @@
           <w:rFonts w:ascii="Calibri" w:hAnsi="Calibri" w:cs="Calibri"/>
           <w:lang w:val="en-SE"/>
         </w:rPr>
-        <w:t>Grounded regulatory and typology retrieval in Azure AI Search indexes defined as code; Azure OpenAI for decision explanations over Cosmos DB entity and transaction data, with deterministic weighted risk scoring and fixed tier thresholds.</w:t>
+        <w:t>Grounded retrieval in Azure AI Search indexes defined as code, with Azure OpenAI explanations over Cosmos DB, deterministic weighted scoring and fixed tier thresholds.</w:t>
       </w:r>
     </w:p>
     <w:p>
@@ -1042,14 +1231,11 @@
         <w:tabs>
           <w:tab w:val="num" w:pos="720"/>
         </w:tabs>
-        <w:spacing w:before="0" w:after="80" w:line="240" w:lineRule="auto"/>
-        <w:ind w:left="360"/>
+        <w:spacing w:before="0" w:after="80"/>
         <w:mirrorIndents/>
         <w:jc w:val="both"/>
         <w:rPr>
           <w:rFonts w:ascii="Calibri" w:hAnsi="Calibri" w:cs="Calibri"/>
-          <w:b/>
-          <w:bCs/>
           <w:lang w:val="en-SE"/>
         </w:rPr>
       </w:pPr>
@@ -1080,7 +1266,20 @@
           <w:bCs/>
           <w:lang w:val="en-SE"/>
         </w:rPr>
-        <w:t> | All Things Agentic Hackathon 2026</w:t>
+        <w:t xml:space="preserve"> |</w:t>
+      </w:r>
+      <w:r>
+        <w:rPr>
+          <w:rFonts w:ascii="Calibri" w:hAnsi="Calibri" w:cs="Calibri"/>
+          <w:lang w:val="en-SE"/>
+        </w:rPr>
+        <w:t xml:space="preserve"> </w:t>
+      </w:r>
+      <w:r>
+        <w:rPr>
+          <w:rFonts w:ascii="Calibri" w:hAnsi="Calibri" w:cs="Calibri"/>
+        </w:rPr>
+        <w:t>All Things Agentic Hackathon 2026</w:t>
       </w:r>
     </w:p>
     <w:p>
@@ -1090,7 +1289,7 @@
           <w:ilvl w:val="0"/>
           <w:numId w:val="93"/>
         </w:numPr>
-        <w:spacing w:before="0" w:after="80" w:line="240" w:lineRule="auto"/>
+        <w:spacing w:before="0" w:after="80"/>
         <w:mirrorIndents/>
         <w:jc w:val="both"/>
         <w:rPr>
@@ -1103,7 +1302,7 @@
           <w:rFonts w:ascii="Calibri" w:hAnsi="Calibri" w:cs="Calibri"/>
           <w:lang w:val="en-SE"/>
         </w:rPr>
-        <w:t>Built a read-only IAM review system on Google Cloud with three Google ADK agents, registry-backed admission, Model Armor screening and deterministic risk detection ahead of the model; no raw IAM binding reaches the model or a notification. 321 tests at 100% statement and branch coverage.</w:t>
+        <w:t>Read-only IAM review system on Google Cloud with three Google ADK agents, screening and scoring every binding deterministically before the model sees it. 321 tests at 100% statement and branch coverage.</w:t>
       </w:r>
     </w:p>
     <w:p>
@@ -1111,8 +1310,7 @@
         <w:tabs>
           <w:tab w:val="num" w:pos="720"/>
         </w:tabs>
-        <w:spacing w:before="0" w:after="80" w:line="240" w:lineRule="auto"/>
-        <w:ind w:left="360"/>
+        <w:spacing w:before="0" w:after="80"/>
         <w:mirrorIndents/>
         <w:jc w:val="both"/>
         <w:rPr>
@@ -1149,25 +1347,13 @@
           <w:bCs/>
           <w:lang w:val="en-SE"/>
         </w:rPr>
-        <w:t xml:space="preserve"> | </w:t>
+        <w:t xml:space="preserve"> |</w:t>
       </w:r>
       <w:r>
         <w:rPr>
           <w:rFonts w:ascii="Calibri" w:hAnsi="Calibri" w:cs="Calibri"/>
-          <w:b/>
-          <w:bCs/>
-          <w:lang w:val="en-SE"/>
         </w:rPr>
-        <w:t>CockroachDB × AWS Hackathon - Build with Agentic Memory</w:t>
-      </w:r>
-      <w:r>
-        <w:rPr>
-          <w:rFonts w:ascii="Calibri" w:hAnsi="Calibri" w:cs="Calibri"/>
-          <w:b/>
-          <w:bCs/>
-          <w:lang w:val="en-SE"/>
-        </w:rPr>
-        <w:t xml:space="preserve"> 2026</w:t>
+        <w:t> CockroachDB × AWS Hackathon - Build with Agentic Memory, 2026</w:t>
       </w:r>
     </w:p>
     <w:p>
@@ -1177,7 +1363,7 @@
           <w:ilvl w:val="0"/>
           <w:numId w:val="93"/>
         </w:numPr>
-        <w:spacing w:before="0" w:after="80" w:line="240" w:lineRule="auto"/>
+        <w:spacing w:before="0" w:after="80"/>
         <w:mirrorIndents/>
         <w:jc w:val="both"/>
         <w:rPr>
@@ -1190,7 +1376,7 @@
           <w:rFonts w:ascii="Calibri" w:hAnsi="Calibri" w:cs="Calibri"/>
           <w:lang w:val="en-SE"/>
         </w:rPr>
-        <w:t>Built an incident-response agent on AWS Lambda and CockroachDB combining a structured service filter with semantic ranking in one C-SPANN vector query over Amazon Bedrock Titan embeddings; raised retrieval precision@1 from 55% to 98% by replacing placeholder vectors, and durable checkpoints resumed 50 of 50 interrupted steps, 10 of 10 real SIGKILLs and 15 of 15 AWS-terminated invocations, with no duplicated actions.</w:t>
+        <w:t>Incident-response agent on AWS Lambda and CockroachDB fusing structured filtering with semantic ranking in a single C-SPANN vector query over Bedrock Titan embeddings; durable checkpoints resumed 10 of 10 SIGKILLs and 15 of 15 AWS-terminated invocations without duplicating actions.</w:t>
       </w:r>
     </w:p>
     <w:p>
@@ -1198,8 +1384,7 @@
         <w:tabs>
           <w:tab w:val="num" w:pos="720"/>
         </w:tabs>
-        <w:spacing w:before="0" w:after="80" w:line="240" w:lineRule="auto"/>
-        <w:ind w:left="360"/>
+        <w:spacing w:before="0" w:after="80"/>
         <w:mirrorIndents/>
         <w:jc w:val="both"/>
         <w:rPr>
@@ -1263,14 +1448,18 @@
           <w:bCs/>
           <w:lang w:val="en-SE"/>
         </w:rPr>
-        <w:t xml:space="preserve"> | </w:t>
+        <w:t xml:space="preserve"> |</w:t>
       </w:r>
       <w:r>
         <w:rPr>
           <w:rFonts w:ascii="Calibri" w:hAnsi="Calibri" w:cs="Calibri"/>
-          <w:b/>
-          <w:bCs/>
           <w:lang w:val="en-SE"/>
+        </w:rPr>
+        <w:t xml:space="preserve"> </w:t>
+      </w:r>
+      <w:r>
+        <w:rPr>
+          <w:rFonts w:ascii="Calibri" w:hAnsi="Calibri" w:cs="Calibri"/>
         </w:rPr>
         <w:t>OpenAI Build Week 2026</w:t>
       </w:r>
@@ -1282,7 +1471,7 @@
           <w:ilvl w:val="0"/>
           <w:numId w:val="93"/>
         </w:numPr>
-        <w:spacing w:before="0" w:after="80" w:line="240" w:lineRule="auto"/>
+        <w:spacing w:before="0" w:after="80"/>
         <w:mirrorIndents/>
         <w:jc w:val="both"/>
         <w:rPr>
@@ -1295,23 +1484,28 @@
           <w:rFonts w:ascii="Calibri" w:hAnsi="Calibri" w:cs="Calibri"/>
           <w:lang w:val="en-SE"/>
         </w:rPr>
-        <w:t>Built a six-stage FastAPI and Next.js/TypeScript pipeline turning noisy release feeds into cited briefings; pinned every claim to a verbatim source excerpt with character offsets and a SHA-256 hash, retrieving over OpenAI embeddings and PostgreSQL/pgvector with a human gate before publication. 189 tests at 100% backend coverage.</w:t>
+        <w:t>Six-stage FastAPI and Next.js pipeline turning noisy release feeds into cited briefings, pinning every claim to a verbatim excerpt with character offsets and a SHA-256 hash, with a human gate before publication. 189 tests at 100% backend coverage.</w:t>
       </w:r>
     </w:p>
     <w:p>
       <w:pPr>
         <w:pStyle w:val="Heading1"/>
+        <w:spacing w:before="0"/>
         <w:contextualSpacing/>
         <w:mirrorIndents/>
         <w:jc w:val="both"/>
         <w:rPr>
           <w:rFonts w:ascii="Calibri" w:hAnsi="Calibri" w:cs="Calibri"/>
+          <w:sz w:val="20"/>
+          <w:szCs w:val="20"/>
           <w:lang w:val="en-SE"/>
         </w:rPr>
       </w:pPr>
       <w:r>
         <w:rPr>
           <w:rFonts w:ascii="Calibri" w:hAnsi="Calibri" w:cs="Calibri"/>
+          <w:sz w:val="20"/>
+          <w:szCs w:val="20"/>
           <w:lang w:val="en-SE"/>
         </w:rPr>
         <w:t>PUBLICATION</w:t>
@@ -1319,6 +1513,8 @@
       <w:r>
         <w:rPr>
           <w:rFonts w:ascii="Calibri" w:hAnsi="Calibri" w:cs="Calibri"/>
+          <w:sz w:val="20"/>
+          <w:szCs w:val="20"/>
           <w:lang w:val="en-SE"/>
         </w:rPr>
         <w:t>S</w:t>
@@ -1326,7 +1522,7 @@
     </w:p>
     <w:p>
       <w:pPr>
-        <w:spacing w:before="0" w:after="80" w:line="240" w:lineRule="auto"/>
+        <w:spacing w:before="0" w:after="80"/>
         <w:mirrorIndents/>
         <w:jc w:val="both"/>
         <w:rPr>
@@ -1360,7 +1556,7 @@
           <w:ilvl w:val="0"/>
           <w:numId w:val="148"/>
         </w:numPr>
-        <w:spacing w:before="0" w:after="80" w:line="240" w:lineRule="auto"/>
+        <w:spacing w:before="0" w:after="80"/>
         <w:mirrorIndents/>
         <w:jc w:val="both"/>
         <w:rPr>
@@ -1378,8 +1574,8 @@
     </w:p>
     <w:p>
       <w:pPr>
-        <w:pStyle w:val="Heading1"/>
-        <w:contextualSpacing/>
+        <w:spacing w:before="0" w:after="80"/>
+        <w:ind w:left="360"/>
         <w:mirrorIndents/>
         <w:jc w:val="both"/>
         <w:rPr>
@@ -1387,9 +1583,67 @@
           <w:lang w:val="en-SE"/>
         </w:rPr>
       </w:pPr>
+      <w:hyperlink r:id="rId20" w:history="1">
+        <w:r>
+          <w:rPr>
+            <w:rStyle w:val="Hyperlink"/>
+            <w:rFonts w:ascii="Calibri" w:hAnsi="Calibri" w:cs="Calibri"/>
+            <w:b/>
+            <w:bCs/>
+            <w:lang w:val="en-SE"/>
+          </w:rPr>
+          <w:t>What 100% Test Coverage Missed: State Across Google ADK A2A Boundaries</w:t>
+        </w:r>
+      </w:hyperlink>
       <w:r>
         <w:rPr>
           <w:rFonts w:ascii="Calibri" w:hAnsi="Calibri" w:cs="Calibri"/>
+          <w:lang w:val="en-SE"/>
+        </w:rPr>
+        <w:t> | dev.to, August 2026</w:t>
+      </w:r>
+    </w:p>
+    <w:p>
+      <w:pPr>
+        <w:numPr>
+          <w:ilvl w:val="0"/>
+          <w:numId w:val="166"/>
+        </w:numPr>
+        <w:spacing w:before="0" w:after="80"/>
+        <w:mirrorIndents/>
+        <w:jc w:val="both"/>
+        <w:rPr>
+          <w:rFonts w:ascii="Calibri" w:hAnsi="Calibri" w:cs="Calibri"/>
+          <w:lang w:val="en-SE"/>
+        </w:rPr>
+      </w:pPr>
+      <w:r>
+        <w:rPr>
+          <w:rFonts w:ascii="Calibri" w:hAnsi="Calibri" w:cs="Calibri"/>
+          <w:lang w:val="en-SE"/>
+        </w:rPr>
+        <w:t>Analysed why 100% local test coverage still missed session state crossing distributed A2A service boundaries in production.</w:t>
+      </w:r>
+    </w:p>
+    <w:p>
+      <w:pPr>
+        <w:pStyle w:val="Heading1"/>
+        <w:spacing w:before="0"/>
+        <w:contextualSpacing/>
+        <w:mirrorIndents/>
+        <w:jc w:val="both"/>
+        <w:rPr>
+          <w:rFonts w:ascii="Calibri" w:hAnsi="Calibri" w:cs="Calibri"/>
+          <w:sz w:val="20"/>
+          <w:szCs w:val="20"/>
+          <w:lang w:val="en-SE"/>
+        </w:rPr>
+      </w:pPr>
+      <w:r>
+        <w:rPr>
+          <w:rFonts w:ascii="Calibri" w:hAnsi="Calibri" w:cs="Calibri"/>
+          <w:sz w:val="20"/>
+          <w:szCs w:val="20"/>
           <w:lang w:val="en-SE"/>
         </w:rPr>
         <w:t>CERTIFICATIONS &amp; TRAINING</w:t>
@@ -1402,7 +1656,7 @@
           <w:ilvl w:val="0"/>
           <w:numId w:val="58"/>
         </w:numPr>
-        <w:spacing w:before="0" w:after="20" w:line="240" w:lineRule="auto"/>
+        <w:spacing w:before="0" w:after="20"/>
         <w:mirrorIndents/>
         <w:jc w:val="both"/>
         <w:rPr>
@@ -1429,7 +1683,7 @@
           <w:ilvl w:val="0"/>
           <w:numId w:val="58"/>
         </w:numPr>
-        <w:spacing w:before="0" w:after="20" w:line="240" w:lineRule="auto"/>
+        <w:spacing w:before="0" w:after="20"/>
         <w:mirrorIndents/>
         <w:jc w:val="both"/>
         <w:rPr>
@@ -1442,7 +1696,23 @@
           <w:rFonts w:ascii="Calibri" w:hAnsi="Calibri" w:cs="Calibri"/>
           <w:lang w:val="en-SE"/>
         </w:rPr>
-        <w:t>Microsoft AI-102: Designing and Implementing a Microsoft Azure AI Solution - instructor-led training completed, March 2026</w:t>
+        <w:t xml:space="preserve">Microsoft AI-102: Designing and </w:t>
+      </w:r>
+      <w:proofErr w:type="gramStart"/>
+      <w:r>
+        <w:rPr>
+          <w:rFonts w:ascii="Calibri" w:hAnsi="Calibri" w:cs="Calibri"/>
+          <w:lang w:val="en-SE"/>
+        </w:rPr>
+        <w:t>Implementing</w:t>
+      </w:r>
+      <w:proofErr w:type="gramEnd"/>
+      <w:r>
+        <w:rPr>
+          <w:rFonts w:ascii="Calibri" w:hAnsi="Calibri" w:cs="Calibri"/>
+          <w:lang w:val="en-SE"/>
+        </w:rPr>
+        <w:t xml:space="preserve"> a Microsoft Azure AI Solution - instructor-led training completed, March 2026</w:t>
       </w:r>
     </w:p>
     <w:p>
@@ -1452,7 +1722,7 @@
           <w:ilvl w:val="0"/>
           <w:numId w:val="58"/>
         </w:numPr>
-        <w:spacing w:before="0" w:after="20" w:line="240" w:lineRule="auto"/>
+        <w:spacing w:before="0" w:after="20"/>
         <w:mirrorIndents/>
         <w:jc w:val="both"/>
         <w:rPr>
@@ -1475,7 +1745,7 @@
           <w:ilvl w:val="0"/>
           <w:numId w:val="58"/>
         </w:numPr>
-        <w:spacing w:before="0" w:after="20" w:line="240" w:lineRule="auto"/>
+        <w:spacing w:before="0" w:after="20"/>
         <w:mirrorIndents/>
         <w:jc w:val="both"/>
         <w:rPr>
@@ -1494,16 +1764,21 @@
     <w:p>
       <w:pPr>
         <w:pStyle w:val="Heading1"/>
+        <w:spacing w:before="0"/>
         <w:contextualSpacing/>
         <w:mirrorIndents/>
         <w:jc w:val="both"/>
         <w:rPr>
           <w:rFonts w:ascii="Calibri" w:hAnsi="Calibri" w:cs="Calibri"/>
+          <w:sz w:val="20"/>
+          <w:szCs w:val="20"/>
         </w:rPr>
       </w:pPr>
       <w:r>
         <w:rPr>
           <w:rFonts w:ascii="Calibri" w:hAnsi="Calibri" w:cs="Calibri"/>
+          <w:sz w:val="20"/>
+          <w:szCs w:val="20"/>
           <w:lang w:val="en-SE"/>
         </w:rPr>
         <w:t>EDUCATION</w:t>
@@ -1516,7 +1791,7 @@
           <w:ilvl w:val="0"/>
           <w:numId w:val="80"/>
         </w:numPr>
-        <w:spacing w:before="0" w:after="80" w:line="240" w:lineRule="auto"/>
+        <w:spacing w:before="0" w:after="80"/>
         <w:mirrorIndents/>
         <w:jc w:val="both"/>
         <w:rPr>
@@ -1543,7 +1818,7 @@
           <w:ilvl w:val="0"/>
           <w:numId w:val="80"/>
         </w:numPr>
-        <w:spacing w:before="0" w:after="80" w:line="240" w:lineRule="auto"/>
+        <w:spacing w:before="0" w:after="80"/>
         <w:mirrorIndents/>
         <w:jc w:val="both"/>
         <w:rPr>
@@ -1574,10 +1849,8 @@
       </w:r>
     </w:p>
     <w:sectPr>
-      <w:footerReference w:type="default" r:id="rId20"/>
-      <w:footerReference w:type="first" r:id="rId21"/>
       <w:type w:val="continuous"/>
-      <w:pgSz w:w="12240" w:h="15840"/>
+      <w:pgSz w:w="12240" w:h="15840" w:code="1"/>
       <w:pgMar w:top="720" w:right="720" w:bottom="720" w:left="720" w:header="720" w:footer="720" w:gutter="0"/>
       <w:pgNumType w:start="1"/>
       <w:cols w:space="720"/>
@@ -1611,250 +1884,6 @@
     </w:p>
   </w:endnote>
 </w:endnotes>
-</file>
-
-<file path=word/footer1.xml><?xml version="1.0" encoding="utf-8"?>
-<w:ftr xmlns:wpc="http://schemas.microsoft.com/office/word/2010/wordprocessingCanvas" xmlns:cx="http://schemas.microsoft.com/office/drawing/2014/chartex" xmlns:cx1="http://schemas.microsoft.com/office/drawing/2015/9/8/chartex" xmlns:cx2="http://schemas.microsoft.com/office/drawing/2015/10/21/chartex" xmlns:cx3="http://schemas.microsoft.com/office/drawing/2016/5/9/chartex" xmlns:cx4="http://schemas.microsoft.com/office/drawing/2016/5/10/chartex" xmlns:cx5="http://schemas.microsoft.com/office/drawing/2016/5/11/chartex" xmlns:cx6="http://schemas.microsoft.com/office/drawing/2016/5/12/chartex" xmlns:cx7="http://schemas.microsoft.com/office/drawing/2016/5/13/chartex" xmlns:cx8="http://schemas.microsoft.com/office/drawing/2016/5/14/chartex" xmlns:mc="http://schemas.openxmlformats.org/markup-compatibility/2006" xmlns:aink="http://schemas.microsoft.com/office/drawing/2016/ink" xmlns:am3d="http://schemas.microsoft.com/office/drawing/2017/model3d" xmlns:o="urn:schemas-microsoft-com:office:office" xmlns:oel="http://schemas.microsoft.com/office/2019/extlst" xmlns:r="http://schemas.openxmlformats.org/officeDocument/2006/relationships" xmlns:m="http://schemas.openxmlformats.org/officeDocument/2006/math" xmlns:v="urn:schemas-microsoft-com:vml" xmlns:wp14="http://schemas.microsoft.com/office/word/2010/wordprocessingDrawing" xmlns:wp="http://schemas.openxmlformats.org/drawingml/2006/wordprocessingDrawing" xmlns:w10="urn:schemas-microsoft-com:office:word" xmlns:w="http://schemas.openxmlformats.org/wordprocessingml/2006/main" xmlns:w14="http://schemas.microsoft.com/office/word/2010/wordml" xmlns:w15="http://schemas.microsoft.com/office/word/2012/wordml" xmlns:w16cex="http://schemas.microsoft.com/office/word/2018/wordml/cex" xmlns:w16cid="http://schemas.microsoft.com/office/word/2016/wordml/cid" xmlns:w16="http://schemas.microsoft.com/office/word/2018/wordml" xmlns:w16sdtdh="http://schemas.microsoft.com/office/word/2020/wordml/sdtdatahash" xmlns:w16se="http://schemas.microsoft.com/office/word/2015/wordml/symex" xmlns:wpg="http://schemas.microsoft.com/office/word/2010/wordprocessingGroup" xmlns:wpi="http://schemas.microsoft.com/office/word/2010/wordprocessingInk" xmlns:wne="http://schemas.microsoft.com/office/word/2006/wordml" xmlns:wps="http://schemas.microsoft.com/office/word/2010/wordprocessingShape" mc:Ignorable="w14 w15 w16se w16cid w16 w16cex w16sdtdh wp14">
-  <w:sdt>
-    <w:sdtPr>
-      <w:id w:val="1468852622"/>
-      <w:docPartObj>
-        <w:docPartGallery w:val="Page Numbers (Bottom of Page)"/>
-        <w:docPartUnique/>
-      </w:docPartObj>
-    </w:sdtPr>
-    <w:sdtContent>
-      <w:sdt>
-        <w:sdtPr>
-          <w:id w:val="-1627617130"/>
-          <w:docPartObj>
-            <w:docPartGallery w:val="Page Numbers (Top of Page)"/>
-            <w:docPartUnique/>
-          </w:docPartObj>
-        </w:sdtPr>
-        <w:sdtContent>
-          <w:p>
-            <w:pPr>
-              <w:pStyle w:val="Footer"/>
-            </w:pPr>
-            <w:r>
-              <w:t xml:space="preserve">Page </w:t>
-            </w:r>
-            <w:r>
-              <w:rPr>
-                <w:b/>
-                <w:bCs/>
-                <w:sz w:val="24"/>
-                <w:szCs w:val="24"/>
-              </w:rPr>
-              <w:fldChar w:fldCharType="begin"/>
-            </w:r>
-            <w:r>
-              <w:rPr>
-                <w:b/>
-                <w:bCs/>
-              </w:rPr>
-              <w:instrText xml:space="preserve"> PAGE </w:instrText>
-            </w:r>
-            <w:r>
-              <w:rPr>
-                <w:b/>
-                <w:bCs/>
-                <w:sz w:val="24"/>
-                <w:szCs w:val="24"/>
-              </w:rPr>
-              <w:fldChar w:fldCharType="separate"/>
-            </w:r>
-            <w:r>
-              <w:rPr>
-                <w:b/>
-                <w:bCs/>
-                <w:noProof/>
-              </w:rPr>
-              <w:t>2</w:t>
-            </w:r>
-            <w:r>
-              <w:rPr>
-                <w:b/>
-                <w:bCs/>
-                <w:sz w:val="24"/>
-                <w:szCs w:val="24"/>
-              </w:rPr>
-              <w:fldChar w:fldCharType="end"/>
-            </w:r>
-            <w:r>
-              <w:t xml:space="preserve"> of </w:t>
-            </w:r>
-            <w:r>
-              <w:rPr>
-                <w:b/>
-                <w:bCs/>
-                <w:sz w:val="24"/>
-                <w:szCs w:val="24"/>
-              </w:rPr>
-              <w:fldChar w:fldCharType="begin"/>
-            </w:r>
-            <w:r>
-              <w:rPr>
-                <w:b/>
-                <w:bCs/>
-              </w:rPr>
-              <w:instrText xml:space="preserve"> NUMPAGES  </w:instrText>
-            </w:r>
-            <w:r>
-              <w:rPr>
-                <w:b/>
-                <w:bCs/>
-                <w:sz w:val="24"/>
-                <w:szCs w:val="24"/>
-              </w:rPr>
-              <w:fldChar w:fldCharType="separate"/>
-            </w:r>
-            <w:r>
-              <w:rPr>
-                <w:b/>
-                <w:bCs/>
-                <w:noProof/>
-              </w:rPr>
-              <w:t>2</w:t>
-            </w:r>
-            <w:r>
-              <w:rPr>
-                <w:b/>
-                <w:bCs/>
-                <w:sz w:val="24"/>
-                <w:szCs w:val="24"/>
-              </w:rPr>
-              <w:fldChar w:fldCharType="end"/>
-            </w:r>
-          </w:p>
-        </w:sdtContent>
-      </w:sdt>
-    </w:sdtContent>
-  </w:sdt>
-</w:ftr>
-</file>
-
-<file path=word/footer2.xml><?xml version="1.0" encoding="utf-8"?>
-<w:ftr xmlns:wpc="http://schemas.microsoft.com/office/word/2010/wordprocessingCanvas" xmlns:cx="http://schemas.microsoft.com/office/drawing/2014/chartex" xmlns:cx1="http://schemas.microsoft.com/office/drawing/2015/9/8/chartex" xmlns:cx2="http://schemas.microsoft.com/office/drawing/2015/10/21/chartex" xmlns:cx3="http://schemas.microsoft.com/office/drawing/2016/5/9/chartex" xmlns:cx4="http://schemas.microsoft.com/office/drawing/2016/5/10/chartex" xmlns:cx5="http://schemas.microsoft.com/office/drawing/2016/5/11/chartex" xmlns:cx6="http://schemas.microsoft.com/office/drawing/2016/5/12/chartex" xmlns:cx7="http://schemas.microsoft.com/office/drawing/2016/5/13/chartex" xmlns:cx8="http://schemas.microsoft.com/office/drawing/2016/5/14/chartex" xmlns:mc="http://schemas.openxmlformats.org/markup-compatibility/2006" xmlns:aink="http://schemas.microsoft.com/office/drawing/2016/ink" xmlns:am3d="http://schemas.microsoft.com/office/drawing/2017/model3d" xmlns:o="urn:schemas-microsoft-com:office:office" xmlns:oel="http://schemas.microsoft.com/office/2019/extlst" xmlns:r="http://schemas.openxmlformats.org/officeDocument/2006/relationships" xmlns:m="http://schemas.openxmlformats.org/officeDocument/2006/math" xmlns:v="urn:schemas-microsoft-com:vml" xmlns:wp14="http://schemas.microsoft.com/office/word/2010/wordprocessingDrawing" xmlns:wp="http://schemas.openxmlformats.org/drawingml/2006/wordprocessingDrawing" xmlns:w10="urn:schemas-microsoft-com:office:word" xmlns:w="http://schemas.openxmlformats.org/wordprocessingml/2006/main" xmlns:w14="http://schemas.microsoft.com/office/word/2010/wordml" xmlns:w15="http://schemas.microsoft.com/office/word/2012/wordml" xmlns:w16cex="http://schemas.microsoft.com/office/word/2018/wordml/cex" xmlns:w16cid="http://schemas.microsoft.com/office/word/2016/wordml/cid" xmlns:w16="http://schemas.microsoft.com/office/word/2018/wordml" xmlns:w16sdtdh="http://schemas.microsoft.com/office/word/2020/wordml/sdtdatahash" xmlns:w16se="http://schemas.microsoft.com/office/word/2015/wordml/symex" xmlns:wpg="http://schemas.microsoft.com/office/word/2010/wordprocessingGroup" xmlns:wpi="http://schemas.microsoft.com/office/word/2010/wordprocessingInk" xmlns:wne="http://schemas.microsoft.com/office/word/2006/wordml" xmlns:wps="http://schemas.microsoft.com/office/word/2010/wordprocessingShape" mc:Ignorable="w14 w15 w16se w16cid w16 w16cex w16sdtdh wp14">
-  <w:sdt>
-    <w:sdtPr>
-      <w:id w:val="186653796"/>
-      <w:docPartObj>
-        <w:docPartGallery w:val="Page Numbers (Bottom of Page)"/>
-        <w:docPartUnique/>
-      </w:docPartObj>
-    </w:sdtPr>
-    <w:sdtContent>
-      <w:sdt>
-        <w:sdtPr>
-          <w:id w:val="-1769616900"/>
-          <w:docPartObj>
-            <w:docPartGallery w:val="Page Numbers (Top of Page)"/>
-            <w:docPartUnique/>
-          </w:docPartObj>
-        </w:sdtPr>
-        <w:sdtContent>
-          <w:p>
-            <w:pPr>
-              <w:pStyle w:val="Footer"/>
-            </w:pPr>
-            <w:r>
-              <w:t xml:space="preserve">Page </w:t>
-            </w:r>
-            <w:r>
-              <w:rPr>
-                <w:b/>
-                <w:bCs/>
-                <w:sz w:val="24"/>
-                <w:szCs w:val="24"/>
-              </w:rPr>
-              <w:fldChar w:fldCharType="begin"/>
-            </w:r>
-            <w:r>
-              <w:rPr>
-                <w:b/>
-                <w:bCs/>
-              </w:rPr>
-              <w:instrText xml:space="preserve"> PAGE </w:instrText>
-            </w:r>
-            <w:r>
-              <w:rPr>
-                <w:b/>
-                <w:bCs/>
-                <w:sz w:val="24"/>
-                <w:szCs w:val="24"/>
-              </w:rPr>
-              <w:fldChar w:fldCharType="separate"/>
-            </w:r>
-            <w:r>
-              <w:rPr>
-                <w:b/>
-                <w:bCs/>
-                <w:noProof/>
-              </w:rPr>
-              <w:t>2</w:t>
-            </w:r>
-            <w:r>
-              <w:rPr>
-                <w:b/>
-                <w:bCs/>
-                <w:sz w:val="24"/>
-                <w:szCs w:val="24"/>
-              </w:rPr>
-              <w:fldChar w:fldCharType="end"/>
-            </w:r>
-            <w:r>
-              <w:t xml:space="preserve"> of </w:t>
-            </w:r>
-            <w:r>
-              <w:rPr>
-                <w:b/>
-                <w:bCs/>
-                <w:sz w:val="24"/>
-                <w:szCs w:val="24"/>
-              </w:rPr>
-              <w:fldChar w:fldCharType="begin"/>
-            </w:r>
-            <w:r>
-              <w:rPr>
-                <w:b/>
-                <w:bCs/>
-              </w:rPr>
-              <w:instrText xml:space="preserve"> NUMPAGES  </w:instrText>
-            </w:r>
-            <w:r>
-              <w:rPr>
-                <w:b/>
-                <w:bCs/>
-                <w:sz w:val="24"/>
-                <w:szCs w:val="24"/>
-              </w:rPr>
-              <w:fldChar w:fldCharType="separate"/>
-            </w:r>
-            <w:r>
-              <w:rPr>
-                <w:b/>
-                <w:bCs/>
-                <w:noProof/>
-              </w:rPr>
-              <w:t>2</w:t>
-            </w:r>
-            <w:r>
-              <w:rPr>
-                <w:b/>
-                <w:bCs/>
-                <w:sz w:val="24"/>
-                <w:szCs w:val="24"/>
-              </w:rPr>
-              <w:fldChar w:fldCharType="end"/>
-            </w:r>
-          </w:p>
-        </w:sdtContent>
-      </w:sdt>
-    </w:sdtContent>
-  </w:sdt>
-</w:ftr>
 </file>
 
 <file path=word/footnotes.xml><?xml version="1.0" encoding="utf-8"?>
@@ -3272,6 +3301,155 @@
     </w:lvl>
   </w:abstractNum>
   <w:abstractNum w:abstractNumId="11" w15:restartNumberingAfterBreak="0">
+    <w:nsid w:val="0844516B"/>
+    <w:multiLevelType w:val="multilevel"/>
+    <w:tmpl w:val="5EF0725C"/>
+    <w:lvl w:ilvl="0">
+      <w:start w:val="1"/>
+      <w:numFmt w:val="bullet"/>
+      <w:lvlText w:val=""/>
+      <w:lvlJc w:val="left"/>
+      <w:pPr>
+        <w:tabs>
+          <w:tab w:val="num" w:pos="720"/>
+        </w:tabs>
+        <w:ind w:left="720" w:hanging="360"/>
+      </w:pPr>
+      <w:rPr>
+        <w:rFonts w:ascii="Symbol" w:hAnsi="Symbol" w:hint="default"/>
+        <w:sz w:val="20"/>
+      </w:rPr>
+    </w:lvl>
+    <w:lvl w:ilvl="1" w:tentative="1">
+      <w:start w:val="1"/>
+      <w:numFmt w:val="bullet"/>
+      <w:lvlText w:val="o"/>
+      <w:lvlJc w:val="left"/>
+      <w:pPr>
+        <w:tabs>
+          <w:tab w:val="num" w:pos="1440"/>
+        </w:tabs>
+        <w:ind w:left="1440" w:hanging="360"/>
+      </w:pPr>
+      <w:rPr>
+        <w:rFonts w:ascii="Courier New" w:hAnsi="Courier New" w:hint="default"/>
+        <w:sz w:val="20"/>
+      </w:rPr>
+    </w:lvl>
+    <w:lvl w:ilvl="2" w:tentative="1">
+      <w:start w:val="1"/>
+      <w:numFmt w:val="bullet"/>
+      <w:lvlText w:val=""/>
+      <w:lvlJc w:val="left"/>
+      <w:pPr>
+        <w:tabs>
+          <w:tab w:val="num" w:pos="2160"/>
+        </w:tabs>
+        <w:ind w:left="2160" w:hanging="360"/>
+      </w:pPr>
+      <w:rPr>
+        <w:rFonts w:ascii="Wingdings" w:hAnsi="Wingdings" w:hint="default"/>
+        <w:sz w:val="20"/>
+      </w:rPr>
+    </w:lvl>
+    <w:lvl w:ilvl="3" w:tentative="1">
+      <w:start w:val="1"/>
+      <w:numFmt w:val="bullet"/>
+      <w:lvlText w:val=""/>
+      <w:lvlJc w:val="left"/>
+      <w:pPr>
+        <w:tabs>
+          <w:tab w:val="num" w:pos="2880"/>
+        </w:tabs>
+        <w:ind w:left="2880" w:hanging="360"/>
+      </w:pPr>
+      <w:rPr>
+        <w:rFonts w:ascii="Wingdings" w:hAnsi="Wingdings" w:hint="default"/>
+        <w:sz w:val="20"/>
+      </w:rPr>
+    </w:lvl>
+    <w:lvl w:ilvl="4" w:tentative="1">
+      <w:start w:val="1"/>
+      <w:numFmt w:val="bullet"/>
+      <w:lvlText w:val=""/>
+      <w:lvlJc w:val="left"/>
+      <w:pPr>
+        <w:tabs>
+          <w:tab w:val="num" w:pos="3600"/>
+        </w:tabs>
+        <w:ind w:left="3600" w:hanging="360"/>
+      </w:pPr>
+      <w:rPr>
+        <w:rFonts w:ascii="Wingdings" w:hAnsi="Wingdings" w:hint="default"/>
+        <w:sz w:val="20"/>
+      </w:rPr>
+    </w:lvl>
+    <w:lvl w:ilvl="5" w:tentative="1">
+      <w:start w:val="1"/>
+      <w:numFmt w:val="bullet"/>
+      <w:lvlText w:val=""/>
+      <w:lvlJc w:val="left"/>
+      <w:pPr>
+        <w:tabs>
+          <w:tab w:val="num" w:pos="4320"/>
+        </w:tabs>
+        <w:ind w:left="4320" w:hanging="360"/>
+      </w:pPr>
+      <w:rPr>
+        <w:rFonts w:ascii="Wingdings" w:hAnsi="Wingdings" w:hint="default"/>
+        <w:sz w:val="20"/>
+      </w:rPr>
+    </w:lvl>
+    <w:lvl w:ilvl="6" w:tentative="1">
+      <w:start w:val="1"/>
+      <w:numFmt w:val="bullet"/>
+      <w:lvlText w:val=""/>
+      <w:lvlJc w:val="left"/>
+      <w:pPr>
+        <w:tabs>
+          <w:tab w:val="num" w:pos="5040"/>
+        </w:tabs>
+        <w:ind w:left="5040" w:hanging="360"/>
+      </w:pPr>
+      <w:rPr>
+        <w:rFonts w:ascii="Wingdings" w:hAnsi="Wingdings" w:hint="default"/>
+        <w:sz w:val="20"/>
+      </w:rPr>
+    </w:lvl>
+    <w:lvl w:ilvl="7" w:tentative="1">
+      <w:start w:val="1"/>
+      <w:numFmt w:val="bullet"/>
+      <w:lvlText w:val=""/>
+      <w:lvlJc w:val="left"/>
+      <w:pPr>
+        <w:tabs>
+          <w:tab w:val="num" w:pos="5760"/>
+        </w:tabs>
+        <w:ind w:left="5760" w:hanging="360"/>
+      </w:pPr>
+      <w:rPr>
+        <w:rFonts w:ascii="Wingdings" w:hAnsi="Wingdings" w:hint="default"/>
+        <w:sz w:val="20"/>
+      </w:rPr>
+    </w:lvl>
+    <w:lvl w:ilvl="8" w:tentative="1">
+      <w:start w:val="1"/>
+      <w:numFmt w:val="bullet"/>
+      <w:lvlText w:val=""/>
+      <w:lvlJc w:val="left"/>
+      <w:pPr>
+        <w:tabs>
+          <w:tab w:val="num" w:pos="6480"/>
+        </w:tabs>
+        <w:ind w:left="6480" w:hanging="360"/>
+      </w:pPr>
+      <w:rPr>
+        <w:rFonts w:ascii="Wingdings" w:hAnsi="Wingdings" w:hint="default"/>
+        <w:sz w:val="20"/>
+      </w:rPr>
+    </w:lvl>
+  </w:abstractNum>
+  <w:abstractNum w:abstractNumId="12" w15:restartNumberingAfterBreak="0">
     <w:nsid w:val="090250EC"/>
     <w:multiLevelType w:val="multilevel"/>
     <w:tmpl w:val="6BD06CA0"/>
@@ -3420,7 +3598,7 @@
       </w:rPr>
     </w:lvl>
   </w:abstractNum>
-  <w:abstractNum w:abstractNumId="12" w15:restartNumberingAfterBreak="0">
+  <w:abstractNum w:abstractNumId="13" w15:restartNumberingAfterBreak="0">
     <w:nsid w:val="0A034AD0"/>
     <w:multiLevelType w:val="multilevel"/>
     <w:tmpl w:val="67B638B6"/>
@@ -3561,7 +3739,7 @@
       </w:rPr>
     </w:lvl>
   </w:abstractNum>
-  <w:abstractNum w:abstractNumId="13" w15:restartNumberingAfterBreak="0">
+  <w:abstractNum w:abstractNumId="14" w15:restartNumberingAfterBreak="0">
     <w:nsid w:val="0A854C1A"/>
     <w:multiLevelType w:val="multilevel"/>
     <w:tmpl w:val="9C3C5600"/>
@@ -3710,7 +3888,7 @@
       </w:rPr>
     </w:lvl>
   </w:abstractNum>
-  <w:abstractNum w:abstractNumId="14" w15:restartNumberingAfterBreak="0">
+  <w:abstractNum w:abstractNumId="15" w15:restartNumberingAfterBreak="0">
     <w:nsid w:val="0AC31572"/>
     <w:multiLevelType w:val="multilevel"/>
     <w:tmpl w:val="ECAC0470"/>
@@ -3859,7 +4037,7 @@
       </w:rPr>
     </w:lvl>
   </w:abstractNum>
-  <w:abstractNum w:abstractNumId="15" w15:restartNumberingAfterBreak="0">
+  <w:abstractNum w:abstractNumId="16" w15:restartNumberingAfterBreak="0">
     <w:nsid w:val="0BF319BE"/>
     <w:multiLevelType w:val="multilevel"/>
     <w:tmpl w:val="9BEC4654"/>
@@ -4008,7 +4186,7 @@
       </w:rPr>
     </w:lvl>
   </w:abstractNum>
-  <w:abstractNum w:abstractNumId="16" w15:restartNumberingAfterBreak="0">
+  <w:abstractNum w:abstractNumId="17" w15:restartNumberingAfterBreak="0">
     <w:nsid w:val="0C000437"/>
     <w:multiLevelType w:val="multilevel"/>
     <w:tmpl w:val="D702250C"/>
@@ -4157,7 +4335,7 @@
       </w:rPr>
     </w:lvl>
   </w:abstractNum>
-  <w:abstractNum w:abstractNumId="17" w15:restartNumberingAfterBreak="0">
+  <w:abstractNum w:abstractNumId="18" w15:restartNumberingAfterBreak="0">
     <w:nsid w:val="0D4F3C15"/>
     <w:multiLevelType w:val="hybridMultilevel"/>
     <w:tmpl w:val="4F283724"/>
@@ -4270,7 +4448,7 @@
       </w:rPr>
     </w:lvl>
   </w:abstractNum>
-  <w:abstractNum w:abstractNumId="18" w15:restartNumberingAfterBreak="0">
+  <w:abstractNum w:abstractNumId="19" w15:restartNumberingAfterBreak="0">
     <w:nsid w:val="10CB74CF"/>
     <w:multiLevelType w:val="hybridMultilevel"/>
     <w:tmpl w:val="08D2B564"/>
@@ -4383,7 +4561,7 @@
       </w:rPr>
     </w:lvl>
   </w:abstractNum>
-  <w:abstractNum w:abstractNumId="19" w15:restartNumberingAfterBreak="0">
+  <w:abstractNum w:abstractNumId="20" w15:restartNumberingAfterBreak="0">
     <w:nsid w:val="117D218B"/>
     <w:multiLevelType w:val="multilevel"/>
     <w:tmpl w:val="392A9166"/>
@@ -4532,7 +4710,7 @@
       </w:rPr>
     </w:lvl>
   </w:abstractNum>
-  <w:abstractNum w:abstractNumId="20" w15:restartNumberingAfterBreak="0">
+  <w:abstractNum w:abstractNumId="21" w15:restartNumberingAfterBreak="0">
     <w:nsid w:val="118C4F2B"/>
     <w:multiLevelType w:val="hybridMultilevel"/>
     <w:tmpl w:val="C0A2A432"/>
@@ -4645,7 +4823,7 @@
       </w:rPr>
     </w:lvl>
   </w:abstractNum>
-  <w:abstractNum w:abstractNumId="21" w15:restartNumberingAfterBreak="0">
+  <w:abstractNum w:abstractNumId="22" w15:restartNumberingAfterBreak="0">
     <w:nsid w:val="12811040"/>
     <w:multiLevelType w:val="multilevel"/>
     <w:tmpl w:val="2254495C"/>
@@ -4794,7 +4972,156 @@
       </w:rPr>
     </w:lvl>
   </w:abstractNum>
-  <w:abstractNum w:abstractNumId="22" w15:restartNumberingAfterBreak="0">
+  <w:abstractNum w:abstractNumId="23" w15:restartNumberingAfterBreak="0">
+    <w:nsid w:val="12D70804"/>
+    <w:multiLevelType w:val="multilevel"/>
+    <w:tmpl w:val="6C100576"/>
+    <w:lvl w:ilvl="0">
+      <w:start w:val="1"/>
+      <w:numFmt w:val="bullet"/>
+      <w:lvlText w:val=""/>
+      <w:lvlJc w:val="left"/>
+      <w:pPr>
+        <w:tabs>
+          <w:tab w:val="num" w:pos="720"/>
+        </w:tabs>
+        <w:ind w:left="720" w:hanging="360"/>
+      </w:pPr>
+      <w:rPr>
+        <w:rFonts w:ascii="Symbol" w:hAnsi="Symbol" w:hint="default"/>
+        <w:sz w:val="20"/>
+      </w:rPr>
+    </w:lvl>
+    <w:lvl w:ilvl="1" w:tentative="1">
+      <w:start w:val="1"/>
+      <w:numFmt w:val="bullet"/>
+      <w:lvlText w:val="o"/>
+      <w:lvlJc w:val="left"/>
+      <w:pPr>
+        <w:tabs>
+          <w:tab w:val="num" w:pos="1440"/>
+        </w:tabs>
+        <w:ind w:left="1440" w:hanging="360"/>
+      </w:pPr>
+      <w:rPr>
+        <w:rFonts w:ascii="Courier New" w:hAnsi="Courier New" w:hint="default"/>
+        <w:sz w:val="20"/>
+      </w:rPr>
+    </w:lvl>
+    <w:lvl w:ilvl="2" w:tentative="1">
+      <w:start w:val="1"/>
+      <w:numFmt w:val="bullet"/>
+      <w:lvlText w:val=""/>
+      <w:lvlJc w:val="left"/>
+      <w:pPr>
+        <w:tabs>
+          <w:tab w:val="num" w:pos="2160"/>
+        </w:tabs>
+        <w:ind w:left="2160" w:hanging="360"/>
+      </w:pPr>
+      <w:rPr>
+        <w:rFonts w:ascii="Wingdings" w:hAnsi="Wingdings" w:hint="default"/>
+        <w:sz w:val="20"/>
+      </w:rPr>
+    </w:lvl>
+    <w:lvl w:ilvl="3" w:tentative="1">
+      <w:start w:val="1"/>
+      <w:numFmt w:val="bullet"/>
+      <w:lvlText w:val=""/>
+      <w:lvlJc w:val="left"/>
+      <w:pPr>
+        <w:tabs>
+          <w:tab w:val="num" w:pos="2880"/>
+        </w:tabs>
+        <w:ind w:left="2880" w:hanging="360"/>
+      </w:pPr>
+      <w:rPr>
+        <w:rFonts w:ascii="Wingdings" w:hAnsi="Wingdings" w:hint="default"/>
+        <w:sz w:val="20"/>
+      </w:rPr>
+    </w:lvl>
+    <w:lvl w:ilvl="4" w:tentative="1">
+      <w:start w:val="1"/>
+      <w:numFmt w:val="bullet"/>
+      <w:lvlText w:val=""/>
+      <w:lvlJc w:val="left"/>
+      <w:pPr>
+        <w:tabs>
+          <w:tab w:val="num" w:pos="3600"/>
+        </w:tabs>
+        <w:ind w:left="3600" w:hanging="360"/>
+      </w:pPr>
+      <w:rPr>
+        <w:rFonts w:ascii="Wingdings" w:hAnsi="Wingdings" w:hint="default"/>
+        <w:sz w:val="20"/>
+      </w:rPr>
+    </w:lvl>
+    <w:lvl w:ilvl="5" w:tentative="1">
+      <w:start w:val="1"/>
+      <w:numFmt w:val="bullet"/>
+      <w:lvlText w:val=""/>
+      <w:lvlJc w:val="left"/>
+      <w:pPr>
+        <w:tabs>
+          <w:tab w:val="num" w:pos="4320"/>
+        </w:tabs>
+        <w:ind w:left="4320" w:hanging="360"/>
+      </w:pPr>
+      <w:rPr>
+        <w:rFonts w:ascii="Wingdings" w:hAnsi="Wingdings" w:hint="default"/>
+        <w:sz w:val="20"/>
+      </w:rPr>
+    </w:lvl>
+    <w:lvl w:ilvl="6" w:tentative="1">
+      <w:start w:val="1"/>
+      <w:numFmt w:val="bullet"/>
+      <w:lvlText w:val=""/>
+      <w:lvlJc w:val="left"/>
+      <w:pPr>
+        <w:tabs>
+          <w:tab w:val="num" w:pos="5040"/>
+        </w:tabs>
+        <w:ind w:left="5040" w:hanging="360"/>
+      </w:pPr>
+      <w:rPr>
+        <w:rFonts w:ascii="Wingdings" w:hAnsi="Wingdings" w:hint="default"/>
+        <w:sz w:val="20"/>
+      </w:rPr>
+    </w:lvl>
+    <w:lvl w:ilvl="7" w:tentative="1">
+      <w:start w:val="1"/>
+      <w:numFmt w:val="bullet"/>
+      <w:lvlText w:val=""/>
+      <w:lvlJc w:val="left"/>
+      <w:pPr>
+        <w:tabs>
+          <w:tab w:val="num" w:pos="5760"/>
+        </w:tabs>
+        <w:ind w:left="5760" w:hanging="360"/>
+      </w:pPr>
+      <w:rPr>
+        <w:rFonts w:ascii="Wingdings" w:hAnsi="Wingdings" w:hint="default"/>
+        <w:sz w:val="20"/>
+      </w:rPr>
+    </w:lvl>
+    <w:lvl w:ilvl="8" w:tentative="1">
+      <w:start w:val="1"/>
+      <w:numFmt w:val="bullet"/>
+      <w:lvlText w:val=""/>
+      <w:lvlJc w:val="left"/>
+      <w:pPr>
+        <w:tabs>
+          <w:tab w:val="num" w:pos="6480"/>
+        </w:tabs>
+        <w:ind w:left="6480" w:hanging="360"/>
+      </w:pPr>
+      <w:rPr>
+        <w:rFonts w:ascii="Wingdings" w:hAnsi="Wingdings" w:hint="default"/>
+        <w:sz w:val="20"/>
+      </w:rPr>
+    </w:lvl>
+  </w:abstractNum>
+  <w:abstractNum w:abstractNumId="24" w15:restartNumberingAfterBreak="0">
     <w:nsid w:val="13BE0C35"/>
     <w:multiLevelType w:val="hybridMultilevel"/>
     <w:tmpl w:val="DB80725C"/>
@@ -4907,7 +5234,7 @@
       </w:rPr>
     </w:lvl>
   </w:abstractNum>
-  <w:abstractNum w:abstractNumId="23" w15:restartNumberingAfterBreak="0">
+  <w:abstractNum w:abstractNumId="25" w15:restartNumberingAfterBreak="0">
     <w:nsid w:val="147A4BCB"/>
     <w:multiLevelType w:val="hybridMultilevel"/>
     <w:tmpl w:val="D3169844"/>
@@ -4993,7 +5320,7 @@
       </w:pPr>
     </w:lvl>
   </w:abstractNum>
-  <w:abstractNum w:abstractNumId="24" w15:restartNumberingAfterBreak="0">
+  <w:abstractNum w:abstractNumId="26" w15:restartNumberingAfterBreak="0">
     <w:nsid w:val="14D97345"/>
     <w:multiLevelType w:val="hybridMultilevel"/>
     <w:tmpl w:val="DFDC79FE"/>
@@ -5106,7 +5433,7 @@
       </w:rPr>
     </w:lvl>
   </w:abstractNum>
-  <w:abstractNum w:abstractNumId="25" w15:restartNumberingAfterBreak="0">
+  <w:abstractNum w:abstractNumId="27" w15:restartNumberingAfterBreak="0">
     <w:nsid w:val="1582605D"/>
     <w:multiLevelType w:val="hybridMultilevel"/>
     <w:tmpl w:val="29C016C2"/>
@@ -5219,7 +5546,7 @@
       </w:rPr>
     </w:lvl>
   </w:abstractNum>
-  <w:abstractNum w:abstractNumId="26" w15:restartNumberingAfterBreak="0">
+  <w:abstractNum w:abstractNumId="28" w15:restartNumberingAfterBreak="0">
     <w:nsid w:val="15CF47EF"/>
     <w:multiLevelType w:val="multilevel"/>
     <w:tmpl w:val="CBEA57EE"/>
@@ -5368,7 +5695,7 @@
       </w:rPr>
     </w:lvl>
   </w:abstractNum>
-  <w:abstractNum w:abstractNumId="27" w15:restartNumberingAfterBreak="0">
+  <w:abstractNum w:abstractNumId="29" w15:restartNumberingAfterBreak="0">
     <w:nsid w:val="1730366A"/>
     <w:multiLevelType w:val="multilevel"/>
     <w:tmpl w:val="A210E386"/>
@@ -5517,7 +5844,7 @@
       </w:rPr>
     </w:lvl>
   </w:abstractNum>
-  <w:abstractNum w:abstractNumId="28" w15:restartNumberingAfterBreak="0">
+  <w:abstractNum w:abstractNumId="30" w15:restartNumberingAfterBreak="0">
     <w:nsid w:val="17B53091"/>
     <w:multiLevelType w:val="hybridMultilevel"/>
     <w:tmpl w:val="D1CCF74C"/>
@@ -5630,7 +5957,7 @@
       </w:rPr>
     </w:lvl>
   </w:abstractNum>
-  <w:abstractNum w:abstractNumId="29" w15:restartNumberingAfterBreak="0">
+  <w:abstractNum w:abstractNumId="31" w15:restartNumberingAfterBreak="0">
     <w:nsid w:val="196904C3"/>
     <w:multiLevelType w:val="multilevel"/>
     <w:tmpl w:val="D3A4B7C6"/>
@@ -5779,7 +6106,7 @@
       </w:rPr>
     </w:lvl>
   </w:abstractNum>
-  <w:abstractNum w:abstractNumId="30" w15:restartNumberingAfterBreak="0">
+  <w:abstractNum w:abstractNumId="32" w15:restartNumberingAfterBreak="0">
     <w:nsid w:val="19737AD8"/>
     <w:multiLevelType w:val="hybridMultilevel"/>
     <w:tmpl w:val="23E2F8BA"/>
@@ -5892,7 +6219,7 @@
       </w:rPr>
     </w:lvl>
   </w:abstractNum>
-  <w:abstractNum w:abstractNumId="31" w15:restartNumberingAfterBreak="0">
+  <w:abstractNum w:abstractNumId="33" w15:restartNumberingAfterBreak="0">
     <w:nsid w:val="19EA4DAA"/>
     <w:multiLevelType w:val="multilevel"/>
     <w:tmpl w:val="7F08F2C4"/>
@@ -6041,7 +6368,7 @@
       </w:rPr>
     </w:lvl>
   </w:abstractNum>
-  <w:abstractNum w:abstractNumId="32" w15:restartNumberingAfterBreak="0">
+  <w:abstractNum w:abstractNumId="34" w15:restartNumberingAfterBreak="0">
     <w:nsid w:val="1B385DE6"/>
     <w:multiLevelType w:val="multilevel"/>
     <w:tmpl w:val="2BE42742"/>
@@ -6190,7 +6517,7 @@
       </w:rPr>
     </w:lvl>
   </w:abstractNum>
-  <w:abstractNum w:abstractNumId="33" w15:restartNumberingAfterBreak="0">
+  <w:abstractNum w:abstractNumId="35" w15:restartNumberingAfterBreak="0">
     <w:nsid w:val="1C4D69EE"/>
     <w:multiLevelType w:val="hybridMultilevel"/>
     <w:tmpl w:val="4114013C"/>
@@ -6303,7 +6630,156 @@
       </w:rPr>
     </w:lvl>
   </w:abstractNum>
-  <w:abstractNum w:abstractNumId="34" w15:restartNumberingAfterBreak="0">
+  <w:abstractNum w:abstractNumId="36" w15:restartNumberingAfterBreak="0">
+    <w:nsid w:val="1C7D296D"/>
+    <w:multiLevelType w:val="multilevel"/>
+    <w:tmpl w:val="F94ED2B4"/>
+    <w:lvl w:ilvl="0">
+      <w:start w:val="1"/>
+      <w:numFmt w:val="bullet"/>
+      <w:lvlText w:val=""/>
+      <w:lvlJc w:val="left"/>
+      <w:pPr>
+        <w:tabs>
+          <w:tab w:val="num" w:pos="360"/>
+        </w:tabs>
+        <w:ind w:left="360" w:hanging="360"/>
+      </w:pPr>
+      <w:rPr>
+        <w:rFonts w:ascii="Symbol" w:hAnsi="Symbol" w:hint="default"/>
+        <w:sz w:val="20"/>
+      </w:rPr>
+    </w:lvl>
+    <w:lvl w:ilvl="1" w:tentative="1">
+      <w:start w:val="1"/>
+      <w:numFmt w:val="bullet"/>
+      <w:lvlText w:val="o"/>
+      <w:lvlJc w:val="left"/>
+      <w:pPr>
+        <w:tabs>
+          <w:tab w:val="num" w:pos="1080"/>
+        </w:tabs>
+        <w:ind w:left="1080" w:hanging="360"/>
+      </w:pPr>
+      <w:rPr>
+        <w:rFonts w:ascii="Courier New" w:hAnsi="Courier New" w:hint="default"/>
+        <w:sz w:val="20"/>
+      </w:rPr>
+    </w:lvl>
+    <w:lvl w:ilvl="2" w:tentative="1">
+      <w:start w:val="1"/>
+      <w:numFmt w:val="bullet"/>
+      <w:lvlText w:val=""/>
+      <w:lvlJc w:val="left"/>
+      <w:pPr>
+        <w:tabs>
+          <w:tab w:val="num" w:pos="1800"/>
+        </w:tabs>
+        <w:ind w:left="1800" w:hanging="360"/>
+      </w:pPr>
+      <w:rPr>
+        <w:rFonts w:ascii="Wingdings" w:hAnsi="Wingdings" w:hint="default"/>
+        <w:sz w:val="20"/>
+      </w:rPr>
+    </w:lvl>
+    <w:lvl w:ilvl="3" w:tentative="1">
+      <w:start w:val="1"/>
+      <w:numFmt w:val="bullet"/>
+      <w:lvlText w:val=""/>
+      <w:lvlJc w:val="left"/>
+      <w:pPr>
+        <w:tabs>
+          <w:tab w:val="num" w:pos="2520"/>
+        </w:tabs>
+        <w:ind w:left="2520" w:hanging="360"/>
+      </w:pPr>
+      <w:rPr>
+        <w:rFonts w:ascii="Wingdings" w:hAnsi="Wingdings" w:hint="default"/>
+        <w:sz w:val="20"/>
+      </w:rPr>
+    </w:lvl>
+    <w:lvl w:ilvl="4" w:tentative="1">
+      <w:start w:val="1"/>
+      <w:numFmt w:val="bullet"/>
+      <w:lvlText w:val=""/>
+      <w:lvlJc w:val="left"/>
+      <w:pPr>
+        <w:tabs>
+          <w:tab w:val="num" w:pos="3240"/>
+        </w:tabs>
+        <w:ind w:left="3240" w:hanging="360"/>
+      </w:pPr>
+      <w:rPr>
+        <w:rFonts w:ascii="Wingdings" w:hAnsi="Wingdings" w:hint="default"/>
+        <w:sz w:val="20"/>
+      </w:rPr>
+    </w:lvl>
+    <w:lvl w:ilvl="5" w:tentative="1">
+      <w:start w:val="1"/>
+      <w:numFmt w:val="bullet"/>
+      <w:lvlText w:val=""/>
+      <w:lvlJc w:val="left"/>
+      <w:pPr>
+        <w:tabs>
+          <w:tab w:val="num" w:pos="3960"/>
+        </w:tabs>
+        <w:ind w:left="3960" w:hanging="360"/>
+      </w:pPr>
+      <w:rPr>
+        <w:rFonts w:ascii="Wingdings" w:hAnsi="Wingdings" w:hint="default"/>
+        <w:sz w:val="20"/>
+      </w:rPr>
+    </w:lvl>
+    <w:lvl w:ilvl="6" w:tentative="1">
+      <w:start w:val="1"/>
+      <w:numFmt w:val="bullet"/>
+      <w:lvlText w:val=""/>
+      <w:lvlJc w:val="left"/>
+      <w:pPr>
+        <w:tabs>
+          <w:tab w:val="num" w:pos="4680"/>
+        </w:tabs>
+        <w:ind w:left="4680" w:hanging="360"/>
+      </w:pPr>
+      <w:rPr>
+        <w:rFonts w:ascii="Wingdings" w:hAnsi="Wingdings" w:hint="default"/>
+        <w:sz w:val="20"/>
+      </w:rPr>
+    </w:lvl>
+    <w:lvl w:ilvl="7" w:tentative="1">
+      <w:start w:val="1"/>
+      <w:numFmt w:val="bullet"/>
+      <w:lvlText w:val=""/>
+      <w:lvlJc w:val="left"/>
+      <w:pPr>
+        <w:tabs>
+          <w:tab w:val="num" w:pos="5400"/>
+        </w:tabs>
+        <w:ind w:left="5400" w:hanging="360"/>
+      </w:pPr>
+      <w:rPr>
+        <w:rFonts w:ascii="Wingdings" w:hAnsi="Wingdings" w:hint="default"/>
+        <w:sz w:val="20"/>
+      </w:rPr>
+    </w:lvl>
+    <w:lvl w:ilvl="8" w:tentative="1">
+      <w:start w:val="1"/>
+      <w:numFmt w:val="bullet"/>
+      <w:lvlText w:val=""/>
+      <w:lvlJc w:val="left"/>
+      <w:pPr>
+        <w:tabs>
+          <w:tab w:val="num" w:pos="6120"/>
+        </w:tabs>
+        <w:ind w:left="6120" w:hanging="360"/>
+      </w:pPr>
+      <w:rPr>
+        <w:rFonts w:ascii="Wingdings" w:hAnsi="Wingdings" w:hint="default"/>
+        <w:sz w:val="20"/>
+      </w:rPr>
+    </w:lvl>
+  </w:abstractNum>
+  <w:abstractNum w:abstractNumId="37" w15:restartNumberingAfterBreak="0">
     <w:nsid w:val="1CAF2CF4"/>
     <w:multiLevelType w:val="hybridMultilevel"/>
     <w:tmpl w:val="AB7E7F70"/>
@@ -6416,7 +6892,7 @@
       </w:rPr>
     </w:lvl>
   </w:abstractNum>
-  <w:abstractNum w:abstractNumId="35" w15:restartNumberingAfterBreak="0">
+  <w:abstractNum w:abstractNumId="38" w15:restartNumberingAfterBreak="0">
     <w:nsid w:val="1CBA52A9"/>
     <w:multiLevelType w:val="hybridMultilevel"/>
     <w:tmpl w:val="D9228E98"/>
@@ -6529,7 +7005,7 @@
       </w:rPr>
     </w:lvl>
   </w:abstractNum>
-  <w:abstractNum w:abstractNumId="36" w15:restartNumberingAfterBreak="0">
+  <w:abstractNum w:abstractNumId="39" w15:restartNumberingAfterBreak="0">
     <w:nsid w:val="1E107A53"/>
     <w:multiLevelType w:val="multilevel"/>
     <w:tmpl w:val="239C5E14"/>
@@ -6678,7 +7154,7 @@
       </w:rPr>
     </w:lvl>
   </w:abstractNum>
-  <w:abstractNum w:abstractNumId="37" w15:restartNumberingAfterBreak="0">
+  <w:abstractNum w:abstractNumId="40" w15:restartNumberingAfterBreak="0">
     <w:nsid w:val="1E66775A"/>
     <w:multiLevelType w:val="multilevel"/>
     <w:tmpl w:val="0A68954E"/>
@@ -6827,7 +7303,7 @@
       </w:rPr>
     </w:lvl>
   </w:abstractNum>
-  <w:abstractNum w:abstractNumId="38" w15:restartNumberingAfterBreak="0">
+  <w:abstractNum w:abstractNumId="41" w15:restartNumberingAfterBreak="0">
     <w:nsid w:val="1E776079"/>
     <w:multiLevelType w:val="hybridMultilevel"/>
     <w:tmpl w:val="8048E2DC"/>
@@ -6940,7 +7416,7 @@
       </w:rPr>
     </w:lvl>
   </w:abstractNum>
-  <w:abstractNum w:abstractNumId="39" w15:restartNumberingAfterBreak="0">
+  <w:abstractNum w:abstractNumId="42" w15:restartNumberingAfterBreak="0">
     <w:nsid w:val="1EA37D04"/>
     <w:multiLevelType w:val="hybridMultilevel"/>
     <w:tmpl w:val="C5AAA18C"/>
@@ -7053,7 +7529,7 @@
       </w:rPr>
     </w:lvl>
   </w:abstractNum>
-  <w:abstractNum w:abstractNumId="40" w15:restartNumberingAfterBreak="0">
+  <w:abstractNum w:abstractNumId="43" w15:restartNumberingAfterBreak="0">
     <w:nsid w:val="1EBF38E9"/>
     <w:multiLevelType w:val="multilevel"/>
     <w:tmpl w:val="0290B65C"/>
@@ -7202,7 +7678,7 @@
       </w:rPr>
     </w:lvl>
   </w:abstractNum>
-  <w:abstractNum w:abstractNumId="41" w15:restartNumberingAfterBreak="0">
+  <w:abstractNum w:abstractNumId="44" w15:restartNumberingAfterBreak="0">
     <w:nsid w:val="1FFD564E"/>
     <w:multiLevelType w:val="multilevel"/>
     <w:tmpl w:val="86CE1168"/>
@@ -7351,7 +7827,7 @@
       </w:rPr>
     </w:lvl>
   </w:abstractNum>
-  <w:abstractNum w:abstractNumId="42" w15:restartNumberingAfterBreak="0">
+  <w:abstractNum w:abstractNumId="45" w15:restartNumberingAfterBreak="0">
     <w:nsid w:val="207C71BE"/>
     <w:multiLevelType w:val="hybridMultilevel"/>
     <w:tmpl w:val="BBE01684"/>
@@ -7464,7 +7940,7 @@
       </w:rPr>
     </w:lvl>
   </w:abstractNum>
-  <w:abstractNum w:abstractNumId="43" w15:restartNumberingAfterBreak="0">
+  <w:abstractNum w:abstractNumId="46" w15:restartNumberingAfterBreak="0">
     <w:nsid w:val="21113955"/>
     <w:multiLevelType w:val="multilevel"/>
     <w:tmpl w:val="5F84B07A"/>
@@ -7613,7 +8089,7 @@
       </w:rPr>
     </w:lvl>
   </w:abstractNum>
-  <w:abstractNum w:abstractNumId="44" w15:restartNumberingAfterBreak="0">
+  <w:abstractNum w:abstractNumId="47" w15:restartNumberingAfterBreak="0">
     <w:nsid w:val="21951950"/>
     <w:multiLevelType w:val="multilevel"/>
     <w:tmpl w:val="9418F57C"/>
@@ -7762,7 +8238,7 @@
       </w:rPr>
     </w:lvl>
   </w:abstractNum>
-  <w:abstractNum w:abstractNumId="45" w15:restartNumberingAfterBreak="0">
+  <w:abstractNum w:abstractNumId="48" w15:restartNumberingAfterBreak="0">
     <w:nsid w:val="22A53DD1"/>
     <w:multiLevelType w:val="multilevel"/>
     <w:tmpl w:val="68BED490"/>
@@ -7911,7 +8387,7 @@
       </w:rPr>
     </w:lvl>
   </w:abstractNum>
-  <w:abstractNum w:abstractNumId="46" w15:restartNumberingAfterBreak="0">
+  <w:abstractNum w:abstractNumId="49" w15:restartNumberingAfterBreak="0">
     <w:nsid w:val="22FB26DA"/>
     <w:multiLevelType w:val="hybridMultilevel"/>
     <w:tmpl w:val="82161F5E"/>
@@ -8024,7 +8500,7 @@
       </w:rPr>
     </w:lvl>
   </w:abstractNum>
-  <w:abstractNum w:abstractNumId="47" w15:restartNumberingAfterBreak="0">
+  <w:abstractNum w:abstractNumId="50" w15:restartNumberingAfterBreak="0">
     <w:nsid w:val="25A31F06"/>
     <w:multiLevelType w:val="multilevel"/>
     <w:tmpl w:val="C952FC68"/>
@@ -8173,7 +8649,7 @@
       </w:rPr>
     </w:lvl>
   </w:abstractNum>
-  <w:abstractNum w:abstractNumId="48" w15:restartNumberingAfterBreak="0">
+  <w:abstractNum w:abstractNumId="51" w15:restartNumberingAfterBreak="0">
     <w:nsid w:val="266A7CBC"/>
     <w:multiLevelType w:val="hybridMultilevel"/>
     <w:tmpl w:val="574694F4"/>
@@ -8286,7 +8762,7 @@
       </w:rPr>
     </w:lvl>
   </w:abstractNum>
-  <w:abstractNum w:abstractNumId="49" w15:restartNumberingAfterBreak="0">
+  <w:abstractNum w:abstractNumId="52" w15:restartNumberingAfterBreak="0">
     <w:nsid w:val="26AD6D11"/>
     <w:multiLevelType w:val="multilevel"/>
     <w:tmpl w:val="D332CE32"/>
@@ -8435,7 +8911,7 @@
       </w:rPr>
     </w:lvl>
   </w:abstractNum>
-  <w:abstractNum w:abstractNumId="50" w15:restartNumberingAfterBreak="0">
+  <w:abstractNum w:abstractNumId="53" w15:restartNumberingAfterBreak="0">
     <w:nsid w:val="26F82FB5"/>
     <w:multiLevelType w:val="multilevel"/>
     <w:tmpl w:val="FC7493FA"/>
@@ -8584,7 +9060,7 @@
       </w:rPr>
     </w:lvl>
   </w:abstractNum>
-  <w:abstractNum w:abstractNumId="51" w15:restartNumberingAfterBreak="0">
+  <w:abstractNum w:abstractNumId="54" w15:restartNumberingAfterBreak="0">
     <w:nsid w:val="2755135B"/>
     <w:multiLevelType w:val="multilevel"/>
     <w:tmpl w:val="6C266A0A"/>
@@ -8733,7 +9209,156 @@
       </w:rPr>
     </w:lvl>
   </w:abstractNum>
-  <w:abstractNum w:abstractNumId="52" w15:restartNumberingAfterBreak="0">
+  <w:abstractNum w:abstractNumId="55" w15:restartNumberingAfterBreak="0">
+    <w:nsid w:val="27B32BE4"/>
+    <w:multiLevelType w:val="multilevel"/>
+    <w:tmpl w:val="2D903E34"/>
+    <w:lvl w:ilvl="0">
+      <w:start w:val="1"/>
+      <w:numFmt w:val="bullet"/>
+      <w:lvlText w:val=""/>
+      <w:lvlJc w:val="left"/>
+      <w:pPr>
+        <w:tabs>
+          <w:tab w:val="num" w:pos="360"/>
+        </w:tabs>
+        <w:ind w:left="360" w:hanging="360"/>
+      </w:pPr>
+      <w:rPr>
+        <w:rFonts w:ascii="Symbol" w:hAnsi="Symbol" w:hint="default"/>
+        <w:sz w:val="20"/>
+      </w:rPr>
+    </w:lvl>
+    <w:lvl w:ilvl="1" w:tentative="1">
+      <w:start w:val="1"/>
+      <w:numFmt w:val="bullet"/>
+      <w:lvlText w:val="o"/>
+      <w:lvlJc w:val="left"/>
+      <w:pPr>
+        <w:tabs>
+          <w:tab w:val="num" w:pos="1080"/>
+        </w:tabs>
+        <w:ind w:left="1080" w:hanging="360"/>
+      </w:pPr>
+      <w:rPr>
+        <w:rFonts w:ascii="Courier New" w:hAnsi="Courier New" w:hint="default"/>
+        <w:sz w:val="20"/>
+      </w:rPr>
+    </w:lvl>
+    <w:lvl w:ilvl="2" w:tentative="1">
+      <w:start w:val="1"/>
+      <w:numFmt w:val="bullet"/>
+      <w:lvlText w:val=""/>
+      <w:lvlJc w:val="left"/>
+      <w:pPr>
+        <w:tabs>
+          <w:tab w:val="num" w:pos="1800"/>
+        </w:tabs>
+        <w:ind w:left="1800" w:hanging="360"/>
+      </w:pPr>
+      <w:rPr>
+        <w:rFonts w:ascii="Wingdings" w:hAnsi="Wingdings" w:hint="default"/>
+        <w:sz w:val="20"/>
+      </w:rPr>
+    </w:lvl>
+    <w:lvl w:ilvl="3" w:tentative="1">
+      <w:start w:val="1"/>
+      <w:numFmt w:val="bullet"/>
+      <w:lvlText w:val=""/>
+      <w:lvlJc w:val="left"/>
+      <w:pPr>
+        <w:tabs>
+          <w:tab w:val="num" w:pos="2520"/>
+        </w:tabs>
+        <w:ind w:left="2520" w:hanging="360"/>
+      </w:pPr>
+      <w:rPr>
+        <w:rFonts w:ascii="Wingdings" w:hAnsi="Wingdings" w:hint="default"/>
+        <w:sz w:val="20"/>
+      </w:rPr>
+    </w:lvl>
+    <w:lvl w:ilvl="4" w:tentative="1">
+      <w:start w:val="1"/>
+      <w:numFmt w:val="bullet"/>
+      <w:lvlText w:val=""/>
+      <w:lvlJc w:val="left"/>
+      <w:pPr>
+        <w:tabs>
+          <w:tab w:val="num" w:pos="3240"/>
+        </w:tabs>
+        <w:ind w:left="3240" w:hanging="360"/>
+      </w:pPr>
+      <w:rPr>
+        <w:rFonts w:ascii="Wingdings" w:hAnsi="Wingdings" w:hint="default"/>
+        <w:sz w:val="20"/>
+      </w:rPr>
+    </w:lvl>
+    <w:lvl w:ilvl="5" w:tentative="1">
+      <w:start w:val="1"/>
+      <w:numFmt w:val="bullet"/>
+      <w:lvlText w:val=""/>
+      <w:lvlJc w:val="left"/>
+      <w:pPr>
+        <w:tabs>
+          <w:tab w:val="num" w:pos="3960"/>
+        </w:tabs>
+        <w:ind w:left="3960" w:hanging="360"/>
+      </w:pPr>
+      <w:rPr>
+        <w:rFonts w:ascii="Wingdings" w:hAnsi="Wingdings" w:hint="default"/>
+        <w:sz w:val="20"/>
+      </w:rPr>
+    </w:lvl>
+    <w:lvl w:ilvl="6" w:tentative="1">
+      <w:start w:val="1"/>
+      <w:numFmt w:val="bullet"/>
+      <w:lvlText w:val=""/>
+      <w:lvlJc w:val="left"/>
+      <w:pPr>
+        <w:tabs>
+          <w:tab w:val="num" w:pos="4680"/>
+        </w:tabs>
+        <w:ind w:left="4680" w:hanging="360"/>
+      </w:pPr>
+      <w:rPr>
+        <w:rFonts w:ascii="Wingdings" w:hAnsi="Wingdings" w:hint="default"/>
+        <w:sz w:val="20"/>
+      </w:rPr>
+    </w:lvl>
+    <w:lvl w:ilvl="7" w:tentative="1">
+      <w:start w:val="1"/>
+      <w:numFmt w:val="bullet"/>
+      <w:lvlText w:val=""/>
+      <w:lvlJc w:val="left"/>
+      <w:pPr>
+        <w:tabs>
+          <w:tab w:val="num" w:pos="5400"/>
+        </w:tabs>
+        <w:ind w:left="5400" w:hanging="360"/>
+      </w:pPr>
+      <w:rPr>
+        <w:rFonts w:ascii="Wingdings" w:hAnsi="Wingdings" w:hint="default"/>
+        <w:sz w:val="20"/>
+      </w:rPr>
+    </w:lvl>
+    <w:lvl w:ilvl="8" w:tentative="1">
+      <w:start w:val="1"/>
+      <w:numFmt w:val="bullet"/>
+      <w:lvlText w:val=""/>
+      <w:lvlJc w:val="left"/>
+      <w:pPr>
+        <w:tabs>
+          <w:tab w:val="num" w:pos="6120"/>
+        </w:tabs>
+        <w:ind w:left="6120" w:hanging="360"/>
+      </w:pPr>
+      <w:rPr>
+        <w:rFonts w:ascii="Wingdings" w:hAnsi="Wingdings" w:hint="default"/>
+        <w:sz w:val="20"/>
+      </w:rPr>
+    </w:lvl>
+  </w:abstractNum>
+  <w:abstractNum w:abstractNumId="56" w15:restartNumberingAfterBreak="0">
     <w:nsid w:val="28807830"/>
     <w:multiLevelType w:val="multilevel"/>
     <w:tmpl w:val="45D8F112"/>
@@ -8882,7 +9507,7 @@
       </w:rPr>
     </w:lvl>
   </w:abstractNum>
-  <w:abstractNum w:abstractNumId="53" w15:restartNumberingAfterBreak="0">
+  <w:abstractNum w:abstractNumId="57" w15:restartNumberingAfterBreak="0">
     <w:nsid w:val="29A267E6"/>
     <w:multiLevelType w:val="multilevel"/>
     <w:tmpl w:val="7682B448"/>
@@ -9031,7 +9656,7 @@
       </w:rPr>
     </w:lvl>
   </w:abstractNum>
-  <w:abstractNum w:abstractNumId="54" w15:restartNumberingAfterBreak="0">
+  <w:abstractNum w:abstractNumId="58" w15:restartNumberingAfterBreak="0">
     <w:nsid w:val="29A432BF"/>
     <w:multiLevelType w:val="hybridMultilevel"/>
     <w:tmpl w:val="243680C0"/>
@@ -9144,7 +9769,7 @@
       </w:rPr>
     </w:lvl>
   </w:abstractNum>
-  <w:abstractNum w:abstractNumId="55" w15:restartNumberingAfterBreak="0">
+  <w:abstractNum w:abstractNumId="59" w15:restartNumberingAfterBreak="0">
     <w:nsid w:val="29D330D3"/>
     <w:multiLevelType w:val="multilevel"/>
     <w:tmpl w:val="836E7096"/>
@@ -9293,7 +9918,7 @@
       </w:rPr>
     </w:lvl>
   </w:abstractNum>
-  <w:abstractNum w:abstractNumId="56" w15:restartNumberingAfterBreak="0">
+  <w:abstractNum w:abstractNumId="60" w15:restartNumberingAfterBreak="0">
     <w:nsid w:val="29DE699B"/>
     <w:multiLevelType w:val="multilevel"/>
     <w:tmpl w:val="62B8AAA2"/>
@@ -9442,7 +10067,7 @@
       </w:rPr>
     </w:lvl>
   </w:abstractNum>
-  <w:abstractNum w:abstractNumId="57" w15:restartNumberingAfterBreak="0">
+  <w:abstractNum w:abstractNumId="61" w15:restartNumberingAfterBreak="0">
     <w:nsid w:val="2A2635EC"/>
     <w:multiLevelType w:val="multilevel"/>
     <w:tmpl w:val="DB20DBD6"/>
@@ -9591,7 +10216,7 @@
       </w:rPr>
     </w:lvl>
   </w:abstractNum>
-  <w:abstractNum w:abstractNumId="58" w15:restartNumberingAfterBreak="0">
+  <w:abstractNum w:abstractNumId="62" w15:restartNumberingAfterBreak="0">
     <w:nsid w:val="2A9B3E41"/>
     <w:multiLevelType w:val="multilevel"/>
     <w:tmpl w:val="ED94DFFA"/>
@@ -9740,7 +10365,7 @@
       </w:rPr>
     </w:lvl>
   </w:abstractNum>
-  <w:abstractNum w:abstractNumId="59" w15:restartNumberingAfterBreak="0">
+  <w:abstractNum w:abstractNumId="63" w15:restartNumberingAfterBreak="0">
     <w:nsid w:val="2AF11F2C"/>
     <w:multiLevelType w:val="hybridMultilevel"/>
     <w:tmpl w:val="239C5EAC"/>
@@ -9853,7 +10478,156 @@
       </w:rPr>
     </w:lvl>
   </w:abstractNum>
-  <w:abstractNum w:abstractNumId="60" w15:restartNumberingAfterBreak="0">
+  <w:abstractNum w:abstractNumId="64" w15:restartNumberingAfterBreak="0">
+    <w:nsid w:val="2C7E12C4"/>
+    <w:multiLevelType w:val="multilevel"/>
+    <w:tmpl w:val="53D2EEFC"/>
+    <w:lvl w:ilvl="0">
+      <w:start w:val="1"/>
+      <w:numFmt w:val="bullet"/>
+      <w:lvlText w:val=""/>
+      <w:lvlJc w:val="left"/>
+      <w:pPr>
+        <w:tabs>
+          <w:tab w:val="num" w:pos="720"/>
+        </w:tabs>
+        <w:ind w:left="720" w:hanging="360"/>
+      </w:pPr>
+      <w:rPr>
+        <w:rFonts w:ascii="Symbol" w:hAnsi="Symbol" w:hint="default"/>
+        <w:sz w:val="20"/>
+      </w:rPr>
+    </w:lvl>
+    <w:lvl w:ilvl="1" w:tentative="1">
+      <w:start w:val="1"/>
+      <w:numFmt w:val="bullet"/>
+      <w:lvlText w:val="o"/>
+      <w:lvlJc w:val="left"/>
+      <w:pPr>
+        <w:tabs>
+          <w:tab w:val="num" w:pos="1440"/>
+        </w:tabs>
+        <w:ind w:left="1440" w:hanging="360"/>
+      </w:pPr>
+      <w:rPr>
+        <w:rFonts w:ascii="Courier New" w:hAnsi="Courier New" w:hint="default"/>
+        <w:sz w:val="20"/>
+      </w:rPr>
+    </w:lvl>
+    <w:lvl w:ilvl="2" w:tentative="1">
+      <w:start w:val="1"/>
+      <w:numFmt w:val="bullet"/>
+      <w:lvlText w:val=""/>
+      <w:lvlJc w:val="left"/>
+      <w:pPr>
+        <w:tabs>
+          <w:tab w:val="num" w:pos="2160"/>
+        </w:tabs>
+        <w:ind w:left="2160" w:hanging="360"/>
+      </w:pPr>
+      <w:rPr>
+        <w:rFonts w:ascii="Wingdings" w:hAnsi="Wingdings" w:hint="default"/>
+        <w:sz w:val="20"/>
+      </w:rPr>
+    </w:lvl>
+    <w:lvl w:ilvl="3" w:tentative="1">
+      <w:start w:val="1"/>
+      <w:numFmt w:val="bullet"/>
+      <w:lvlText w:val=""/>
+      <w:lvlJc w:val="left"/>
+      <w:pPr>
+        <w:tabs>
+          <w:tab w:val="num" w:pos="2880"/>
+        </w:tabs>
+        <w:ind w:left="2880" w:hanging="360"/>
+      </w:pPr>
+      <w:rPr>
+        <w:rFonts w:ascii="Wingdings" w:hAnsi="Wingdings" w:hint="default"/>
+        <w:sz w:val="20"/>
+      </w:rPr>
+    </w:lvl>
+    <w:lvl w:ilvl="4" w:tentative="1">
+      <w:start w:val="1"/>
+      <w:numFmt w:val="bullet"/>
+      <w:lvlText w:val=""/>
+      <w:lvlJc w:val="left"/>
+      <w:pPr>
+        <w:tabs>
+          <w:tab w:val="num" w:pos="3600"/>
+        </w:tabs>
+        <w:ind w:left="3600" w:hanging="360"/>
+      </w:pPr>
+      <w:rPr>
+        <w:rFonts w:ascii="Wingdings" w:hAnsi="Wingdings" w:hint="default"/>
+        <w:sz w:val="20"/>
+      </w:rPr>
+    </w:lvl>
+    <w:lvl w:ilvl="5" w:tentative="1">
+      <w:start w:val="1"/>
+      <w:numFmt w:val="bullet"/>
+      <w:lvlText w:val=""/>
+      <w:lvlJc w:val="left"/>
+      <w:pPr>
+        <w:tabs>
+          <w:tab w:val="num" w:pos="4320"/>
+        </w:tabs>
+        <w:ind w:left="4320" w:hanging="360"/>
+      </w:pPr>
+      <w:rPr>
+        <w:rFonts w:ascii="Wingdings" w:hAnsi="Wingdings" w:hint="default"/>
+        <w:sz w:val="20"/>
+      </w:rPr>
+    </w:lvl>
+    <w:lvl w:ilvl="6" w:tentative="1">
+      <w:start w:val="1"/>
+      <w:numFmt w:val="bullet"/>
+      <w:lvlText w:val=""/>
+      <w:lvlJc w:val="left"/>
+      <w:pPr>
+        <w:tabs>
+          <w:tab w:val="num" w:pos="5040"/>
+        </w:tabs>
+        <w:ind w:left="5040" w:hanging="360"/>
+      </w:pPr>
+      <w:rPr>
+        <w:rFonts w:ascii="Wingdings" w:hAnsi="Wingdings" w:hint="default"/>
+        <w:sz w:val="20"/>
+      </w:rPr>
+    </w:lvl>
+    <w:lvl w:ilvl="7" w:tentative="1">
+      <w:start w:val="1"/>
+      <w:numFmt w:val="bullet"/>
+      <w:lvlText w:val=""/>
+      <w:lvlJc w:val="left"/>
+      <w:pPr>
+        <w:tabs>
+          <w:tab w:val="num" w:pos="5760"/>
+        </w:tabs>
+        <w:ind w:left="5760" w:hanging="360"/>
+      </w:pPr>
+      <w:rPr>
+        <w:rFonts w:ascii="Wingdings" w:hAnsi="Wingdings" w:hint="default"/>
+        <w:sz w:val="20"/>
+      </w:rPr>
+    </w:lvl>
+    <w:lvl w:ilvl="8" w:tentative="1">
+      <w:start w:val="1"/>
+      <w:numFmt w:val="bullet"/>
+      <w:lvlText w:val=""/>
+      <w:lvlJc w:val="left"/>
+      <w:pPr>
+        <w:tabs>
+          <w:tab w:val="num" w:pos="6480"/>
+        </w:tabs>
+        <w:ind w:left="6480" w:hanging="360"/>
+      </w:pPr>
+      <w:rPr>
+        <w:rFonts w:ascii="Wingdings" w:hAnsi="Wingdings" w:hint="default"/>
+        <w:sz w:val="20"/>
+      </w:rPr>
+    </w:lvl>
+  </w:abstractNum>
+  <w:abstractNum w:abstractNumId="65" w15:restartNumberingAfterBreak="0">
     <w:nsid w:val="2CBD7AD9"/>
     <w:multiLevelType w:val="multilevel"/>
     <w:tmpl w:val="66E8494E"/>
@@ -10002,7 +10776,7 @@
       </w:rPr>
     </w:lvl>
   </w:abstractNum>
-  <w:abstractNum w:abstractNumId="61" w15:restartNumberingAfterBreak="0">
+  <w:abstractNum w:abstractNumId="66" w15:restartNumberingAfterBreak="0">
     <w:nsid w:val="2E1F27FF"/>
     <w:multiLevelType w:val="multilevel"/>
     <w:tmpl w:val="1A3277F8"/>
@@ -10151,7 +10925,7 @@
       </w:rPr>
     </w:lvl>
   </w:abstractNum>
-  <w:abstractNum w:abstractNumId="62" w15:restartNumberingAfterBreak="0">
+  <w:abstractNum w:abstractNumId="67" w15:restartNumberingAfterBreak="0">
     <w:nsid w:val="2E8974A5"/>
     <w:multiLevelType w:val="hybridMultilevel"/>
     <w:tmpl w:val="7D4AE332"/>
@@ -10264,7 +11038,7 @@
       </w:rPr>
     </w:lvl>
   </w:abstractNum>
-  <w:abstractNum w:abstractNumId="63" w15:restartNumberingAfterBreak="0">
+  <w:abstractNum w:abstractNumId="68" w15:restartNumberingAfterBreak="0">
     <w:nsid w:val="2EC325B0"/>
     <w:multiLevelType w:val="hybridMultilevel"/>
     <w:tmpl w:val="F184D648"/>
@@ -10377,7 +11151,7 @@
       </w:rPr>
     </w:lvl>
   </w:abstractNum>
-  <w:abstractNum w:abstractNumId="64" w15:restartNumberingAfterBreak="0">
+  <w:abstractNum w:abstractNumId="69" w15:restartNumberingAfterBreak="0">
     <w:nsid w:val="30601AB4"/>
     <w:multiLevelType w:val="hybridMultilevel"/>
     <w:tmpl w:val="347256E8"/>
@@ -10490,7 +11264,7 @@
       </w:rPr>
     </w:lvl>
   </w:abstractNum>
-  <w:abstractNum w:abstractNumId="65" w15:restartNumberingAfterBreak="0">
+  <w:abstractNum w:abstractNumId="70" w15:restartNumberingAfterBreak="0">
     <w:nsid w:val="31A40BFF"/>
     <w:multiLevelType w:val="hybridMultilevel"/>
     <w:tmpl w:val="DDEAEC96"/>
@@ -10603,7 +11377,7 @@
       </w:rPr>
     </w:lvl>
   </w:abstractNum>
-  <w:abstractNum w:abstractNumId="66" w15:restartNumberingAfterBreak="0">
+  <w:abstractNum w:abstractNumId="71" w15:restartNumberingAfterBreak="0">
     <w:nsid w:val="31B34FA1"/>
     <w:multiLevelType w:val="multilevel"/>
     <w:tmpl w:val="7048DB52"/>
@@ -10752,7 +11526,7 @@
       </w:rPr>
     </w:lvl>
   </w:abstractNum>
-  <w:abstractNum w:abstractNumId="67" w15:restartNumberingAfterBreak="0">
+  <w:abstractNum w:abstractNumId="72" w15:restartNumberingAfterBreak="0">
     <w:nsid w:val="32440B3B"/>
     <w:multiLevelType w:val="multilevel"/>
     <w:tmpl w:val="2B8CDFE8"/>
@@ -10901,7 +11675,7 @@
       </w:rPr>
     </w:lvl>
   </w:abstractNum>
-  <w:abstractNum w:abstractNumId="68" w15:restartNumberingAfterBreak="0">
+  <w:abstractNum w:abstractNumId="73" w15:restartNumberingAfterBreak="0">
     <w:nsid w:val="332B311E"/>
     <w:multiLevelType w:val="hybridMultilevel"/>
     <w:tmpl w:val="4EBE338E"/>
@@ -11014,7 +11788,7 @@
       </w:rPr>
     </w:lvl>
   </w:abstractNum>
-  <w:abstractNum w:abstractNumId="69" w15:restartNumberingAfterBreak="0">
+  <w:abstractNum w:abstractNumId="74" w15:restartNumberingAfterBreak="0">
     <w:nsid w:val="33B25F17"/>
     <w:multiLevelType w:val="hybridMultilevel"/>
     <w:tmpl w:val="933E5446"/>
@@ -11127,7 +11901,7 @@
       </w:rPr>
     </w:lvl>
   </w:abstractNum>
-  <w:abstractNum w:abstractNumId="70" w15:restartNumberingAfterBreak="0">
+  <w:abstractNum w:abstractNumId="75" w15:restartNumberingAfterBreak="0">
     <w:nsid w:val="349C044A"/>
     <w:multiLevelType w:val="multilevel"/>
     <w:tmpl w:val="81481FEE"/>
@@ -11276,7 +12050,7 @@
       </w:rPr>
     </w:lvl>
   </w:abstractNum>
-  <w:abstractNum w:abstractNumId="71" w15:restartNumberingAfterBreak="0">
+  <w:abstractNum w:abstractNumId="76" w15:restartNumberingAfterBreak="0">
     <w:nsid w:val="35942C97"/>
     <w:multiLevelType w:val="multilevel"/>
     <w:tmpl w:val="A4A25342"/>
@@ -11425,7 +12199,7 @@
       </w:rPr>
     </w:lvl>
   </w:abstractNum>
-  <w:abstractNum w:abstractNumId="72" w15:restartNumberingAfterBreak="0">
+  <w:abstractNum w:abstractNumId="77" w15:restartNumberingAfterBreak="0">
     <w:nsid w:val="35E01E6F"/>
     <w:multiLevelType w:val="multilevel"/>
     <w:tmpl w:val="820C7186"/>
@@ -11574,7 +12348,7 @@
       </w:rPr>
     </w:lvl>
   </w:abstractNum>
-  <w:abstractNum w:abstractNumId="73" w15:restartNumberingAfterBreak="0">
+  <w:abstractNum w:abstractNumId="78" w15:restartNumberingAfterBreak="0">
     <w:nsid w:val="36CC63AA"/>
     <w:multiLevelType w:val="multilevel"/>
     <w:tmpl w:val="7048DB52"/>
@@ -11723,7 +12497,7 @@
       </w:rPr>
     </w:lvl>
   </w:abstractNum>
-  <w:abstractNum w:abstractNumId="74" w15:restartNumberingAfterBreak="0">
+  <w:abstractNum w:abstractNumId="79" w15:restartNumberingAfterBreak="0">
     <w:nsid w:val="380275F2"/>
     <w:multiLevelType w:val="hybridMultilevel"/>
     <w:tmpl w:val="09A457C2"/>
@@ -11836,7 +12610,7 @@
       </w:rPr>
     </w:lvl>
   </w:abstractNum>
-  <w:abstractNum w:abstractNumId="75" w15:restartNumberingAfterBreak="0">
+  <w:abstractNum w:abstractNumId="80" w15:restartNumberingAfterBreak="0">
     <w:nsid w:val="3B1F442B"/>
     <w:multiLevelType w:val="multilevel"/>
     <w:tmpl w:val="BCB29D22"/>
@@ -11985,7 +12759,7 @@
       </w:rPr>
     </w:lvl>
   </w:abstractNum>
-  <w:abstractNum w:abstractNumId="76" w15:restartNumberingAfterBreak="0">
+  <w:abstractNum w:abstractNumId="81" w15:restartNumberingAfterBreak="0">
     <w:nsid w:val="3C6D678A"/>
     <w:multiLevelType w:val="multilevel"/>
     <w:tmpl w:val="B9625338"/>
@@ -12134,7 +12908,7 @@
       </w:rPr>
     </w:lvl>
   </w:abstractNum>
-  <w:abstractNum w:abstractNumId="77" w15:restartNumberingAfterBreak="0">
+  <w:abstractNum w:abstractNumId="82" w15:restartNumberingAfterBreak="0">
     <w:nsid w:val="3CCA4947"/>
     <w:multiLevelType w:val="hybridMultilevel"/>
     <w:tmpl w:val="C78A8986"/>
@@ -12247,7 +13021,7 @@
       </w:rPr>
     </w:lvl>
   </w:abstractNum>
-  <w:abstractNum w:abstractNumId="78" w15:restartNumberingAfterBreak="0">
+  <w:abstractNum w:abstractNumId="83" w15:restartNumberingAfterBreak="0">
     <w:nsid w:val="3CF25C27"/>
     <w:multiLevelType w:val="multilevel"/>
     <w:tmpl w:val="0492A250"/>
@@ -12396,7 +13170,7 @@
       </w:rPr>
     </w:lvl>
   </w:abstractNum>
-  <w:abstractNum w:abstractNumId="79" w15:restartNumberingAfterBreak="0">
+  <w:abstractNum w:abstractNumId="84" w15:restartNumberingAfterBreak="0">
     <w:nsid w:val="3F3340FF"/>
     <w:multiLevelType w:val="multilevel"/>
     <w:tmpl w:val="6D167B4C"/>
@@ -12545,7 +13319,7 @@
       </w:rPr>
     </w:lvl>
   </w:abstractNum>
-  <w:abstractNum w:abstractNumId="80" w15:restartNumberingAfterBreak="0">
+  <w:abstractNum w:abstractNumId="85" w15:restartNumberingAfterBreak="0">
     <w:nsid w:val="3F987599"/>
     <w:multiLevelType w:val="multilevel"/>
     <w:tmpl w:val="697AD970"/>
@@ -12694,7 +13468,7 @@
       </w:rPr>
     </w:lvl>
   </w:abstractNum>
-  <w:abstractNum w:abstractNumId="81" w15:restartNumberingAfterBreak="0">
+  <w:abstractNum w:abstractNumId="86" w15:restartNumberingAfterBreak="0">
     <w:nsid w:val="40275175"/>
     <w:multiLevelType w:val="hybridMultilevel"/>
     <w:tmpl w:val="5F7A2A16"/>
@@ -12807,7 +13581,7 @@
       </w:rPr>
     </w:lvl>
   </w:abstractNum>
-  <w:abstractNum w:abstractNumId="82" w15:restartNumberingAfterBreak="0">
+  <w:abstractNum w:abstractNumId="87" w15:restartNumberingAfterBreak="0">
     <w:nsid w:val="40AE2067"/>
     <w:multiLevelType w:val="multilevel"/>
     <w:tmpl w:val="7048DB52"/>
@@ -12956,7 +13730,7 @@
       </w:rPr>
     </w:lvl>
   </w:abstractNum>
-  <w:abstractNum w:abstractNumId="83" w15:restartNumberingAfterBreak="0">
+  <w:abstractNum w:abstractNumId="88" w15:restartNumberingAfterBreak="0">
     <w:nsid w:val="40E429AE"/>
     <w:multiLevelType w:val="multilevel"/>
     <w:tmpl w:val="1FD6AFB4"/>
@@ -13105,7 +13879,7 @@
       </w:rPr>
     </w:lvl>
   </w:abstractNum>
-  <w:abstractNum w:abstractNumId="84" w15:restartNumberingAfterBreak="0">
+  <w:abstractNum w:abstractNumId="89" w15:restartNumberingAfterBreak="0">
     <w:nsid w:val="41115BAE"/>
     <w:multiLevelType w:val="multilevel"/>
     <w:tmpl w:val="DD0A4374"/>
@@ -13254,7 +14028,7 @@
       </w:rPr>
     </w:lvl>
   </w:abstractNum>
-  <w:abstractNum w:abstractNumId="85" w15:restartNumberingAfterBreak="0">
+  <w:abstractNum w:abstractNumId="90" w15:restartNumberingAfterBreak="0">
     <w:nsid w:val="419B27A7"/>
     <w:multiLevelType w:val="multilevel"/>
     <w:tmpl w:val="CE3A209C"/>
@@ -13403,7 +14177,7 @@
       </w:rPr>
     </w:lvl>
   </w:abstractNum>
-  <w:abstractNum w:abstractNumId="86" w15:restartNumberingAfterBreak="0">
+  <w:abstractNum w:abstractNumId="91" w15:restartNumberingAfterBreak="0">
     <w:nsid w:val="41E947E3"/>
     <w:multiLevelType w:val="hybridMultilevel"/>
     <w:tmpl w:val="C71AD8C2"/>
@@ -13516,7 +14290,7 @@
       </w:rPr>
     </w:lvl>
   </w:abstractNum>
-  <w:abstractNum w:abstractNumId="87" w15:restartNumberingAfterBreak="0">
+  <w:abstractNum w:abstractNumId="92" w15:restartNumberingAfterBreak="0">
     <w:nsid w:val="44EE2F7A"/>
     <w:multiLevelType w:val="hybridMultilevel"/>
     <w:tmpl w:val="DC900EE8"/>
@@ -13629,7 +14403,7 @@
       </w:rPr>
     </w:lvl>
   </w:abstractNum>
-  <w:abstractNum w:abstractNumId="88" w15:restartNumberingAfterBreak="0">
+  <w:abstractNum w:abstractNumId="93" w15:restartNumberingAfterBreak="0">
     <w:nsid w:val="44F41192"/>
     <w:multiLevelType w:val="multilevel"/>
     <w:tmpl w:val="8080119A"/>
@@ -13778,7 +14552,7 @@
       </w:rPr>
     </w:lvl>
   </w:abstractNum>
-  <w:abstractNum w:abstractNumId="89" w15:restartNumberingAfterBreak="0">
+  <w:abstractNum w:abstractNumId="94" w15:restartNumberingAfterBreak="0">
     <w:nsid w:val="451D1CC8"/>
     <w:multiLevelType w:val="multilevel"/>
     <w:tmpl w:val="AE30E052"/>
@@ -13927,7 +14701,7 @@
       </w:rPr>
     </w:lvl>
   </w:abstractNum>
-  <w:abstractNum w:abstractNumId="90" w15:restartNumberingAfterBreak="0">
+  <w:abstractNum w:abstractNumId="95" w15:restartNumberingAfterBreak="0">
     <w:nsid w:val="464C09DA"/>
     <w:multiLevelType w:val="multilevel"/>
     <w:tmpl w:val="3EF0EA22"/>
@@ -14076,7 +14850,7 @@
       </w:rPr>
     </w:lvl>
   </w:abstractNum>
-  <w:abstractNum w:abstractNumId="91" w15:restartNumberingAfterBreak="0">
+  <w:abstractNum w:abstractNumId="96" w15:restartNumberingAfterBreak="0">
     <w:nsid w:val="47484DF2"/>
     <w:multiLevelType w:val="multilevel"/>
     <w:tmpl w:val="0E8082E4"/>
@@ -14225,7 +14999,156 @@
       </w:rPr>
     </w:lvl>
   </w:abstractNum>
-  <w:abstractNum w:abstractNumId="92" w15:restartNumberingAfterBreak="0">
+  <w:abstractNum w:abstractNumId="97" w15:restartNumberingAfterBreak="0">
+    <w:nsid w:val="48095422"/>
+    <w:multiLevelType w:val="multilevel"/>
+    <w:tmpl w:val="A6826606"/>
+    <w:lvl w:ilvl="0">
+      <w:start w:val="1"/>
+      <w:numFmt w:val="bullet"/>
+      <w:lvlText w:val=""/>
+      <w:lvlJc w:val="left"/>
+      <w:pPr>
+        <w:tabs>
+          <w:tab w:val="num" w:pos="360"/>
+        </w:tabs>
+        <w:ind w:left="360" w:hanging="360"/>
+      </w:pPr>
+      <w:rPr>
+        <w:rFonts w:ascii="Symbol" w:hAnsi="Symbol" w:hint="default"/>
+        <w:sz w:val="20"/>
+      </w:rPr>
+    </w:lvl>
+    <w:lvl w:ilvl="1" w:tentative="1">
+      <w:start w:val="1"/>
+      <w:numFmt w:val="bullet"/>
+      <w:lvlText w:val="o"/>
+      <w:lvlJc w:val="left"/>
+      <w:pPr>
+        <w:tabs>
+          <w:tab w:val="num" w:pos="1080"/>
+        </w:tabs>
+        <w:ind w:left="1080" w:hanging="360"/>
+      </w:pPr>
+      <w:rPr>
+        <w:rFonts w:ascii="Courier New" w:hAnsi="Courier New" w:hint="default"/>
+        <w:sz w:val="20"/>
+      </w:rPr>
+    </w:lvl>
+    <w:lvl w:ilvl="2" w:tentative="1">
+      <w:start w:val="1"/>
+      <w:numFmt w:val="bullet"/>
+      <w:lvlText w:val=""/>
+      <w:lvlJc w:val="left"/>
+      <w:pPr>
+        <w:tabs>
+          <w:tab w:val="num" w:pos="1800"/>
+        </w:tabs>
+        <w:ind w:left="1800" w:hanging="360"/>
+      </w:pPr>
+      <w:rPr>
+        <w:rFonts w:ascii="Wingdings" w:hAnsi="Wingdings" w:hint="default"/>
+        <w:sz w:val="20"/>
+      </w:rPr>
+    </w:lvl>
+    <w:lvl w:ilvl="3" w:tentative="1">
+      <w:start w:val="1"/>
+      <w:numFmt w:val="bullet"/>
+      <w:lvlText w:val=""/>
+      <w:lvlJc w:val="left"/>
+      <w:pPr>
+        <w:tabs>
+          <w:tab w:val="num" w:pos="2520"/>
+        </w:tabs>
+        <w:ind w:left="2520" w:hanging="360"/>
+      </w:pPr>
+      <w:rPr>
+        <w:rFonts w:ascii="Wingdings" w:hAnsi="Wingdings" w:hint="default"/>
+        <w:sz w:val="20"/>
+      </w:rPr>
+    </w:lvl>
+    <w:lvl w:ilvl="4" w:tentative="1">
+      <w:start w:val="1"/>
+      <w:numFmt w:val="bullet"/>
+      <w:lvlText w:val=""/>
+      <w:lvlJc w:val="left"/>
+      <w:pPr>
+        <w:tabs>
+          <w:tab w:val="num" w:pos="3240"/>
+        </w:tabs>
+        <w:ind w:left="3240" w:hanging="360"/>
+      </w:pPr>
+      <w:rPr>
+        <w:rFonts w:ascii="Wingdings" w:hAnsi="Wingdings" w:hint="default"/>
+        <w:sz w:val="20"/>
+      </w:rPr>
+    </w:lvl>
+    <w:lvl w:ilvl="5" w:tentative="1">
+      <w:start w:val="1"/>
+      <w:numFmt w:val="bullet"/>
+      <w:lvlText w:val=""/>
+      <w:lvlJc w:val="left"/>
+      <w:pPr>
+        <w:tabs>
+          <w:tab w:val="num" w:pos="3960"/>
+        </w:tabs>
+        <w:ind w:left="3960" w:hanging="360"/>
+      </w:pPr>
+      <w:rPr>
+        <w:rFonts w:ascii="Wingdings" w:hAnsi="Wingdings" w:hint="default"/>
+        <w:sz w:val="20"/>
+      </w:rPr>
+    </w:lvl>
+    <w:lvl w:ilvl="6" w:tentative="1">
+      <w:start w:val="1"/>
+      <w:numFmt w:val="bullet"/>
+      <w:lvlText w:val=""/>
+      <w:lvlJc w:val="left"/>
+      <w:pPr>
+        <w:tabs>
+          <w:tab w:val="num" w:pos="4680"/>
+        </w:tabs>
+        <w:ind w:left="4680" w:hanging="360"/>
+      </w:pPr>
+      <w:rPr>
+        <w:rFonts w:ascii="Wingdings" w:hAnsi="Wingdings" w:hint="default"/>
+        <w:sz w:val="20"/>
+      </w:rPr>
+    </w:lvl>
+    <w:lvl w:ilvl="7" w:tentative="1">
+      <w:start w:val="1"/>
+      <w:numFmt w:val="bullet"/>
+      <w:lvlText w:val=""/>
+      <w:lvlJc w:val="left"/>
+      <w:pPr>
+        <w:tabs>
+          <w:tab w:val="num" w:pos="5400"/>
+        </w:tabs>
+        <w:ind w:left="5400" w:hanging="360"/>
+      </w:pPr>
+      <w:rPr>
+        <w:rFonts w:ascii="Wingdings" w:hAnsi="Wingdings" w:hint="default"/>
+        <w:sz w:val="20"/>
+      </w:rPr>
+    </w:lvl>
+    <w:lvl w:ilvl="8" w:tentative="1">
+      <w:start w:val="1"/>
+      <w:numFmt w:val="bullet"/>
+      <w:lvlText w:val=""/>
+      <w:lvlJc w:val="left"/>
+      <w:pPr>
+        <w:tabs>
+          <w:tab w:val="num" w:pos="6120"/>
+        </w:tabs>
+        <w:ind w:left="6120" w:hanging="360"/>
+      </w:pPr>
+      <w:rPr>
+        <w:rFonts w:ascii="Wingdings" w:hAnsi="Wingdings" w:hint="default"/>
+        <w:sz w:val="20"/>
+      </w:rPr>
+    </w:lvl>
+  </w:abstractNum>
+  <w:abstractNum w:abstractNumId="98" w15:restartNumberingAfterBreak="0">
     <w:nsid w:val="48437140"/>
     <w:multiLevelType w:val="hybridMultilevel"/>
     <w:tmpl w:val="DB143902"/>
@@ -14338,7 +15261,7 @@
       </w:rPr>
     </w:lvl>
   </w:abstractNum>
-  <w:abstractNum w:abstractNumId="93" w15:restartNumberingAfterBreak="0">
+  <w:abstractNum w:abstractNumId="99" w15:restartNumberingAfterBreak="0">
     <w:nsid w:val="493D71A2"/>
     <w:multiLevelType w:val="hybridMultilevel"/>
     <w:tmpl w:val="386E52FC"/>
@@ -14451,7 +15374,7 @@
       </w:rPr>
     </w:lvl>
   </w:abstractNum>
-  <w:abstractNum w:abstractNumId="94" w15:restartNumberingAfterBreak="0">
+  <w:abstractNum w:abstractNumId="100" w15:restartNumberingAfterBreak="0">
     <w:nsid w:val="4D267BCE"/>
     <w:multiLevelType w:val="multilevel"/>
     <w:tmpl w:val="BFE6738E"/>
@@ -14600,7 +15523,156 @@
       </w:rPr>
     </w:lvl>
   </w:abstractNum>
-  <w:abstractNum w:abstractNumId="95" w15:restartNumberingAfterBreak="0">
+  <w:abstractNum w:abstractNumId="101" w15:restartNumberingAfterBreak="0">
+    <w:nsid w:val="4E0B3871"/>
+    <w:multiLevelType w:val="multilevel"/>
+    <w:tmpl w:val="090EE332"/>
+    <w:lvl w:ilvl="0">
+      <w:start w:val="1"/>
+      <w:numFmt w:val="bullet"/>
+      <w:lvlText w:val=""/>
+      <w:lvlJc w:val="left"/>
+      <w:pPr>
+        <w:tabs>
+          <w:tab w:val="num" w:pos="720"/>
+        </w:tabs>
+        <w:ind w:left="720" w:hanging="360"/>
+      </w:pPr>
+      <w:rPr>
+        <w:rFonts w:ascii="Symbol" w:hAnsi="Symbol" w:hint="default"/>
+        <w:sz w:val="20"/>
+      </w:rPr>
+    </w:lvl>
+    <w:lvl w:ilvl="1" w:tentative="1">
+      <w:start w:val="1"/>
+      <w:numFmt w:val="bullet"/>
+      <w:lvlText w:val="o"/>
+      <w:lvlJc w:val="left"/>
+      <w:pPr>
+        <w:tabs>
+          <w:tab w:val="num" w:pos="1440"/>
+        </w:tabs>
+        <w:ind w:left="1440" w:hanging="360"/>
+      </w:pPr>
+      <w:rPr>
+        <w:rFonts w:ascii="Courier New" w:hAnsi="Courier New" w:hint="default"/>
+        <w:sz w:val="20"/>
+      </w:rPr>
+    </w:lvl>
+    <w:lvl w:ilvl="2" w:tentative="1">
+      <w:start w:val="1"/>
+      <w:numFmt w:val="bullet"/>
+      <w:lvlText w:val=""/>
+      <w:lvlJc w:val="left"/>
+      <w:pPr>
+        <w:tabs>
+          <w:tab w:val="num" w:pos="2160"/>
+        </w:tabs>
+        <w:ind w:left="2160" w:hanging="360"/>
+      </w:pPr>
+      <w:rPr>
+        <w:rFonts w:ascii="Wingdings" w:hAnsi="Wingdings" w:hint="default"/>
+        <w:sz w:val="20"/>
+      </w:rPr>
+    </w:lvl>
+    <w:lvl w:ilvl="3" w:tentative="1">
+      <w:start w:val="1"/>
+      <w:numFmt w:val="bullet"/>
+      <w:lvlText w:val=""/>
+      <w:lvlJc w:val="left"/>
+      <w:pPr>
+        <w:tabs>
+          <w:tab w:val="num" w:pos="2880"/>
+        </w:tabs>
+        <w:ind w:left="2880" w:hanging="360"/>
+      </w:pPr>
+      <w:rPr>
+        <w:rFonts w:ascii="Wingdings" w:hAnsi="Wingdings" w:hint="default"/>
+        <w:sz w:val="20"/>
+      </w:rPr>
+    </w:lvl>
+    <w:lvl w:ilvl="4" w:tentative="1">
+      <w:start w:val="1"/>
+      <w:numFmt w:val="bullet"/>
+      <w:lvlText w:val=""/>
+      <w:lvlJc w:val="left"/>
+      <w:pPr>
+        <w:tabs>
+          <w:tab w:val="num" w:pos="3600"/>
+        </w:tabs>
+        <w:ind w:left="3600" w:hanging="360"/>
+      </w:pPr>
+      <w:rPr>
+        <w:rFonts w:ascii="Wingdings" w:hAnsi="Wingdings" w:hint="default"/>
+        <w:sz w:val="20"/>
+      </w:rPr>
+    </w:lvl>
+    <w:lvl w:ilvl="5" w:tentative="1">
+      <w:start w:val="1"/>
+      <w:numFmt w:val="bullet"/>
+      <w:lvlText w:val=""/>
+      <w:lvlJc w:val="left"/>
+      <w:pPr>
+        <w:tabs>
+          <w:tab w:val="num" w:pos="4320"/>
+        </w:tabs>
+        <w:ind w:left="4320" w:hanging="360"/>
+      </w:pPr>
+      <w:rPr>
+        <w:rFonts w:ascii="Wingdings" w:hAnsi="Wingdings" w:hint="default"/>
+        <w:sz w:val="20"/>
+      </w:rPr>
+    </w:lvl>
+    <w:lvl w:ilvl="6" w:tentative="1">
+      <w:start w:val="1"/>
+      <w:numFmt w:val="bullet"/>
+      <w:lvlText w:val=""/>
+      <w:lvlJc w:val="left"/>
+      <w:pPr>
+        <w:tabs>
+          <w:tab w:val="num" w:pos="5040"/>
+        </w:tabs>
+        <w:ind w:left="5040" w:hanging="360"/>
+      </w:pPr>
+      <w:rPr>
+        <w:rFonts w:ascii="Wingdings" w:hAnsi="Wingdings" w:hint="default"/>
+        <w:sz w:val="20"/>
+      </w:rPr>
+    </w:lvl>
+    <w:lvl w:ilvl="7" w:tentative="1">
+      <w:start w:val="1"/>
+      <w:numFmt w:val="bullet"/>
+      <w:lvlText w:val=""/>
+      <w:lvlJc w:val="left"/>
+      <w:pPr>
+        <w:tabs>
+          <w:tab w:val="num" w:pos="5760"/>
+        </w:tabs>
+        <w:ind w:left="5760" w:hanging="360"/>
+      </w:pPr>
+      <w:rPr>
+        <w:rFonts w:ascii="Wingdings" w:hAnsi="Wingdings" w:hint="default"/>
+        <w:sz w:val="20"/>
+      </w:rPr>
+    </w:lvl>
+    <w:lvl w:ilvl="8" w:tentative="1">
+      <w:start w:val="1"/>
+      <w:numFmt w:val="bullet"/>
+      <w:lvlText w:val=""/>
+      <w:lvlJc w:val="left"/>
+      <w:pPr>
+        <w:tabs>
+          <w:tab w:val="num" w:pos="6480"/>
+        </w:tabs>
+        <w:ind w:left="6480" w:hanging="360"/>
+      </w:pPr>
+      <w:rPr>
+        <w:rFonts w:ascii="Wingdings" w:hAnsi="Wingdings" w:hint="default"/>
+        <w:sz w:val="20"/>
+      </w:rPr>
+    </w:lvl>
+  </w:abstractNum>
+  <w:abstractNum w:abstractNumId="102" w15:restartNumberingAfterBreak="0">
     <w:nsid w:val="4E3B7AC0"/>
     <w:multiLevelType w:val="multilevel"/>
     <w:tmpl w:val="CF5A3C30"/>
@@ -14749,7 +15821,7 @@
       </w:rPr>
     </w:lvl>
   </w:abstractNum>
-  <w:abstractNum w:abstractNumId="96" w15:restartNumberingAfterBreak="0">
+  <w:abstractNum w:abstractNumId="103" w15:restartNumberingAfterBreak="0">
     <w:nsid w:val="4ECF2486"/>
     <w:multiLevelType w:val="hybridMultilevel"/>
     <w:tmpl w:val="DFE29292"/>
@@ -14862,7 +15934,7 @@
       </w:rPr>
     </w:lvl>
   </w:abstractNum>
-  <w:abstractNum w:abstractNumId="97" w15:restartNumberingAfterBreak="0">
+  <w:abstractNum w:abstractNumId="104" w15:restartNumberingAfterBreak="0">
     <w:nsid w:val="4F7B74D9"/>
     <w:multiLevelType w:val="hybridMultilevel"/>
     <w:tmpl w:val="07E056F2"/>
@@ -14975,7 +16047,7 @@
       </w:rPr>
     </w:lvl>
   </w:abstractNum>
-  <w:abstractNum w:abstractNumId="98" w15:restartNumberingAfterBreak="0">
+  <w:abstractNum w:abstractNumId="105" w15:restartNumberingAfterBreak="0">
     <w:nsid w:val="51951584"/>
     <w:multiLevelType w:val="multilevel"/>
     <w:tmpl w:val="242E6DB4"/>
@@ -15124,7 +16196,7 @@
       </w:rPr>
     </w:lvl>
   </w:abstractNum>
-  <w:abstractNum w:abstractNumId="99" w15:restartNumberingAfterBreak="0">
+  <w:abstractNum w:abstractNumId="106" w15:restartNumberingAfterBreak="0">
     <w:nsid w:val="51D7769E"/>
     <w:multiLevelType w:val="hybridMultilevel"/>
     <w:tmpl w:val="7C1CB500"/>
@@ -15237,7 +16309,7 @@
       </w:rPr>
     </w:lvl>
   </w:abstractNum>
-  <w:abstractNum w:abstractNumId="100" w15:restartNumberingAfterBreak="0">
+  <w:abstractNum w:abstractNumId="107" w15:restartNumberingAfterBreak="0">
     <w:nsid w:val="53385D58"/>
     <w:multiLevelType w:val="hybridMultilevel"/>
     <w:tmpl w:val="9AFA04A8"/>
@@ -15350,7 +16422,7 @@
       </w:rPr>
     </w:lvl>
   </w:abstractNum>
-  <w:abstractNum w:abstractNumId="101" w15:restartNumberingAfterBreak="0">
+  <w:abstractNum w:abstractNumId="108" w15:restartNumberingAfterBreak="0">
     <w:nsid w:val="538F57ED"/>
     <w:multiLevelType w:val="multilevel"/>
     <w:tmpl w:val="AAFCFD94"/>
@@ -15499,7 +16571,7 @@
       </w:rPr>
     </w:lvl>
   </w:abstractNum>
-  <w:abstractNum w:abstractNumId="102" w15:restartNumberingAfterBreak="0">
+  <w:abstractNum w:abstractNumId="109" w15:restartNumberingAfterBreak="0">
     <w:nsid w:val="53B87D3A"/>
     <w:multiLevelType w:val="multilevel"/>
     <w:tmpl w:val="7048DB52"/>
@@ -15648,7 +16720,7 @@
       </w:rPr>
     </w:lvl>
   </w:abstractNum>
-  <w:abstractNum w:abstractNumId="103" w15:restartNumberingAfterBreak="0">
+  <w:abstractNum w:abstractNumId="110" w15:restartNumberingAfterBreak="0">
     <w:nsid w:val="553B12A0"/>
     <w:multiLevelType w:val="multilevel"/>
     <w:tmpl w:val="6444092E"/>
@@ -15797,7 +16869,7 @@
       </w:rPr>
     </w:lvl>
   </w:abstractNum>
-  <w:abstractNum w:abstractNumId="104" w15:restartNumberingAfterBreak="0">
+  <w:abstractNum w:abstractNumId="111" w15:restartNumberingAfterBreak="0">
     <w:nsid w:val="55515AE2"/>
     <w:multiLevelType w:val="multilevel"/>
     <w:tmpl w:val="B9C078E2"/>
@@ -15946,7 +17018,7 @@
       </w:rPr>
     </w:lvl>
   </w:abstractNum>
-  <w:abstractNum w:abstractNumId="105" w15:restartNumberingAfterBreak="0">
+  <w:abstractNum w:abstractNumId="112" w15:restartNumberingAfterBreak="0">
     <w:nsid w:val="557409DF"/>
     <w:multiLevelType w:val="multilevel"/>
     <w:tmpl w:val="DE0E74EC"/>
@@ -16095,7 +17167,7 @@
       </w:rPr>
     </w:lvl>
   </w:abstractNum>
-  <w:abstractNum w:abstractNumId="106" w15:restartNumberingAfterBreak="0">
+  <w:abstractNum w:abstractNumId="113" w15:restartNumberingAfterBreak="0">
     <w:nsid w:val="560C4D77"/>
     <w:multiLevelType w:val="hybridMultilevel"/>
     <w:tmpl w:val="2A06B524"/>
@@ -16208,7 +17280,7 @@
       </w:rPr>
     </w:lvl>
   </w:abstractNum>
-  <w:abstractNum w:abstractNumId="107" w15:restartNumberingAfterBreak="0">
+  <w:abstractNum w:abstractNumId="114" w15:restartNumberingAfterBreak="0">
     <w:nsid w:val="56DE3DC9"/>
     <w:multiLevelType w:val="hybridMultilevel"/>
     <w:tmpl w:val="0CDA8A80"/>
@@ -16321,7 +17393,7 @@
       </w:rPr>
     </w:lvl>
   </w:abstractNum>
-  <w:abstractNum w:abstractNumId="108" w15:restartNumberingAfterBreak="0">
+  <w:abstractNum w:abstractNumId="115" w15:restartNumberingAfterBreak="0">
     <w:nsid w:val="56FD7225"/>
     <w:multiLevelType w:val="hybridMultilevel"/>
     <w:tmpl w:val="73D2D198"/>
@@ -16407,7 +17479,156 @@
       </w:pPr>
     </w:lvl>
   </w:abstractNum>
-  <w:abstractNum w:abstractNumId="109" w15:restartNumberingAfterBreak="0">
+  <w:abstractNum w:abstractNumId="116" w15:restartNumberingAfterBreak="0">
+    <w:nsid w:val="59112246"/>
+    <w:multiLevelType w:val="multilevel"/>
+    <w:tmpl w:val="250EEE56"/>
+    <w:lvl w:ilvl="0">
+      <w:start w:val="1"/>
+      <w:numFmt w:val="bullet"/>
+      <w:lvlText w:val=""/>
+      <w:lvlJc w:val="left"/>
+      <w:pPr>
+        <w:tabs>
+          <w:tab w:val="num" w:pos="720"/>
+        </w:tabs>
+        <w:ind w:left="720" w:hanging="360"/>
+      </w:pPr>
+      <w:rPr>
+        <w:rFonts w:ascii="Symbol" w:hAnsi="Symbol" w:hint="default"/>
+        <w:sz w:val="20"/>
+      </w:rPr>
+    </w:lvl>
+    <w:lvl w:ilvl="1" w:tentative="1">
+      <w:start w:val="1"/>
+      <w:numFmt w:val="bullet"/>
+      <w:lvlText w:val="o"/>
+      <w:lvlJc w:val="left"/>
+      <w:pPr>
+        <w:tabs>
+          <w:tab w:val="num" w:pos="1440"/>
+        </w:tabs>
+        <w:ind w:left="1440" w:hanging="360"/>
+      </w:pPr>
+      <w:rPr>
+        <w:rFonts w:ascii="Courier New" w:hAnsi="Courier New" w:hint="default"/>
+        <w:sz w:val="20"/>
+      </w:rPr>
+    </w:lvl>
+    <w:lvl w:ilvl="2" w:tentative="1">
+      <w:start w:val="1"/>
+      <w:numFmt w:val="bullet"/>
+      <w:lvlText w:val=""/>
+      <w:lvlJc w:val="left"/>
+      <w:pPr>
+        <w:tabs>
+          <w:tab w:val="num" w:pos="2160"/>
+        </w:tabs>
+        <w:ind w:left="2160" w:hanging="360"/>
+      </w:pPr>
+      <w:rPr>
+        <w:rFonts w:ascii="Wingdings" w:hAnsi="Wingdings" w:hint="default"/>
+        <w:sz w:val="20"/>
+      </w:rPr>
+    </w:lvl>
+    <w:lvl w:ilvl="3" w:tentative="1">
+      <w:start w:val="1"/>
+      <w:numFmt w:val="bullet"/>
+      <w:lvlText w:val=""/>
+      <w:lvlJc w:val="left"/>
+      <w:pPr>
+        <w:tabs>
+          <w:tab w:val="num" w:pos="2880"/>
+        </w:tabs>
+        <w:ind w:left="2880" w:hanging="360"/>
+      </w:pPr>
+      <w:rPr>
+        <w:rFonts w:ascii="Wingdings" w:hAnsi="Wingdings" w:hint="default"/>
+        <w:sz w:val="20"/>
+      </w:rPr>
+    </w:lvl>
+    <w:lvl w:ilvl="4" w:tentative="1">
+      <w:start w:val="1"/>
+      <w:numFmt w:val="bullet"/>
+      <w:lvlText w:val=""/>
+      <w:lvlJc w:val="left"/>
+      <w:pPr>
+        <w:tabs>
+          <w:tab w:val="num" w:pos="3600"/>
+        </w:tabs>
+        <w:ind w:left="3600" w:hanging="360"/>
+      </w:pPr>
+      <w:rPr>
+        <w:rFonts w:ascii="Wingdings" w:hAnsi="Wingdings" w:hint="default"/>
+        <w:sz w:val="20"/>
+      </w:rPr>
+    </w:lvl>
+    <w:lvl w:ilvl="5" w:tentative="1">
+      <w:start w:val="1"/>
+      <w:numFmt w:val="bullet"/>
+      <w:lvlText w:val=""/>
+      <w:lvlJc w:val="left"/>
+      <w:pPr>
+        <w:tabs>
+          <w:tab w:val="num" w:pos="4320"/>
+        </w:tabs>
+        <w:ind w:left="4320" w:hanging="360"/>
+      </w:pPr>
+      <w:rPr>
+        <w:rFonts w:ascii="Wingdings" w:hAnsi="Wingdings" w:hint="default"/>
+        <w:sz w:val="20"/>
+      </w:rPr>
+    </w:lvl>
+    <w:lvl w:ilvl="6" w:tentative="1">
+      <w:start w:val="1"/>
+      <w:numFmt w:val="bullet"/>
+      <w:lvlText w:val=""/>
+      <w:lvlJc w:val="left"/>
+      <w:pPr>
+        <w:tabs>
+          <w:tab w:val="num" w:pos="5040"/>
+        </w:tabs>
+        <w:ind w:left="5040" w:hanging="360"/>
+      </w:pPr>
+      <w:rPr>
+        <w:rFonts w:ascii="Wingdings" w:hAnsi="Wingdings" w:hint="default"/>
+        <w:sz w:val="20"/>
+      </w:rPr>
+    </w:lvl>
+    <w:lvl w:ilvl="7" w:tentative="1">
+      <w:start w:val="1"/>
+      <w:numFmt w:val="bullet"/>
+      <w:lvlText w:val=""/>
+      <w:lvlJc w:val="left"/>
+      <w:pPr>
+        <w:tabs>
+          <w:tab w:val="num" w:pos="5760"/>
+        </w:tabs>
+        <w:ind w:left="5760" w:hanging="360"/>
+      </w:pPr>
+      <w:rPr>
+        <w:rFonts w:ascii="Wingdings" w:hAnsi="Wingdings" w:hint="default"/>
+        <w:sz w:val="20"/>
+      </w:rPr>
+    </w:lvl>
+    <w:lvl w:ilvl="8" w:tentative="1">
+      <w:start w:val="1"/>
+      <w:numFmt w:val="bullet"/>
+      <w:lvlText w:val=""/>
+      <w:lvlJc w:val="left"/>
+      <w:pPr>
+        <w:tabs>
+          <w:tab w:val="num" w:pos="6480"/>
+        </w:tabs>
+        <w:ind w:left="6480" w:hanging="360"/>
+      </w:pPr>
+      <w:rPr>
+        <w:rFonts w:ascii="Wingdings" w:hAnsi="Wingdings" w:hint="default"/>
+        <w:sz w:val="20"/>
+      </w:rPr>
+    </w:lvl>
+  </w:abstractNum>
+  <w:abstractNum w:abstractNumId="117" w15:restartNumberingAfterBreak="0">
     <w:nsid w:val="595D005F"/>
     <w:multiLevelType w:val="multilevel"/>
     <w:tmpl w:val="C75A7AAC"/>
@@ -16556,7 +17777,7 @@
       </w:rPr>
     </w:lvl>
   </w:abstractNum>
-  <w:abstractNum w:abstractNumId="110" w15:restartNumberingAfterBreak="0">
+  <w:abstractNum w:abstractNumId="118" w15:restartNumberingAfterBreak="0">
     <w:nsid w:val="5AD971F3"/>
     <w:multiLevelType w:val="multilevel"/>
     <w:tmpl w:val="7048DB52"/>
@@ -16705,7 +17926,7 @@
       </w:rPr>
     </w:lvl>
   </w:abstractNum>
-  <w:abstractNum w:abstractNumId="111" w15:restartNumberingAfterBreak="0">
+  <w:abstractNum w:abstractNumId="119" w15:restartNumberingAfterBreak="0">
     <w:nsid w:val="5B8952E2"/>
     <w:multiLevelType w:val="hybridMultilevel"/>
     <w:tmpl w:val="BC8E4B92"/>
@@ -16818,7 +18039,7 @@
       </w:rPr>
     </w:lvl>
   </w:abstractNum>
-  <w:abstractNum w:abstractNumId="112" w15:restartNumberingAfterBreak="0">
+  <w:abstractNum w:abstractNumId="120" w15:restartNumberingAfterBreak="0">
     <w:nsid w:val="5B9D68FF"/>
     <w:multiLevelType w:val="hybridMultilevel"/>
     <w:tmpl w:val="97365E1C"/>
@@ -16931,7 +18152,7 @@
       </w:rPr>
     </w:lvl>
   </w:abstractNum>
-  <w:abstractNum w:abstractNumId="113" w15:restartNumberingAfterBreak="0">
+  <w:abstractNum w:abstractNumId="121" w15:restartNumberingAfterBreak="0">
     <w:nsid w:val="5CAB4FC3"/>
     <w:multiLevelType w:val="multilevel"/>
     <w:tmpl w:val="53C8A9D2"/>
@@ -17080,7 +18301,7 @@
       </w:rPr>
     </w:lvl>
   </w:abstractNum>
-  <w:abstractNum w:abstractNumId="114" w15:restartNumberingAfterBreak="0">
+  <w:abstractNum w:abstractNumId="122" w15:restartNumberingAfterBreak="0">
     <w:nsid w:val="5E8C79BD"/>
     <w:multiLevelType w:val="multilevel"/>
     <w:tmpl w:val="53042FFE"/>
@@ -17229,7 +18450,7 @@
       </w:rPr>
     </w:lvl>
   </w:abstractNum>
-  <w:abstractNum w:abstractNumId="115" w15:restartNumberingAfterBreak="0">
+  <w:abstractNum w:abstractNumId="123" w15:restartNumberingAfterBreak="0">
     <w:nsid w:val="5EF0571B"/>
     <w:multiLevelType w:val="multilevel"/>
     <w:tmpl w:val="FAFE8AA8"/>
@@ -17378,7 +18599,7 @@
       </w:rPr>
     </w:lvl>
   </w:abstractNum>
-  <w:abstractNum w:abstractNumId="116" w15:restartNumberingAfterBreak="0">
+  <w:abstractNum w:abstractNumId="124" w15:restartNumberingAfterBreak="0">
     <w:nsid w:val="5F0042C8"/>
     <w:multiLevelType w:val="multilevel"/>
     <w:tmpl w:val="8514E290"/>
@@ -17527,7 +18748,7 @@
       </w:rPr>
     </w:lvl>
   </w:abstractNum>
-  <w:abstractNum w:abstractNumId="117" w15:restartNumberingAfterBreak="0">
+  <w:abstractNum w:abstractNumId="125" w15:restartNumberingAfterBreak="0">
     <w:nsid w:val="5F4F154C"/>
     <w:multiLevelType w:val="hybridMultilevel"/>
     <w:tmpl w:val="30B022AA"/>
@@ -17640,7 +18861,7 @@
       </w:rPr>
     </w:lvl>
   </w:abstractNum>
-  <w:abstractNum w:abstractNumId="118" w15:restartNumberingAfterBreak="0">
+  <w:abstractNum w:abstractNumId="126" w15:restartNumberingAfterBreak="0">
     <w:nsid w:val="615703C6"/>
     <w:multiLevelType w:val="hybridMultilevel"/>
     <w:tmpl w:val="F8241636"/>
@@ -17753,7 +18974,7 @@
       </w:rPr>
     </w:lvl>
   </w:abstractNum>
-  <w:abstractNum w:abstractNumId="119" w15:restartNumberingAfterBreak="0">
+  <w:abstractNum w:abstractNumId="127" w15:restartNumberingAfterBreak="0">
     <w:nsid w:val="616A756B"/>
     <w:multiLevelType w:val="multilevel"/>
     <w:tmpl w:val="C7628FEE"/>
@@ -17902,7 +19123,7 @@
       </w:rPr>
     </w:lvl>
   </w:abstractNum>
-  <w:abstractNum w:abstractNumId="120" w15:restartNumberingAfterBreak="0">
+  <w:abstractNum w:abstractNumId="128" w15:restartNumberingAfterBreak="0">
     <w:nsid w:val="619965E5"/>
     <w:multiLevelType w:val="multilevel"/>
     <w:tmpl w:val="9B465DD6"/>
@@ -18051,7 +19272,7 @@
       </w:rPr>
     </w:lvl>
   </w:abstractNum>
-  <w:abstractNum w:abstractNumId="121" w15:restartNumberingAfterBreak="0">
+  <w:abstractNum w:abstractNumId="129" w15:restartNumberingAfterBreak="0">
     <w:nsid w:val="62651B6A"/>
     <w:multiLevelType w:val="multilevel"/>
     <w:tmpl w:val="7048DB52"/>
@@ -18200,7 +19421,7 @@
       </w:rPr>
     </w:lvl>
   </w:abstractNum>
-  <w:abstractNum w:abstractNumId="122" w15:restartNumberingAfterBreak="0">
+  <w:abstractNum w:abstractNumId="130" w15:restartNumberingAfterBreak="0">
     <w:nsid w:val="62726CA4"/>
     <w:multiLevelType w:val="hybridMultilevel"/>
     <w:tmpl w:val="173CD39A"/>
@@ -18313,7 +19534,7 @@
       </w:rPr>
     </w:lvl>
   </w:abstractNum>
-  <w:abstractNum w:abstractNumId="123" w15:restartNumberingAfterBreak="0">
+  <w:abstractNum w:abstractNumId="131" w15:restartNumberingAfterBreak="0">
     <w:nsid w:val="65677D4A"/>
     <w:multiLevelType w:val="multilevel"/>
     <w:tmpl w:val="A4CA805E"/>
@@ -18462,7 +19683,7 @@
       </w:rPr>
     </w:lvl>
   </w:abstractNum>
-  <w:abstractNum w:abstractNumId="124" w15:restartNumberingAfterBreak="0">
+  <w:abstractNum w:abstractNumId="132" w15:restartNumberingAfterBreak="0">
     <w:nsid w:val="66C262AB"/>
     <w:multiLevelType w:val="multilevel"/>
     <w:tmpl w:val="041AD254"/>
@@ -18611,7 +19832,7 @@
       </w:rPr>
     </w:lvl>
   </w:abstractNum>
-  <w:abstractNum w:abstractNumId="125" w15:restartNumberingAfterBreak="0">
+  <w:abstractNum w:abstractNumId="133" w15:restartNumberingAfterBreak="0">
     <w:nsid w:val="672E2C87"/>
     <w:multiLevelType w:val="multilevel"/>
     <w:tmpl w:val="7048DB52"/>
@@ -18760,7 +19981,7 @@
       </w:rPr>
     </w:lvl>
   </w:abstractNum>
-  <w:abstractNum w:abstractNumId="126" w15:restartNumberingAfterBreak="0">
+  <w:abstractNum w:abstractNumId="134" w15:restartNumberingAfterBreak="0">
     <w:nsid w:val="68EB57D7"/>
     <w:multiLevelType w:val="hybridMultilevel"/>
     <w:tmpl w:val="3B50B75E"/>
@@ -18873,7 +20094,7 @@
       </w:rPr>
     </w:lvl>
   </w:abstractNum>
-  <w:abstractNum w:abstractNumId="127" w15:restartNumberingAfterBreak="0">
+  <w:abstractNum w:abstractNumId="135" w15:restartNumberingAfterBreak="0">
     <w:nsid w:val="695E7EBD"/>
     <w:multiLevelType w:val="multilevel"/>
     <w:tmpl w:val="DF50B59E"/>
@@ -19022,7 +20243,7 @@
       </w:rPr>
     </w:lvl>
   </w:abstractNum>
-  <w:abstractNum w:abstractNumId="128" w15:restartNumberingAfterBreak="0">
+  <w:abstractNum w:abstractNumId="136" w15:restartNumberingAfterBreak="0">
     <w:nsid w:val="6A092E3D"/>
     <w:multiLevelType w:val="multilevel"/>
     <w:tmpl w:val="090A41C8"/>
@@ -19171,7 +20392,7 @@
       </w:rPr>
     </w:lvl>
   </w:abstractNum>
-  <w:abstractNum w:abstractNumId="129" w15:restartNumberingAfterBreak="0">
+  <w:abstractNum w:abstractNumId="137" w15:restartNumberingAfterBreak="0">
     <w:nsid w:val="6A1F62E9"/>
     <w:multiLevelType w:val="multilevel"/>
     <w:tmpl w:val="91529398"/>
@@ -19320,7 +20541,7 @@
       </w:rPr>
     </w:lvl>
   </w:abstractNum>
-  <w:abstractNum w:abstractNumId="130" w15:restartNumberingAfterBreak="0">
+  <w:abstractNum w:abstractNumId="138" w15:restartNumberingAfterBreak="0">
     <w:nsid w:val="6A923837"/>
     <w:multiLevelType w:val="hybridMultilevel"/>
     <w:tmpl w:val="3A4E11E8"/>
@@ -19433,7 +20654,7 @@
       </w:rPr>
     </w:lvl>
   </w:abstractNum>
-  <w:abstractNum w:abstractNumId="131" w15:restartNumberingAfterBreak="0">
+  <w:abstractNum w:abstractNumId="139" w15:restartNumberingAfterBreak="0">
     <w:nsid w:val="6AAE6342"/>
     <w:multiLevelType w:val="multilevel"/>
     <w:tmpl w:val="2E7C919A"/>
@@ -19582,7 +20803,7 @@
       </w:rPr>
     </w:lvl>
   </w:abstractNum>
-  <w:abstractNum w:abstractNumId="132" w15:restartNumberingAfterBreak="0">
+  <w:abstractNum w:abstractNumId="140" w15:restartNumberingAfterBreak="0">
     <w:nsid w:val="6AE110BB"/>
     <w:multiLevelType w:val="hybridMultilevel"/>
     <w:tmpl w:val="03F8C014"/>
@@ -19695,7 +20916,156 @@
       </w:rPr>
     </w:lvl>
   </w:abstractNum>
-  <w:abstractNum w:abstractNumId="133" w15:restartNumberingAfterBreak="0">
+  <w:abstractNum w:abstractNumId="141" w15:restartNumberingAfterBreak="0">
+    <w:nsid w:val="6AF45C6E"/>
+    <w:multiLevelType w:val="multilevel"/>
+    <w:tmpl w:val="4202DB2A"/>
+    <w:lvl w:ilvl="0">
+      <w:start w:val="1"/>
+      <w:numFmt w:val="bullet"/>
+      <w:lvlText w:val=""/>
+      <w:lvlJc w:val="left"/>
+      <w:pPr>
+        <w:tabs>
+          <w:tab w:val="num" w:pos="720"/>
+        </w:tabs>
+        <w:ind w:left="720" w:hanging="360"/>
+      </w:pPr>
+      <w:rPr>
+        <w:rFonts w:ascii="Symbol" w:hAnsi="Symbol" w:hint="default"/>
+        <w:sz w:val="20"/>
+      </w:rPr>
+    </w:lvl>
+    <w:lvl w:ilvl="1" w:tentative="1">
+      <w:start w:val="1"/>
+      <w:numFmt w:val="bullet"/>
+      <w:lvlText w:val="o"/>
+      <w:lvlJc w:val="left"/>
+      <w:pPr>
+        <w:tabs>
+          <w:tab w:val="num" w:pos="1440"/>
+        </w:tabs>
+        <w:ind w:left="1440" w:hanging="360"/>
+      </w:pPr>
+      <w:rPr>
+        <w:rFonts w:ascii="Courier New" w:hAnsi="Courier New" w:hint="default"/>
+        <w:sz w:val="20"/>
+      </w:rPr>
+    </w:lvl>
+    <w:lvl w:ilvl="2" w:tentative="1">
+      <w:start w:val="1"/>
+      <w:numFmt w:val="bullet"/>
+      <w:lvlText w:val=""/>
+      <w:lvlJc w:val="left"/>
+      <w:pPr>
+        <w:tabs>
+          <w:tab w:val="num" w:pos="2160"/>
+        </w:tabs>
+        <w:ind w:left="2160" w:hanging="360"/>
+      </w:pPr>
+      <w:rPr>
+        <w:rFonts w:ascii="Wingdings" w:hAnsi="Wingdings" w:hint="default"/>
+        <w:sz w:val="20"/>
+      </w:rPr>
+    </w:lvl>
+    <w:lvl w:ilvl="3" w:tentative="1">
+      <w:start w:val="1"/>
+      <w:numFmt w:val="bullet"/>
+      <w:lvlText w:val=""/>
+      <w:lvlJc w:val="left"/>
+      <w:pPr>
+        <w:tabs>
+          <w:tab w:val="num" w:pos="2880"/>
+        </w:tabs>
+        <w:ind w:left="2880" w:hanging="360"/>
+      </w:pPr>
+      <w:rPr>
+        <w:rFonts w:ascii="Wingdings" w:hAnsi="Wingdings" w:hint="default"/>
+        <w:sz w:val="20"/>
+      </w:rPr>
+    </w:lvl>
+    <w:lvl w:ilvl="4" w:tentative="1">
+      <w:start w:val="1"/>
+      <w:numFmt w:val="bullet"/>
+      <w:lvlText w:val=""/>
+      <w:lvlJc w:val="left"/>
+      <w:pPr>
+        <w:tabs>
+          <w:tab w:val="num" w:pos="3600"/>
+        </w:tabs>
+        <w:ind w:left="3600" w:hanging="360"/>
+      </w:pPr>
+      <w:rPr>
+        <w:rFonts w:ascii="Wingdings" w:hAnsi="Wingdings" w:hint="default"/>
+        <w:sz w:val="20"/>
+      </w:rPr>
+    </w:lvl>
+    <w:lvl w:ilvl="5" w:tentative="1">
+      <w:start w:val="1"/>
+      <w:numFmt w:val="bullet"/>
+      <w:lvlText w:val=""/>
+      <w:lvlJc w:val="left"/>
+      <w:pPr>
+        <w:tabs>
+          <w:tab w:val="num" w:pos="4320"/>
+        </w:tabs>
+        <w:ind w:left="4320" w:hanging="360"/>
+      </w:pPr>
+      <w:rPr>
+        <w:rFonts w:ascii="Wingdings" w:hAnsi="Wingdings" w:hint="default"/>
+        <w:sz w:val="20"/>
+      </w:rPr>
+    </w:lvl>
+    <w:lvl w:ilvl="6" w:tentative="1">
+      <w:start w:val="1"/>
+      <w:numFmt w:val="bullet"/>
+      <w:lvlText w:val=""/>
+      <w:lvlJc w:val="left"/>
+      <w:pPr>
+        <w:tabs>
+          <w:tab w:val="num" w:pos="5040"/>
+        </w:tabs>
+        <w:ind w:left="5040" w:hanging="360"/>
+      </w:pPr>
+      <w:rPr>
+        <w:rFonts w:ascii="Wingdings" w:hAnsi="Wingdings" w:hint="default"/>
+        <w:sz w:val="20"/>
+      </w:rPr>
+    </w:lvl>
+    <w:lvl w:ilvl="7" w:tentative="1">
+      <w:start w:val="1"/>
+      <w:numFmt w:val="bullet"/>
+      <w:lvlText w:val=""/>
+      <w:lvlJc w:val="left"/>
+      <w:pPr>
+        <w:tabs>
+          <w:tab w:val="num" w:pos="5760"/>
+        </w:tabs>
+        <w:ind w:left="5760" w:hanging="360"/>
+      </w:pPr>
+      <w:rPr>
+        <w:rFonts w:ascii="Wingdings" w:hAnsi="Wingdings" w:hint="default"/>
+        <w:sz w:val="20"/>
+      </w:rPr>
+    </w:lvl>
+    <w:lvl w:ilvl="8" w:tentative="1">
+      <w:start w:val="1"/>
+      <w:numFmt w:val="bullet"/>
+      <w:lvlText w:val=""/>
+      <w:lvlJc w:val="left"/>
+      <w:pPr>
+        <w:tabs>
+          <w:tab w:val="num" w:pos="6480"/>
+        </w:tabs>
+        <w:ind w:left="6480" w:hanging="360"/>
+      </w:pPr>
+      <w:rPr>
+        <w:rFonts w:ascii="Wingdings" w:hAnsi="Wingdings" w:hint="default"/>
+        <w:sz w:val="20"/>
+      </w:rPr>
+    </w:lvl>
+  </w:abstractNum>
+  <w:abstractNum w:abstractNumId="142" w15:restartNumberingAfterBreak="0">
     <w:nsid w:val="6B223D72"/>
     <w:multiLevelType w:val="hybridMultilevel"/>
     <w:tmpl w:val="E5A818D2"/>
@@ -19808,7 +21178,7 @@
       </w:rPr>
     </w:lvl>
   </w:abstractNum>
-  <w:abstractNum w:abstractNumId="134" w15:restartNumberingAfterBreak="0">
+  <w:abstractNum w:abstractNumId="143" w15:restartNumberingAfterBreak="0">
     <w:nsid w:val="6C5124B5"/>
     <w:multiLevelType w:val="hybridMultilevel"/>
     <w:tmpl w:val="F216F09A"/>
@@ -19921,7 +21291,7 @@
       </w:rPr>
     </w:lvl>
   </w:abstractNum>
-  <w:abstractNum w:abstractNumId="135" w15:restartNumberingAfterBreak="0">
+  <w:abstractNum w:abstractNumId="144" w15:restartNumberingAfterBreak="0">
     <w:nsid w:val="6CFF38DA"/>
     <w:multiLevelType w:val="multilevel"/>
     <w:tmpl w:val="758CDE8E"/>
@@ -20070,7 +21440,7 @@
       </w:rPr>
     </w:lvl>
   </w:abstractNum>
-  <w:abstractNum w:abstractNumId="136" w15:restartNumberingAfterBreak="0">
+  <w:abstractNum w:abstractNumId="145" w15:restartNumberingAfterBreak="0">
     <w:nsid w:val="6D285BDE"/>
     <w:multiLevelType w:val="multilevel"/>
     <w:tmpl w:val="5BEE1D5C"/>
@@ -20219,7 +21589,7 @@
       </w:rPr>
     </w:lvl>
   </w:abstractNum>
-  <w:abstractNum w:abstractNumId="137" w15:restartNumberingAfterBreak="0">
+  <w:abstractNum w:abstractNumId="146" w15:restartNumberingAfterBreak="0">
     <w:nsid w:val="6D3016D7"/>
     <w:multiLevelType w:val="multilevel"/>
     <w:tmpl w:val="F586C01C"/>
@@ -20368,7 +21738,7 @@
       </w:rPr>
     </w:lvl>
   </w:abstractNum>
-  <w:abstractNum w:abstractNumId="138" w15:restartNumberingAfterBreak="0">
+  <w:abstractNum w:abstractNumId="147" w15:restartNumberingAfterBreak="0">
     <w:nsid w:val="6D9D5ECA"/>
     <w:multiLevelType w:val="multilevel"/>
     <w:tmpl w:val="2DB03242"/>
@@ -20509,7 +21879,7 @@
       </w:rPr>
     </w:lvl>
   </w:abstractNum>
-  <w:abstractNum w:abstractNumId="139" w15:restartNumberingAfterBreak="0">
+  <w:abstractNum w:abstractNumId="148" w15:restartNumberingAfterBreak="0">
     <w:nsid w:val="6E46438A"/>
     <w:multiLevelType w:val="multilevel"/>
     <w:tmpl w:val="8B42DAFE"/>
@@ -20658,7 +22028,7 @@
       </w:rPr>
     </w:lvl>
   </w:abstractNum>
-  <w:abstractNum w:abstractNumId="140" w15:restartNumberingAfterBreak="0">
+  <w:abstractNum w:abstractNumId="149" w15:restartNumberingAfterBreak="0">
     <w:nsid w:val="6F683E55"/>
     <w:multiLevelType w:val="hybridMultilevel"/>
     <w:tmpl w:val="0B703C78"/>
@@ -20771,7 +22141,7 @@
       </w:rPr>
     </w:lvl>
   </w:abstractNum>
-  <w:abstractNum w:abstractNumId="141" w15:restartNumberingAfterBreak="0">
+  <w:abstractNum w:abstractNumId="150" w15:restartNumberingAfterBreak="0">
     <w:nsid w:val="70844FBE"/>
     <w:multiLevelType w:val="multilevel"/>
     <w:tmpl w:val="42FC17DA"/>
@@ -20920,7 +22290,7 @@
       </w:rPr>
     </w:lvl>
   </w:abstractNum>
-  <w:abstractNum w:abstractNumId="142" w15:restartNumberingAfterBreak="0">
+  <w:abstractNum w:abstractNumId="151" w15:restartNumberingAfterBreak="0">
     <w:nsid w:val="70925A37"/>
     <w:multiLevelType w:val="hybridMultilevel"/>
     <w:tmpl w:val="5B36A86C"/>
@@ -21033,7 +22403,7 @@
       </w:rPr>
     </w:lvl>
   </w:abstractNum>
-  <w:abstractNum w:abstractNumId="143" w15:restartNumberingAfterBreak="0">
+  <w:abstractNum w:abstractNumId="152" w15:restartNumberingAfterBreak="0">
     <w:nsid w:val="72270362"/>
     <w:multiLevelType w:val="hybridMultilevel"/>
     <w:tmpl w:val="D624C992"/>
@@ -21146,7 +22516,7 @@
       </w:rPr>
     </w:lvl>
   </w:abstractNum>
-  <w:abstractNum w:abstractNumId="144" w15:restartNumberingAfterBreak="0">
+  <w:abstractNum w:abstractNumId="153" w15:restartNumberingAfterBreak="0">
     <w:nsid w:val="72877B6D"/>
     <w:multiLevelType w:val="multilevel"/>
     <w:tmpl w:val="AD761D40"/>
@@ -21295,7 +22665,7 @@
       </w:rPr>
     </w:lvl>
   </w:abstractNum>
-  <w:abstractNum w:abstractNumId="145" w15:restartNumberingAfterBreak="0">
+  <w:abstractNum w:abstractNumId="154" w15:restartNumberingAfterBreak="0">
     <w:nsid w:val="74C56DDB"/>
     <w:multiLevelType w:val="multilevel"/>
     <w:tmpl w:val="821E30A8"/>
@@ -21444,7 +22814,7 @@
       </w:rPr>
     </w:lvl>
   </w:abstractNum>
-  <w:abstractNum w:abstractNumId="146" w15:restartNumberingAfterBreak="0">
+  <w:abstractNum w:abstractNumId="155" w15:restartNumberingAfterBreak="0">
     <w:nsid w:val="76BA0C88"/>
     <w:multiLevelType w:val="multilevel"/>
     <w:tmpl w:val="000AEBF2"/>
@@ -21593,7 +22963,7 @@
       </w:rPr>
     </w:lvl>
   </w:abstractNum>
-  <w:abstractNum w:abstractNumId="147" w15:restartNumberingAfterBreak="0">
+  <w:abstractNum w:abstractNumId="156" w15:restartNumberingAfterBreak="0">
     <w:nsid w:val="77565FFD"/>
     <w:multiLevelType w:val="multilevel"/>
     <w:tmpl w:val="758CF480"/>
@@ -21742,7 +23112,7 @@
       </w:rPr>
     </w:lvl>
   </w:abstractNum>
-  <w:abstractNum w:abstractNumId="148" w15:restartNumberingAfterBreak="0">
+  <w:abstractNum w:abstractNumId="157" w15:restartNumberingAfterBreak="0">
     <w:nsid w:val="7768204B"/>
     <w:multiLevelType w:val="multilevel"/>
     <w:tmpl w:val="0D781874"/>
@@ -21891,7 +23261,7 @@
       </w:rPr>
     </w:lvl>
   </w:abstractNum>
-  <w:abstractNum w:abstractNumId="149" w15:restartNumberingAfterBreak="0">
+  <w:abstractNum w:abstractNumId="158" w15:restartNumberingAfterBreak="0">
     <w:nsid w:val="77751EAE"/>
     <w:multiLevelType w:val="multilevel"/>
     <w:tmpl w:val="4D94A6F2"/>
@@ -22040,7 +23410,7 @@
       </w:rPr>
     </w:lvl>
   </w:abstractNum>
-  <w:abstractNum w:abstractNumId="150" w15:restartNumberingAfterBreak="0">
+  <w:abstractNum w:abstractNumId="159" w15:restartNumberingAfterBreak="0">
     <w:nsid w:val="79866727"/>
     <w:multiLevelType w:val="hybridMultilevel"/>
     <w:tmpl w:val="9066462A"/>
@@ -22153,7 +23523,7 @@
       </w:rPr>
     </w:lvl>
   </w:abstractNum>
-  <w:abstractNum w:abstractNumId="151" w15:restartNumberingAfterBreak="0">
+  <w:abstractNum w:abstractNumId="160" w15:restartNumberingAfterBreak="0">
     <w:nsid w:val="7A375BE8"/>
     <w:multiLevelType w:val="hybridMultilevel"/>
     <w:tmpl w:val="1CEA8AD8"/>
@@ -22266,7 +23636,7 @@
       </w:rPr>
     </w:lvl>
   </w:abstractNum>
-  <w:abstractNum w:abstractNumId="152" w15:restartNumberingAfterBreak="0">
+  <w:abstractNum w:abstractNumId="161" w15:restartNumberingAfterBreak="0">
     <w:nsid w:val="7BE26659"/>
     <w:multiLevelType w:val="multilevel"/>
     <w:tmpl w:val="5CC8007C"/>
@@ -22415,7 +23785,7 @@
       </w:rPr>
     </w:lvl>
   </w:abstractNum>
-  <w:abstractNum w:abstractNumId="153" w15:restartNumberingAfterBreak="0">
+  <w:abstractNum w:abstractNumId="162" w15:restartNumberingAfterBreak="0">
     <w:nsid w:val="7C2729A1"/>
     <w:multiLevelType w:val="hybridMultilevel"/>
     <w:tmpl w:val="765AF342"/>
@@ -22528,7 +23898,7 @@
       </w:rPr>
     </w:lvl>
   </w:abstractNum>
-  <w:abstractNum w:abstractNumId="154" w15:restartNumberingAfterBreak="0">
+  <w:abstractNum w:abstractNumId="163" w15:restartNumberingAfterBreak="0">
     <w:nsid w:val="7D12641E"/>
     <w:multiLevelType w:val="multilevel"/>
     <w:tmpl w:val="1BCCCCEE"/>
@@ -22677,7 +24047,7 @@
       </w:rPr>
     </w:lvl>
   </w:abstractNum>
-  <w:abstractNum w:abstractNumId="155" w15:restartNumberingAfterBreak="0">
+  <w:abstractNum w:abstractNumId="164" w15:restartNumberingAfterBreak="0">
     <w:nsid w:val="7EB35DC7"/>
     <w:multiLevelType w:val="hybridMultilevel"/>
     <w:tmpl w:val="C5B8B8BA"/>
@@ -22790,7 +24160,7 @@
       </w:rPr>
     </w:lvl>
   </w:abstractNum>
-  <w:abstractNum w:abstractNumId="156" w15:restartNumberingAfterBreak="0">
+  <w:abstractNum w:abstractNumId="165" w15:restartNumberingAfterBreak="0">
     <w:nsid w:val="7F786244"/>
     <w:multiLevelType w:val="multilevel"/>
     <w:tmpl w:val="128CFF36"/>
@@ -22940,475 +24310,502 @@
     </w:lvl>
   </w:abstractNum>
   <w:num w:numId="1" w16cid:durableId="417333324">
-    <w:abstractNumId w:val="12"/>
+    <w:abstractNumId w:val="13"/>
   </w:num>
   <w:num w:numId="2" w16cid:durableId="1496452659">
-    <w:abstractNumId w:val="138"/>
+    <w:abstractNumId w:val="147"/>
   </w:num>
   <w:num w:numId="3" w16cid:durableId="1387801634">
     <w:abstractNumId w:val="5"/>
   </w:num>
   <w:num w:numId="4" w16cid:durableId="1356728775">
-    <w:abstractNumId w:val="87"/>
+    <w:abstractNumId w:val="92"/>
   </w:num>
   <w:num w:numId="5" w16cid:durableId="32924388">
-    <w:abstractNumId w:val="22"/>
+    <w:abstractNumId w:val="24"/>
   </w:num>
   <w:num w:numId="6" w16cid:durableId="1406339809">
     <w:abstractNumId w:val="6"/>
   </w:num>
   <w:num w:numId="7" w16cid:durableId="1924561310">
-    <w:abstractNumId w:val="133"/>
+    <w:abstractNumId w:val="142"/>
   </w:num>
   <w:num w:numId="8" w16cid:durableId="149948420">
-    <w:abstractNumId w:val="54"/>
+    <w:abstractNumId w:val="58"/>
   </w:num>
   <w:num w:numId="9" w16cid:durableId="1616718614">
-    <w:abstractNumId w:val="42"/>
+    <w:abstractNumId w:val="45"/>
   </w:num>
   <w:num w:numId="10" w16cid:durableId="1218053805">
-    <w:abstractNumId w:val="97"/>
+    <w:abstractNumId w:val="104"/>
   </w:num>
   <w:num w:numId="11" w16cid:durableId="861043857">
-    <w:abstractNumId w:val="25"/>
+    <w:abstractNumId w:val="27"/>
   </w:num>
   <w:num w:numId="12" w16cid:durableId="1555191217">
-    <w:abstractNumId w:val="38"/>
+    <w:abstractNumId w:val="41"/>
   </w:num>
   <w:num w:numId="13" w16cid:durableId="1332179234">
-    <w:abstractNumId w:val="132"/>
+    <w:abstractNumId w:val="140"/>
   </w:num>
   <w:num w:numId="14" w16cid:durableId="728843215">
-    <w:abstractNumId w:val="24"/>
+    <w:abstractNumId w:val="26"/>
   </w:num>
   <w:num w:numId="15" w16cid:durableId="1085151054">
-    <w:abstractNumId w:val="74"/>
+    <w:abstractNumId w:val="79"/>
   </w:num>
   <w:num w:numId="16" w16cid:durableId="1252276635">
-    <w:abstractNumId w:val="39"/>
+    <w:abstractNumId w:val="42"/>
   </w:num>
   <w:num w:numId="17" w16cid:durableId="123239388">
     <w:abstractNumId w:val="3"/>
   </w:num>
   <w:num w:numId="18" w16cid:durableId="1473795154">
-    <w:abstractNumId w:val="28"/>
+    <w:abstractNumId w:val="30"/>
   </w:num>
   <w:num w:numId="19" w16cid:durableId="387723913">
-    <w:abstractNumId w:val="153"/>
+    <w:abstractNumId w:val="162"/>
   </w:num>
   <w:num w:numId="20" w16cid:durableId="1893344950">
-    <w:abstractNumId w:val="92"/>
+    <w:abstractNumId w:val="98"/>
   </w:num>
   <w:num w:numId="21" w16cid:durableId="983198546">
-    <w:abstractNumId w:val="143"/>
+    <w:abstractNumId w:val="152"/>
   </w:num>
   <w:num w:numId="22" w16cid:durableId="233512181">
     <w:abstractNumId w:val="9"/>
   </w:num>
   <w:num w:numId="23" w16cid:durableId="2020959240">
-    <w:abstractNumId w:val="96"/>
+    <w:abstractNumId w:val="103"/>
   </w:num>
   <w:num w:numId="24" w16cid:durableId="1257439488">
-    <w:abstractNumId w:val="151"/>
+    <w:abstractNumId w:val="160"/>
   </w:num>
   <w:num w:numId="25" w16cid:durableId="1671365679">
-    <w:abstractNumId w:val="81"/>
+    <w:abstractNumId w:val="86"/>
   </w:num>
   <w:num w:numId="26" w16cid:durableId="1635789156">
-    <w:abstractNumId w:val="33"/>
+    <w:abstractNumId w:val="35"/>
   </w:num>
   <w:num w:numId="27" w16cid:durableId="2052725521">
     <w:abstractNumId w:val="8"/>
   </w:num>
   <w:num w:numId="28" w16cid:durableId="978264522">
-    <w:abstractNumId w:val="155"/>
+    <w:abstractNumId w:val="164"/>
   </w:num>
   <w:num w:numId="29" w16cid:durableId="1325428185">
-    <w:abstractNumId w:val="122"/>
+    <w:abstractNumId w:val="130"/>
   </w:num>
   <w:num w:numId="30" w16cid:durableId="459302228">
-    <w:abstractNumId w:val="23"/>
+    <w:abstractNumId w:val="25"/>
   </w:num>
   <w:num w:numId="31" w16cid:durableId="1101142882">
-    <w:abstractNumId w:val="65"/>
+    <w:abstractNumId w:val="70"/>
   </w:num>
   <w:num w:numId="32" w16cid:durableId="1909419742">
-    <w:abstractNumId w:val="35"/>
+    <w:abstractNumId w:val="38"/>
   </w:num>
   <w:num w:numId="33" w16cid:durableId="405147552">
-    <w:abstractNumId w:val="30"/>
+    <w:abstractNumId w:val="32"/>
   </w:num>
   <w:num w:numId="34" w16cid:durableId="248538847">
-    <w:abstractNumId w:val="100"/>
+    <w:abstractNumId w:val="107"/>
   </w:num>
   <w:num w:numId="35" w16cid:durableId="1643995615">
+    <w:abstractNumId w:val="143"/>
+  </w:num>
+  <w:num w:numId="36" w16cid:durableId="2064281585">
+    <w:abstractNumId w:val="82"/>
+  </w:num>
+  <w:num w:numId="37" w16cid:durableId="201408908">
     <w:abstractNumId w:val="134"/>
   </w:num>
-  <w:num w:numId="36" w16cid:durableId="2064281585">
+  <w:num w:numId="38" w16cid:durableId="432671344">
+    <w:abstractNumId w:val="67"/>
+  </w:num>
+  <w:num w:numId="39" w16cid:durableId="31150646">
+    <w:abstractNumId w:val="37"/>
+  </w:num>
+  <w:num w:numId="40" w16cid:durableId="552497635">
+    <w:abstractNumId w:val="149"/>
+  </w:num>
+  <w:num w:numId="41" w16cid:durableId="1633556666">
+    <w:abstractNumId w:val="99"/>
+  </w:num>
+  <w:num w:numId="42" w16cid:durableId="844514872">
+    <w:abstractNumId w:val="18"/>
+  </w:num>
+  <w:num w:numId="43" w16cid:durableId="1599025623">
+    <w:abstractNumId w:val="69"/>
+  </w:num>
+  <w:num w:numId="44" w16cid:durableId="369231477">
+    <w:abstractNumId w:val="119"/>
+  </w:num>
+  <w:num w:numId="45" w16cid:durableId="152717700">
+    <w:abstractNumId w:val="21"/>
+  </w:num>
+  <w:num w:numId="46" w16cid:durableId="1599479932">
+    <w:abstractNumId w:val="126"/>
+  </w:num>
+  <w:num w:numId="47" w16cid:durableId="1484393027">
+    <w:abstractNumId w:val="106"/>
+  </w:num>
+  <w:num w:numId="48" w16cid:durableId="1086415986">
+    <w:abstractNumId w:val="74"/>
+  </w:num>
+  <w:num w:numId="49" w16cid:durableId="841893569">
+    <w:abstractNumId w:val="19"/>
+  </w:num>
+  <w:num w:numId="50" w16cid:durableId="1051466161">
     <w:abstractNumId w:val="77"/>
   </w:num>
-  <w:num w:numId="37" w16cid:durableId="201408908">
-    <w:abstractNumId w:val="126"/>
-  </w:num>
-  <w:num w:numId="38" w16cid:durableId="432671344">
-    <w:abstractNumId w:val="62"/>
-  </w:num>
-  <w:num w:numId="39" w16cid:durableId="31150646">
-    <w:abstractNumId w:val="34"/>
-  </w:num>
-  <w:num w:numId="40" w16cid:durableId="552497635">
-    <w:abstractNumId w:val="140"/>
-  </w:num>
-  <w:num w:numId="41" w16cid:durableId="1633556666">
-    <w:abstractNumId w:val="93"/>
-  </w:num>
-  <w:num w:numId="42" w16cid:durableId="844514872">
-    <w:abstractNumId w:val="17"/>
-  </w:num>
-  <w:num w:numId="43" w16cid:durableId="1599025623">
-    <w:abstractNumId w:val="64"/>
-  </w:num>
-  <w:num w:numId="44" w16cid:durableId="369231477">
-    <w:abstractNumId w:val="111"/>
-  </w:num>
-  <w:num w:numId="45" w16cid:durableId="152717700">
-    <w:abstractNumId w:val="20"/>
-  </w:num>
-  <w:num w:numId="46" w16cid:durableId="1599479932">
-    <w:abstractNumId w:val="118"/>
-  </w:num>
-  <w:num w:numId="47" w16cid:durableId="1484393027">
-    <w:abstractNumId w:val="99"/>
-  </w:num>
-  <w:num w:numId="48" w16cid:durableId="1086415986">
-    <w:abstractNumId w:val="69"/>
-  </w:num>
-  <w:num w:numId="49" w16cid:durableId="841893569">
-    <w:abstractNumId w:val="18"/>
-  </w:num>
-  <w:num w:numId="50" w16cid:durableId="1051466161">
-    <w:abstractNumId w:val="72"/>
-  </w:num>
   <w:num w:numId="51" w16cid:durableId="1786386363">
-    <w:abstractNumId w:val="13"/>
+    <w:abstractNumId w:val="14"/>
   </w:num>
   <w:num w:numId="52" w16cid:durableId="1503473938">
-    <w:abstractNumId w:val="26"/>
+    <w:abstractNumId w:val="28"/>
   </w:num>
   <w:num w:numId="53" w16cid:durableId="1751847371">
-    <w:abstractNumId w:val="129"/>
+    <w:abstractNumId w:val="137"/>
   </w:num>
   <w:num w:numId="54" w16cid:durableId="1473408410">
-    <w:abstractNumId w:val="55"/>
+    <w:abstractNumId w:val="59"/>
   </w:num>
   <w:num w:numId="55" w16cid:durableId="1378504719">
-    <w:abstractNumId w:val="136"/>
+    <w:abstractNumId w:val="145"/>
   </w:num>
   <w:num w:numId="56" w16cid:durableId="297761021">
-    <w:abstractNumId w:val="108"/>
+    <w:abstractNumId w:val="115"/>
   </w:num>
   <w:num w:numId="57" w16cid:durableId="1012074182">
     <w:abstractNumId w:val="1"/>
   </w:num>
   <w:num w:numId="58" w16cid:durableId="1028990001">
-    <w:abstractNumId w:val="46"/>
+    <w:abstractNumId w:val="49"/>
   </w:num>
   <w:num w:numId="59" w16cid:durableId="334695456">
-    <w:abstractNumId w:val="44"/>
+    <w:abstractNumId w:val="47"/>
   </w:num>
   <w:num w:numId="60" w16cid:durableId="1549536078">
     <w:abstractNumId w:val="0"/>
   </w:num>
   <w:num w:numId="61" w16cid:durableId="2038505990">
-    <w:abstractNumId w:val="104"/>
+    <w:abstractNumId w:val="111"/>
   </w:num>
   <w:num w:numId="62" w16cid:durableId="1149131574">
     <w:abstractNumId w:val="4"/>
   </w:num>
   <w:num w:numId="63" w16cid:durableId="906107397">
-    <w:abstractNumId w:val="89"/>
+    <w:abstractNumId w:val="94"/>
   </w:num>
   <w:num w:numId="64" w16cid:durableId="1939367359">
-    <w:abstractNumId w:val="63"/>
+    <w:abstractNumId w:val="68"/>
   </w:num>
   <w:num w:numId="65" w16cid:durableId="97801822">
-    <w:abstractNumId w:val="106"/>
+    <w:abstractNumId w:val="113"/>
   </w:num>
   <w:num w:numId="66" w16cid:durableId="926692919">
-    <w:abstractNumId w:val="15"/>
+    <w:abstractNumId w:val="16"/>
   </w:num>
   <w:num w:numId="67" w16cid:durableId="243614529">
-    <w:abstractNumId w:val="145"/>
+    <w:abstractNumId w:val="154"/>
   </w:num>
   <w:num w:numId="68" w16cid:durableId="1445224447">
-    <w:abstractNumId w:val="60"/>
+    <w:abstractNumId w:val="65"/>
   </w:num>
   <w:num w:numId="69" w16cid:durableId="1218663837">
-    <w:abstractNumId w:val="48"/>
+    <w:abstractNumId w:val="51"/>
   </w:num>
   <w:num w:numId="70" w16cid:durableId="1103918135">
-    <w:abstractNumId w:val="142"/>
+    <w:abstractNumId w:val="151"/>
   </w:num>
   <w:num w:numId="71" w16cid:durableId="468742549">
-    <w:abstractNumId w:val="68"/>
+    <w:abstractNumId w:val="73"/>
   </w:num>
   <w:num w:numId="72" w16cid:durableId="375857873">
-    <w:abstractNumId w:val="86"/>
+    <w:abstractNumId w:val="91"/>
   </w:num>
   <w:num w:numId="73" w16cid:durableId="1100301443">
-    <w:abstractNumId w:val="117"/>
+    <w:abstractNumId w:val="125"/>
   </w:num>
   <w:num w:numId="74" w16cid:durableId="1190725419">
-    <w:abstractNumId w:val="130"/>
+    <w:abstractNumId w:val="138"/>
   </w:num>
   <w:num w:numId="75" w16cid:durableId="1850368584">
-    <w:abstractNumId w:val="59"/>
+    <w:abstractNumId w:val="63"/>
   </w:num>
   <w:num w:numId="76" w16cid:durableId="226234949">
     <w:abstractNumId w:val="2"/>
   </w:num>
   <w:num w:numId="77" w16cid:durableId="679895937">
-    <w:abstractNumId w:val="113"/>
+    <w:abstractNumId w:val="121"/>
   </w:num>
   <w:num w:numId="78" w16cid:durableId="1622687106">
-    <w:abstractNumId w:val="21"/>
+    <w:abstractNumId w:val="22"/>
   </w:num>
   <w:num w:numId="79" w16cid:durableId="1959681865">
+    <w:abstractNumId w:val="33"/>
+  </w:num>
+  <w:num w:numId="80" w16cid:durableId="134837641">
+    <w:abstractNumId w:val="159"/>
+  </w:num>
+  <w:num w:numId="81" w16cid:durableId="1564869137">
+    <w:abstractNumId w:val="60"/>
+  </w:num>
+  <w:num w:numId="82" w16cid:durableId="29186647">
+    <w:abstractNumId w:val="114"/>
+  </w:num>
+  <w:num w:numId="83" w16cid:durableId="1135178494">
+    <w:abstractNumId w:val="54"/>
+  </w:num>
+  <w:num w:numId="84" w16cid:durableId="1000621534">
+    <w:abstractNumId w:val="88"/>
+  </w:num>
+  <w:num w:numId="85" w16cid:durableId="829903222">
+    <w:abstractNumId w:val="90"/>
+  </w:num>
+  <w:num w:numId="86" w16cid:durableId="292563823">
+    <w:abstractNumId w:val="81"/>
+  </w:num>
+  <w:num w:numId="87" w16cid:durableId="1621456547">
+    <w:abstractNumId w:val="150"/>
+  </w:num>
+  <w:num w:numId="88" w16cid:durableId="1455099907">
+    <w:abstractNumId w:val="46"/>
+  </w:num>
+  <w:num w:numId="89" w16cid:durableId="1940983192">
+    <w:abstractNumId w:val="135"/>
+  </w:num>
+  <w:num w:numId="90" w16cid:durableId="393771197">
+    <w:abstractNumId w:val="71"/>
+  </w:num>
+  <w:num w:numId="91" w16cid:durableId="140117539">
+    <w:abstractNumId w:val="131"/>
+  </w:num>
+  <w:num w:numId="92" w16cid:durableId="1944147274">
+    <w:abstractNumId w:val="78"/>
+  </w:num>
+  <w:num w:numId="93" w16cid:durableId="1319378867">
+    <w:abstractNumId w:val="118"/>
+  </w:num>
+  <w:num w:numId="94" w16cid:durableId="623459607">
+    <w:abstractNumId w:val="129"/>
+  </w:num>
+  <w:num w:numId="95" w16cid:durableId="437912827">
+    <w:abstractNumId w:val="109"/>
+  </w:num>
+  <w:num w:numId="96" w16cid:durableId="735472579">
+    <w:abstractNumId w:val="133"/>
+  </w:num>
+  <w:num w:numId="97" w16cid:durableId="947084308">
+    <w:abstractNumId w:val="87"/>
+  </w:num>
+  <w:num w:numId="98" w16cid:durableId="103233350">
+    <w:abstractNumId w:val="105"/>
+  </w:num>
+  <w:num w:numId="99" w16cid:durableId="1064186072">
+    <w:abstractNumId w:val="100"/>
+  </w:num>
+  <w:num w:numId="100" w16cid:durableId="607396779">
+    <w:abstractNumId w:val="163"/>
+  </w:num>
+  <w:num w:numId="101" w16cid:durableId="1274749340">
     <w:abstractNumId w:val="31"/>
   </w:num>
-  <w:num w:numId="80" w16cid:durableId="134837641">
-    <w:abstractNumId w:val="150"/>
+  <w:num w:numId="102" w16cid:durableId="175313942">
+    <w:abstractNumId w:val="44"/>
   </w:num>
-  <w:num w:numId="81" w16cid:durableId="1564869137">
-    <w:abstractNumId w:val="56"/>
+  <w:num w:numId="103" w16cid:durableId="1945140907">
+    <w:abstractNumId w:val="96"/>
   </w:num>
-  <w:num w:numId="82" w16cid:durableId="29186647">
-    <w:abstractNumId w:val="107"/>
+  <w:num w:numId="104" w16cid:durableId="2128809070">
+    <w:abstractNumId w:val="148"/>
   </w:num>
-  <w:num w:numId="83" w16cid:durableId="1135178494">
-    <w:abstractNumId w:val="51"/>
+  <w:num w:numId="105" w16cid:durableId="974020314">
+    <w:abstractNumId w:val="34"/>
   </w:num>
-  <w:num w:numId="84" w16cid:durableId="1000621534">
+  <w:num w:numId="106" w16cid:durableId="1673871519">
+    <w:abstractNumId w:val="93"/>
+  </w:num>
+  <w:num w:numId="107" w16cid:durableId="1030111714">
+    <w:abstractNumId w:val="157"/>
+  </w:num>
+  <w:num w:numId="108" w16cid:durableId="513225104">
+    <w:abstractNumId w:val="128"/>
+  </w:num>
+  <w:num w:numId="109" w16cid:durableId="461656703">
+    <w:abstractNumId w:val="62"/>
+  </w:num>
+  <w:num w:numId="110" w16cid:durableId="682898956">
+    <w:abstractNumId w:val="29"/>
+  </w:num>
+  <w:num w:numId="111" w16cid:durableId="1613247730">
+    <w:abstractNumId w:val="123"/>
+  </w:num>
+  <w:num w:numId="112" w16cid:durableId="569998836">
+    <w:abstractNumId w:val="120"/>
+  </w:num>
+  <w:num w:numId="113" w16cid:durableId="1181897660">
+    <w:abstractNumId w:val="17"/>
+  </w:num>
+  <w:num w:numId="114" w16cid:durableId="526913008">
+    <w:abstractNumId w:val="61"/>
+  </w:num>
+  <w:num w:numId="115" w16cid:durableId="783574055">
+    <w:abstractNumId w:val="124"/>
+  </w:num>
+  <w:num w:numId="116" w16cid:durableId="159392470">
+    <w:abstractNumId w:val="127"/>
+  </w:num>
+  <w:num w:numId="117" w16cid:durableId="929777760">
+    <w:abstractNumId w:val="146"/>
+  </w:num>
+  <w:num w:numId="118" w16cid:durableId="394360658">
+    <w:abstractNumId w:val="139"/>
+  </w:num>
+  <w:num w:numId="119" w16cid:durableId="1342004500">
+    <w:abstractNumId w:val="153"/>
+  </w:num>
+  <w:num w:numId="120" w16cid:durableId="2088189998">
+    <w:abstractNumId w:val="136"/>
+  </w:num>
+  <w:num w:numId="121" w16cid:durableId="1131678274">
+    <w:abstractNumId w:val="80"/>
+  </w:num>
+  <w:num w:numId="122" w16cid:durableId="792211288">
+    <w:abstractNumId w:val="156"/>
+  </w:num>
+  <w:num w:numId="123" w16cid:durableId="689574492">
+    <w:abstractNumId w:val="75"/>
+  </w:num>
+  <w:num w:numId="124" w16cid:durableId="528223479">
+    <w:abstractNumId w:val="158"/>
+  </w:num>
+  <w:num w:numId="125" w16cid:durableId="1838375459">
+    <w:abstractNumId w:val="50"/>
+  </w:num>
+  <w:num w:numId="126" w16cid:durableId="2021657521">
+    <w:abstractNumId w:val="66"/>
+  </w:num>
+  <w:num w:numId="127" w16cid:durableId="894662789">
+    <w:abstractNumId w:val="76"/>
+  </w:num>
+  <w:num w:numId="128" w16cid:durableId="1371344823">
+    <w:abstractNumId w:val="144"/>
+  </w:num>
+  <w:num w:numId="129" w16cid:durableId="853376258">
+    <w:abstractNumId w:val="20"/>
+  </w:num>
+  <w:num w:numId="130" w16cid:durableId="902762096">
+    <w:abstractNumId w:val="165"/>
+  </w:num>
+  <w:num w:numId="131" w16cid:durableId="1531995347">
+    <w:abstractNumId w:val="84"/>
+  </w:num>
+  <w:num w:numId="132" w16cid:durableId="1047795757">
     <w:abstractNumId w:val="83"/>
   </w:num>
-  <w:num w:numId="85" w16cid:durableId="829903222">
-    <w:abstractNumId w:val="85"/>
-  </w:num>
-  <w:num w:numId="86" w16cid:durableId="292563823">
-    <w:abstractNumId w:val="76"/>
-  </w:num>
-  <w:num w:numId="87" w16cid:durableId="1621456547">
-    <w:abstractNumId w:val="141"/>
-  </w:num>
-  <w:num w:numId="88" w16cid:durableId="1455099907">
-    <w:abstractNumId w:val="43"/>
-  </w:num>
-  <w:num w:numId="89" w16cid:durableId="1940983192">
-    <w:abstractNumId w:val="127"/>
-  </w:num>
-  <w:num w:numId="90" w16cid:durableId="393771197">
-    <w:abstractNumId w:val="66"/>
-  </w:num>
-  <w:num w:numId="91" w16cid:durableId="140117539">
-    <w:abstractNumId w:val="123"/>
-  </w:num>
-  <w:num w:numId="92" w16cid:durableId="1944147274">
-    <w:abstractNumId w:val="73"/>
-  </w:num>
-  <w:num w:numId="93" w16cid:durableId="1319378867">
-    <w:abstractNumId w:val="110"/>
-  </w:num>
-  <w:num w:numId="94" w16cid:durableId="623459607">
-    <w:abstractNumId w:val="121"/>
-  </w:num>
-  <w:num w:numId="95" w16cid:durableId="437912827">
-    <w:abstractNumId w:val="102"/>
-  </w:num>
-  <w:num w:numId="96" w16cid:durableId="735472579">
-    <w:abstractNumId w:val="125"/>
-  </w:num>
-  <w:num w:numId="97" w16cid:durableId="947084308">
-    <w:abstractNumId w:val="82"/>
-  </w:num>
-  <w:num w:numId="98" w16cid:durableId="103233350">
-    <w:abstractNumId w:val="98"/>
-  </w:num>
-  <w:num w:numId="99" w16cid:durableId="1064186072">
-    <w:abstractNumId w:val="94"/>
-  </w:num>
-  <w:num w:numId="100" w16cid:durableId="607396779">
-    <w:abstractNumId w:val="154"/>
-  </w:num>
-  <w:num w:numId="101" w16cid:durableId="1274749340">
-    <w:abstractNumId w:val="29"/>
-  </w:num>
-  <w:num w:numId="102" w16cid:durableId="175313942">
-    <w:abstractNumId w:val="41"/>
-  </w:num>
-  <w:num w:numId="103" w16cid:durableId="1945140907">
-    <w:abstractNumId w:val="91"/>
-  </w:num>
-  <w:num w:numId="104" w16cid:durableId="2128809070">
-    <w:abstractNumId w:val="139"/>
-  </w:num>
-  <w:num w:numId="105" w16cid:durableId="974020314">
-    <w:abstractNumId w:val="32"/>
-  </w:num>
-  <w:num w:numId="106" w16cid:durableId="1673871519">
-    <w:abstractNumId w:val="88"/>
-  </w:num>
-  <w:num w:numId="107" w16cid:durableId="1030111714">
-    <w:abstractNumId w:val="148"/>
-  </w:num>
-  <w:num w:numId="108" w16cid:durableId="513225104">
-    <w:abstractNumId w:val="120"/>
-  </w:num>
-  <w:num w:numId="109" w16cid:durableId="461656703">
-    <w:abstractNumId w:val="58"/>
-  </w:num>
-  <w:num w:numId="110" w16cid:durableId="682898956">
-    <w:abstractNumId w:val="27"/>
-  </w:num>
-  <w:num w:numId="111" w16cid:durableId="1613247730">
-    <w:abstractNumId w:val="115"/>
-  </w:num>
-  <w:num w:numId="112" w16cid:durableId="569998836">
-    <w:abstractNumId w:val="112"/>
-  </w:num>
-  <w:num w:numId="113" w16cid:durableId="1181897660">
-    <w:abstractNumId w:val="16"/>
-  </w:num>
-  <w:num w:numId="114" w16cid:durableId="526913008">
-    <w:abstractNumId w:val="57"/>
-  </w:num>
-  <w:num w:numId="115" w16cid:durableId="783574055">
-    <w:abstractNumId w:val="116"/>
-  </w:num>
-  <w:num w:numId="116" w16cid:durableId="159392470">
-    <w:abstractNumId w:val="119"/>
-  </w:num>
-  <w:num w:numId="117" w16cid:durableId="929777760">
-    <w:abstractNumId w:val="137"/>
-  </w:num>
-  <w:num w:numId="118" w16cid:durableId="394360658">
-    <w:abstractNumId w:val="131"/>
-  </w:num>
-  <w:num w:numId="119" w16cid:durableId="1342004500">
-    <w:abstractNumId w:val="144"/>
-  </w:num>
-  <w:num w:numId="120" w16cid:durableId="2088189998">
-    <w:abstractNumId w:val="128"/>
-  </w:num>
-  <w:num w:numId="121" w16cid:durableId="1131678274">
-    <w:abstractNumId w:val="75"/>
-  </w:num>
-  <w:num w:numId="122" w16cid:durableId="792211288">
-    <w:abstractNumId w:val="147"/>
-  </w:num>
-  <w:num w:numId="123" w16cid:durableId="689574492">
-    <w:abstractNumId w:val="70"/>
-  </w:num>
-  <w:num w:numId="124" w16cid:durableId="528223479">
-    <w:abstractNumId w:val="149"/>
-  </w:num>
-  <w:num w:numId="125" w16cid:durableId="1838375459">
-    <w:abstractNumId w:val="47"/>
-  </w:num>
-  <w:num w:numId="126" w16cid:durableId="2021657521">
-    <w:abstractNumId w:val="61"/>
-  </w:num>
-  <w:num w:numId="127" w16cid:durableId="894662789">
-    <w:abstractNumId w:val="71"/>
-  </w:num>
-  <w:num w:numId="128" w16cid:durableId="1371344823">
-    <w:abstractNumId w:val="135"/>
-  </w:num>
-  <w:num w:numId="129" w16cid:durableId="853376258">
-    <w:abstractNumId w:val="19"/>
-  </w:num>
-  <w:num w:numId="130" w16cid:durableId="902762096">
-    <w:abstractNumId w:val="156"/>
-  </w:num>
-  <w:num w:numId="131" w16cid:durableId="1531995347">
-    <w:abstractNumId w:val="79"/>
-  </w:num>
-  <w:num w:numId="132" w16cid:durableId="1047795757">
-    <w:abstractNumId w:val="78"/>
-  </w:num>
   <w:num w:numId="133" w16cid:durableId="736822352">
-    <w:abstractNumId w:val="45"/>
+    <w:abstractNumId w:val="48"/>
   </w:num>
   <w:num w:numId="134" w16cid:durableId="619991029">
-    <w:abstractNumId w:val="80"/>
+    <w:abstractNumId w:val="85"/>
   </w:num>
   <w:num w:numId="135" w16cid:durableId="141773157">
     <w:abstractNumId w:val="7"/>
   </w:num>
   <w:num w:numId="136" w16cid:durableId="1171331014">
-    <w:abstractNumId w:val="124"/>
+    <w:abstractNumId w:val="132"/>
   </w:num>
   <w:num w:numId="137" w16cid:durableId="1392852378">
-    <w:abstractNumId w:val="101"/>
+    <w:abstractNumId w:val="108"/>
   </w:num>
   <w:num w:numId="138" w16cid:durableId="1317228286">
-    <w:abstractNumId w:val="114"/>
+    <w:abstractNumId w:val="122"/>
   </w:num>
   <w:num w:numId="139" w16cid:durableId="1105879231">
-    <w:abstractNumId w:val="103"/>
+    <w:abstractNumId w:val="110"/>
   </w:num>
   <w:num w:numId="140" w16cid:durableId="352417780">
-    <w:abstractNumId w:val="84"/>
+    <w:abstractNumId w:val="89"/>
   </w:num>
   <w:num w:numId="141" w16cid:durableId="1843162797">
     <w:abstractNumId w:val="10"/>
   </w:num>
   <w:num w:numId="142" w16cid:durableId="1810052081">
+    <w:abstractNumId w:val="12"/>
+  </w:num>
+  <w:num w:numId="143" w16cid:durableId="1724865213">
+    <w:abstractNumId w:val="57"/>
+  </w:num>
+  <w:num w:numId="144" w16cid:durableId="1297755745">
+    <w:abstractNumId w:val="117"/>
+  </w:num>
+  <w:num w:numId="145" w16cid:durableId="145826928">
+    <w:abstractNumId w:val="52"/>
+  </w:num>
+  <w:num w:numId="146" w16cid:durableId="706947885">
+    <w:abstractNumId w:val="72"/>
+  </w:num>
+  <w:num w:numId="147" w16cid:durableId="1218974825">
+    <w:abstractNumId w:val="102"/>
+  </w:num>
+  <w:num w:numId="148" w16cid:durableId="324743409">
+    <w:abstractNumId w:val="155"/>
+  </w:num>
+  <w:num w:numId="149" w16cid:durableId="1082291806">
+    <w:abstractNumId w:val="43"/>
+  </w:num>
+  <w:num w:numId="150" w16cid:durableId="1576696524">
+    <w:abstractNumId w:val="95"/>
+  </w:num>
+  <w:num w:numId="151" w16cid:durableId="2105493696">
+    <w:abstractNumId w:val="112"/>
+  </w:num>
+  <w:num w:numId="152" w16cid:durableId="673217276">
+    <w:abstractNumId w:val="53"/>
+  </w:num>
+  <w:num w:numId="153" w16cid:durableId="5064100">
+    <w:abstractNumId w:val="161"/>
+  </w:num>
+  <w:num w:numId="154" w16cid:durableId="1056507788">
+    <w:abstractNumId w:val="40"/>
+  </w:num>
+  <w:num w:numId="155" w16cid:durableId="1602569142">
+    <w:abstractNumId w:val="56"/>
+  </w:num>
+  <w:num w:numId="156" w16cid:durableId="1597865843">
+    <w:abstractNumId w:val="15"/>
+  </w:num>
+  <w:num w:numId="157" w16cid:durableId="1405685985">
+    <w:abstractNumId w:val="39"/>
+  </w:num>
+  <w:num w:numId="158" w16cid:durableId="1657296942">
+    <w:abstractNumId w:val="36"/>
+  </w:num>
+  <w:num w:numId="159" w16cid:durableId="728579027">
+    <w:abstractNumId w:val="97"/>
+  </w:num>
+  <w:num w:numId="160" w16cid:durableId="1724408675">
+    <w:abstractNumId w:val="55"/>
+  </w:num>
+  <w:num w:numId="161" w16cid:durableId="972978038">
+    <w:abstractNumId w:val="141"/>
+  </w:num>
+  <w:num w:numId="162" w16cid:durableId="1497956441">
+    <w:abstractNumId w:val="101"/>
+  </w:num>
+  <w:num w:numId="163" w16cid:durableId="1612667389">
     <w:abstractNumId w:val="11"/>
   </w:num>
-  <w:num w:numId="143" w16cid:durableId="1724865213">
-    <w:abstractNumId w:val="53"/>
+  <w:num w:numId="164" w16cid:durableId="2012679674">
+    <w:abstractNumId w:val="116"/>
   </w:num>
-  <w:num w:numId="144" w16cid:durableId="1297755745">
-    <w:abstractNumId w:val="109"/>
+  <w:num w:numId="165" w16cid:durableId="1902134908">
+    <w:abstractNumId w:val="23"/>
   </w:num>
-  <w:num w:numId="145" w16cid:durableId="145826928">
-    <w:abstractNumId w:val="49"/>
-  </w:num>
-  <w:num w:numId="146" w16cid:durableId="706947885">
-    <w:abstractNumId w:val="67"/>
-  </w:num>
-  <w:num w:numId="147" w16cid:durableId="1218974825">
-    <w:abstractNumId w:val="95"/>
-  </w:num>
-  <w:num w:numId="148" w16cid:durableId="324743409">
-    <w:abstractNumId w:val="146"/>
-  </w:num>
-  <w:num w:numId="149" w16cid:durableId="1082291806">
-    <w:abstractNumId w:val="40"/>
-  </w:num>
-  <w:num w:numId="150" w16cid:durableId="1576696524">
-    <w:abstractNumId w:val="90"/>
-  </w:num>
-  <w:num w:numId="151" w16cid:durableId="2105493696">
-    <w:abstractNumId w:val="105"/>
-  </w:num>
-  <w:num w:numId="152" w16cid:durableId="673217276">
-    <w:abstractNumId w:val="50"/>
-  </w:num>
-  <w:num w:numId="153" w16cid:durableId="5064100">
-    <w:abstractNumId w:val="152"/>
-  </w:num>
-  <w:num w:numId="154" w16cid:durableId="1056507788">
-    <w:abstractNumId w:val="37"/>
-  </w:num>
-  <w:num w:numId="155" w16cid:durableId="1602569142">
-    <w:abstractNumId w:val="52"/>
-  </w:num>
-  <w:num w:numId="156" w16cid:durableId="1597865843">
-    <w:abstractNumId w:val="14"/>
-  </w:num>
-  <w:num w:numId="157" w16cid:durableId="1405685985">
-    <w:abstractNumId w:val="36"/>
+  <w:num w:numId="166" w16cid:durableId="2105956026">
+    <w:abstractNumId w:val="64"/>
   </w:num>
   <w:numIdMacAtCleanup w:val="11"/>
 </w:numbering>

--- a/public/AG_CV.docx
+++ b/public/AG_CV.docx
@@ -299,20 +299,9 @@
       <w:r>
         <w:rPr>
           <w:rFonts w:ascii="Calibri" w:hAnsi="Calibri" w:cs="Calibri"/>
+          <w:lang w:val="en-SE"/>
         </w:rPr>
-        <w:t xml:space="preserve">Senior software and AI engineer with 14+ years delivering production systems across regulated banking, media and cloud platforms. Designs and builds systems from discovery and architecture through implementation, deployment and operational support. Current work includes KIRA Copilot, a production AI application used daily by Economic Crime Prevention analysts, alongside a Java/Spring Boot integration platform, internal developer tooling and cross-team enablement. Hands-on across Python, Java, TypeScript, APIs, distributed systems, Kubernetes, Azure, AWS and Google Cloud, with applied depth in retrieval, agentic orchestration, evaluation and responsible AI. Won Hack for Good, one of three winners, at the Microsoft Agents League </w:t>
-      </w:r>
-      <w:r>
-        <w:rPr>
-          <w:rFonts w:ascii="Calibri" w:hAnsi="Calibri" w:cs="Calibri"/>
-        </w:rPr>
-        <w:t>-</w:t>
-      </w:r>
-      <w:r>
-        <w:rPr>
-          <w:rFonts w:ascii="Calibri" w:hAnsi="Calibri" w:cs="Calibri"/>
-        </w:rPr>
-        <w:t xml:space="preserve"> AI Skills Fest 2026 with ARGUS, and authored a Microsoft Tech Community guest article explaining its architecture.</w:t>
+        <w:t>Senior software and AI engineer with 14+ years delivering production systems across regulated banking, media and cloud platforms. Designs and builds systems from discovery and architecture through implementation, deployment and operational support. Current work includes a production AI application used daily by financial-crime analysts, alongside a Java/Spring Boot integration platform, internal developer tooling and cross-team enablement. Hands-on across Python, Java, TypeScript, APIs, distributed systems, Kubernetes, Azure, AWS and Google Cloud, with applied depth in retrieval, agentic orchestration, evaluation and responsible AI. Won Hack for Good, one of three winners, at the Microsoft Agents League - AI Skills Fest 2026 with ARGUS, and authored a Microsoft Tech Community guest article explaining its architecture.</w:t>
       </w:r>
     </w:p>
     <w:p>
@@ -341,7 +330,7 @@
     </w:p>
     <w:p>
       <w:pPr>
-        <w:spacing w:before="0" w:after="80"/>
+        <w:spacing w:before="0" w:after="0"/>
         <w:contextualSpacing/>
         <w:mirrorIndents/>
         <w:jc w:val="both"/>
@@ -369,7 +358,7 @@
     </w:p>
     <w:p>
       <w:pPr>
-        <w:spacing w:before="0" w:after="80"/>
+        <w:spacing w:before="0" w:after="0"/>
         <w:contextualSpacing/>
         <w:mirrorIndents/>
         <w:jc w:val="both"/>
@@ -397,7 +386,7 @@
     </w:p>
     <w:p>
       <w:pPr>
-        <w:spacing w:before="0" w:after="80"/>
+        <w:spacing w:before="0" w:after="0"/>
         <w:contextualSpacing/>
         <w:mirrorIndents/>
         <w:jc w:val="both"/>
@@ -425,7 +414,7 @@
     </w:p>
     <w:p>
       <w:pPr>
-        <w:spacing w:before="0" w:after="80"/>
+        <w:spacing w:before="0" w:after="0"/>
         <w:contextualSpacing/>
         <w:mirrorIndents/>
         <w:jc w:val="both"/>
@@ -453,7 +442,7 @@
     </w:p>
     <w:p>
       <w:pPr>
-        <w:spacing w:before="0" w:after="80"/>
+        <w:spacing w:before="0" w:after="0"/>
         <w:contextualSpacing/>
         <w:mirrorIndents/>
         <w:jc w:val="both"/>
@@ -573,7 +562,7 @@
       <w:pPr>
         <w:numPr>
           <w:ilvl w:val="0"/>
-          <w:numId w:val="159"/>
+          <w:numId w:val="168"/>
         </w:numPr>
         <w:tabs>
           <w:tab w:val="num" w:pos="720"/>
@@ -591,14 +580,14 @@
           <w:rFonts w:ascii="Calibri" w:hAnsi="Calibri" w:cs="Calibri"/>
           <w:lang w:val="en-SE"/>
         </w:rPr>
-        <w:t>Architected and built KIRA Copilot, a production AI application used daily by Economic Crime Prevention analysts, translating a regulated investigation workflow into ingestion, retrieval, orchestration and an analyst-facing experience.</w:t>
+        <w:t>Architected and built a production AI application used daily by financial-crime analysts, translating a regulated investigation workflow into ingestion, retrieval, orchestration and an analyst-facing experience.</w:t>
       </w:r>
     </w:p>
     <w:p>
       <w:pPr>
         <w:numPr>
           <w:ilvl w:val="0"/>
-          <w:numId w:val="159"/>
+          <w:numId w:val="168"/>
         </w:numPr>
         <w:tabs>
           <w:tab w:val="num" w:pos="720"/>
@@ -623,7 +612,7 @@
       <w:pPr>
         <w:numPr>
           <w:ilvl w:val="0"/>
-          <w:numId w:val="159"/>
+          <w:numId w:val="168"/>
         </w:numPr>
         <w:tabs>
           <w:tab w:val="num" w:pos="720"/>
@@ -648,7 +637,7 @@
       <w:pPr>
         <w:numPr>
           <w:ilvl w:val="0"/>
-          <w:numId w:val="159"/>
+          <w:numId w:val="168"/>
         </w:numPr>
         <w:tabs>
           <w:tab w:val="num" w:pos="720"/>
@@ -673,7 +662,7 @@
       <w:pPr>
         <w:numPr>
           <w:ilvl w:val="0"/>
-          <w:numId w:val="159"/>
+          <w:numId w:val="168"/>
         </w:numPr>
         <w:tabs>
           <w:tab w:val="num" w:pos="720"/>
@@ -698,7 +687,7 @@
       <w:pPr>
         <w:numPr>
           <w:ilvl w:val="0"/>
-          <w:numId w:val="159"/>
+          <w:numId w:val="168"/>
         </w:numPr>
         <w:tabs>
           <w:tab w:val="num" w:pos="720"/>
@@ -1012,7 +1001,7 @@
       <w:pPr>
         <w:numPr>
           <w:ilvl w:val="0"/>
-          <w:numId w:val="161"/>
+          <w:numId w:val="169"/>
         </w:numPr>
         <w:spacing w:before="0" w:after="20"/>
         <w:mirrorIndents/>
@@ -1034,7 +1023,7 @@
       <w:pPr>
         <w:numPr>
           <w:ilvl w:val="0"/>
-          <w:numId w:val="161"/>
+          <w:numId w:val="169"/>
         </w:numPr>
         <w:spacing w:before="0" w:after="20"/>
         <w:mirrorIndents/>
@@ -1056,7 +1045,7 @@
       <w:pPr>
         <w:numPr>
           <w:ilvl w:val="0"/>
-          <w:numId w:val="161"/>
+          <w:numId w:val="169"/>
         </w:numPr>
         <w:spacing w:before="0" w:after="20"/>
         <w:mirrorIndents/>
@@ -1078,7 +1067,7 @@
       <w:pPr>
         <w:numPr>
           <w:ilvl w:val="0"/>
-          <w:numId w:val="161"/>
+          <w:numId w:val="169"/>
         </w:numPr>
         <w:spacing w:before="0" w:after="20"/>
         <w:mirrorIndents/>
@@ -8501,6 +8490,155 @@
     </w:lvl>
   </w:abstractNum>
   <w:abstractNum w:abstractNumId="50" w15:restartNumberingAfterBreak="0">
+    <w:nsid w:val="242B4A25"/>
+    <w:multiLevelType w:val="multilevel"/>
+    <w:tmpl w:val="5498A3D0"/>
+    <w:lvl w:ilvl="0">
+      <w:start w:val="1"/>
+      <w:numFmt w:val="bullet"/>
+      <w:lvlText w:val=""/>
+      <w:lvlJc w:val="left"/>
+      <w:pPr>
+        <w:tabs>
+          <w:tab w:val="num" w:pos="360"/>
+        </w:tabs>
+        <w:ind w:left="360" w:hanging="360"/>
+      </w:pPr>
+      <w:rPr>
+        <w:rFonts w:ascii="Symbol" w:hAnsi="Symbol" w:hint="default"/>
+        <w:sz w:val="20"/>
+      </w:rPr>
+    </w:lvl>
+    <w:lvl w:ilvl="1" w:tentative="1">
+      <w:start w:val="1"/>
+      <w:numFmt w:val="bullet"/>
+      <w:lvlText w:val="o"/>
+      <w:lvlJc w:val="left"/>
+      <w:pPr>
+        <w:tabs>
+          <w:tab w:val="num" w:pos="1080"/>
+        </w:tabs>
+        <w:ind w:left="1080" w:hanging="360"/>
+      </w:pPr>
+      <w:rPr>
+        <w:rFonts w:ascii="Courier New" w:hAnsi="Courier New" w:hint="default"/>
+        <w:sz w:val="20"/>
+      </w:rPr>
+    </w:lvl>
+    <w:lvl w:ilvl="2" w:tentative="1">
+      <w:start w:val="1"/>
+      <w:numFmt w:val="bullet"/>
+      <w:lvlText w:val=""/>
+      <w:lvlJc w:val="left"/>
+      <w:pPr>
+        <w:tabs>
+          <w:tab w:val="num" w:pos="1800"/>
+        </w:tabs>
+        <w:ind w:left="1800" w:hanging="360"/>
+      </w:pPr>
+      <w:rPr>
+        <w:rFonts w:ascii="Wingdings" w:hAnsi="Wingdings" w:hint="default"/>
+        <w:sz w:val="20"/>
+      </w:rPr>
+    </w:lvl>
+    <w:lvl w:ilvl="3" w:tentative="1">
+      <w:start w:val="1"/>
+      <w:numFmt w:val="bullet"/>
+      <w:lvlText w:val=""/>
+      <w:lvlJc w:val="left"/>
+      <w:pPr>
+        <w:tabs>
+          <w:tab w:val="num" w:pos="2520"/>
+        </w:tabs>
+        <w:ind w:left="2520" w:hanging="360"/>
+      </w:pPr>
+      <w:rPr>
+        <w:rFonts w:ascii="Wingdings" w:hAnsi="Wingdings" w:hint="default"/>
+        <w:sz w:val="20"/>
+      </w:rPr>
+    </w:lvl>
+    <w:lvl w:ilvl="4" w:tentative="1">
+      <w:start w:val="1"/>
+      <w:numFmt w:val="bullet"/>
+      <w:lvlText w:val=""/>
+      <w:lvlJc w:val="left"/>
+      <w:pPr>
+        <w:tabs>
+          <w:tab w:val="num" w:pos="3240"/>
+        </w:tabs>
+        <w:ind w:left="3240" w:hanging="360"/>
+      </w:pPr>
+      <w:rPr>
+        <w:rFonts w:ascii="Wingdings" w:hAnsi="Wingdings" w:hint="default"/>
+        <w:sz w:val="20"/>
+      </w:rPr>
+    </w:lvl>
+    <w:lvl w:ilvl="5" w:tentative="1">
+      <w:start w:val="1"/>
+      <w:numFmt w:val="bullet"/>
+      <w:lvlText w:val=""/>
+      <w:lvlJc w:val="left"/>
+      <w:pPr>
+        <w:tabs>
+          <w:tab w:val="num" w:pos="3960"/>
+        </w:tabs>
+        <w:ind w:left="3960" w:hanging="360"/>
+      </w:pPr>
+      <w:rPr>
+        <w:rFonts w:ascii="Wingdings" w:hAnsi="Wingdings" w:hint="default"/>
+        <w:sz w:val="20"/>
+      </w:rPr>
+    </w:lvl>
+    <w:lvl w:ilvl="6" w:tentative="1">
+      <w:start w:val="1"/>
+      <w:numFmt w:val="bullet"/>
+      <w:lvlText w:val=""/>
+      <w:lvlJc w:val="left"/>
+      <w:pPr>
+        <w:tabs>
+          <w:tab w:val="num" w:pos="4680"/>
+        </w:tabs>
+        <w:ind w:left="4680" w:hanging="360"/>
+      </w:pPr>
+      <w:rPr>
+        <w:rFonts w:ascii="Wingdings" w:hAnsi="Wingdings" w:hint="default"/>
+        <w:sz w:val="20"/>
+      </w:rPr>
+    </w:lvl>
+    <w:lvl w:ilvl="7" w:tentative="1">
+      <w:start w:val="1"/>
+      <w:numFmt w:val="bullet"/>
+      <w:lvlText w:val=""/>
+      <w:lvlJc w:val="left"/>
+      <w:pPr>
+        <w:tabs>
+          <w:tab w:val="num" w:pos="5400"/>
+        </w:tabs>
+        <w:ind w:left="5400" w:hanging="360"/>
+      </w:pPr>
+      <w:rPr>
+        <w:rFonts w:ascii="Wingdings" w:hAnsi="Wingdings" w:hint="default"/>
+        <w:sz w:val="20"/>
+      </w:rPr>
+    </w:lvl>
+    <w:lvl w:ilvl="8" w:tentative="1">
+      <w:start w:val="1"/>
+      <w:numFmt w:val="bullet"/>
+      <w:lvlText w:val=""/>
+      <w:lvlJc w:val="left"/>
+      <w:pPr>
+        <w:tabs>
+          <w:tab w:val="num" w:pos="6120"/>
+        </w:tabs>
+        <w:ind w:left="6120" w:hanging="360"/>
+      </w:pPr>
+      <w:rPr>
+        <w:rFonts w:ascii="Wingdings" w:hAnsi="Wingdings" w:hint="default"/>
+        <w:sz w:val="20"/>
+      </w:rPr>
+    </w:lvl>
+  </w:abstractNum>
+  <w:abstractNum w:abstractNumId="51" w15:restartNumberingAfterBreak="0">
     <w:nsid w:val="25A31F06"/>
     <w:multiLevelType w:val="multilevel"/>
     <w:tmpl w:val="C952FC68"/>
@@ -8649,7 +8787,156 @@
       </w:rPr>
     </w:lvl>
   </w:abstractNum>
-  <w:abstractNum w:abstractNumId="51" w15:restartNumberingAfterBreak="0">
+  <w:abstractNum w:abstractNumId="52" w15:restartNumberingAfterBreak="0">
+    <w:nsid w:val="25A567B5"/>
+    <w:multiLevelType w:val="multilevel"/>
+    <w:tmpl w:val="CFFC91DC"/>
+    <w:lvl w:ilvl="0">
+      <w:start w:val="1"/>
+      <w:numFmt w:val="bullet"/>
+      <w:lvlText w:val=""/>
+      <w:lvlJc w:val="left"/>
+      <w:pPr>
+        <w:tabs>
+          <w:tab w:val="num" w:pos="720"/>
+        </w:tabs>
+        <w:ind w:left="720" w:hanging="360"/>
+      </w:pPr>
+      <w:rPr>
+        <w:rFonts w:ascii="Symbol" w:hAnsi="Symbol" w:hint="default"/>
+        <w:sz w:val="20"/>
+      </w:rPr>
+    </w:lvl>
+    <w:lvl w:ilvl="1" w:tentative="1">
+      <w:start w:val="1"/>
+      <w:numFmt w:val="bullet"/>
+      <w:lvlText w:val="o"/>
+      <w:lvlJc w:val="left"/>
+      <w:pPr>
+        <w:tabs>
+          <w:tab w:val="num" w:pos="1440"/>
+        </w:tabs>
+        <w:ind w:left="1440" w:hanging="360"/>
+      </w:pPr>
+      <w:rPr>
+        <w:rFonts w:ascii="Courier New" w:hAnsi="Courier New" w:hint="default"/>
+        <w:sz w:val="20"/>
+      </w:rPr>
+    </w:lvl>
+    <w:lvl w:ilvl="2" w:tentative="1">
+      <w:start w:val="1"/>
+      <w:numFmt w:val="bullet"/>
+      <w:lvlText w:val=""/>
+      <w:lvlJc w:val="left"/>
+      <w:pPr>
+        <w:tabs>
+          <w:tab w:val="num" w:pos="2160"/>
+        </w:tabs>
+        <w:ind w:left="2160" w:hanging="360"/>
+      </w:pPr>
+      <w:rPr>
+        <w:rFonts w:ascii="Wingdings" w:hAnsi="Wingdings" w:hint="default"/>
+        <w:sz w:val="20"/>
+      </w:rPr>
+    </w:lvl>
+    <w:lvl w:ilvl="3" w:tentative="1">
+      <w:start w:val="1"/>
+      <w:numFmt w:val="bullet"/>
+      <w:lvlText w:val=""/>
+      <w:lvlJc w:val="left"/>
+      <w:pPr>
+        <w:tabs>
+          <w:tab w:val="num" w:pos="2880"/>
+        </w:tabs>
+        <w:ind w:left="2880" w:hanging="360"/>
+      </w:pPr>
+      <w:rPr>
+        <w:rFonts w:ascii="Wingdings" w:hAnsi="Wingdings" w:hint="default"/>
+        <w:sz w:val="20"/>
+      </w:rPr>
+    </w:lvl>
+    <w:lvl w:ilvl="4" w:tentative="1">
+      <w:start w:val="1"/>
+      <w:numFmt w:val="bullet"/>
+      <w:lvlText w:val=""/>
+      <w:lvlJc w:val="left"/>
+      <w:pPr>
+        <w:tabs>
+          <w:tab w:val="num" w:pos="3600"/>
+        </w:tabs>
+        <w:ind w:left="3600" w:hanging="360"/>
+      </w:pPr>
+      <w:rPr>
+        <w:rFonts w:ascii="Wingdings" w:hAnsi="Wingdings" w:hint="default"/>
+        <w:sz w:val="20"/>
+      </w:rPr>
+    </w:lvl>
+    <w:lvl w:ilvl="5" w:tentative="1">
+      <w:start w:val="1"/>
+      <w:numFmt w:val="bullet"/>
+      <w:lvlText w:val=""/>
+      <w:lvlJc w:val="left"/>
+      <w:pPr>
+        <w:tabs>
+          <w:tab w:val="num" w:pos="4320"/>
+        </w:tabs>
+        <w:ind w:left="4320" w:hanging="360"/>
+      </w:pPr>
+      <w:rPr>
+        <w:rFonts w:ascii="Wingdings" w:hAnsi="Wingdings" w:hint="default"/>
+        <w:sz w:val="20"/>
+      </w:rPr>
+    </w:lvl>
+    <w:lvl w:ilvl="6" w:tentative="1">
+      <w:start w:val="1"/>
+      <w:numFmt w:val="bullet"/>
+      <w:lvlText w:val=""/>
+      <w:lvlJc w:val="left"/>
+      <w:pPr>
+        <w:tabs>
+          <w:tab w:val="num" w:pos="5040"/>
+        </w:tabs>
+        <w:ind w:left="5040" w:hanging="360"/>
+      </w:pPr>
+      <w:rPr>
+        <w:rFonts w:ascii="Wingdings" w:hAnsi="Wingdings" w:hint="default"/>
+        <w:sz w:val="20"/>
+      </w:rPr>
+    </w:lvl>
+    <w:lvl w:ilvl="7" w:tentative="1">
+      <w:start w:val="1"/>
+      <w:numFmt w:val="bullet"/>
+      <w:lvlText w:val=""/>
+      <w:lvlJc w:val="left"/>
+      <w:pPr>
+        <w:tabs>
+          <w:tab w:val="num" w:pos="5760"/>
+        </w:tabs>
+        <w:ind w:left="5760" w:hanging="360"/>
+      </w:pPr>
+      <w:rPr>
+        <w:rFonts w:ascii="Wingdings" w:hAnsi="Wingdings" w:hint="default"/>
+        <w:sz w:val="20"/>
+      </w:rPr>
+    </w:lvl>
+    <w:lvl w:ilvl="8" w:tentative="1">
+      <w:start w:val="1"/>
+      <w:numFmt w:val="bullet"/>
+      <w:lvlText w:val=""/>
+      <w:lvlJc w:val="left"/>
+      <w:pPr>
+        <w:tabs>
+          <w:tab w:val="num" w:pos="6480"/>
+        </w:tabs>
+        <w:ind w:left="6480" w:hanging="360"/>
+      </w:pPr>
+      <w:rPr>
+        <w:rFonts w:ascii="Wingdings" w:hAnsi="Wingdings" w:hint="default"/>
+        <w:sz w:val="20"/>
+      </w:rPr>
+    </w:lvl>
+  </w:abstractNum>
+  <w:abstractNum w:abstractNumId="53" w15:restartNumberingAfterBreak="0">
     <w:nsid w:val="266A7CBC"/>
     <w:multiLevelType w:val="hybridMultilevel"/>
     <w:tmpl w:val="574694F4"/>
@@ -8762,7 +9049,7 @@
       </w:rPr>
     </w:lvl>
   </w:abstractNum>
-  <w:abstractNum w:abstractNumId="52" w15:restartNumberingAfterBreak="0">
+  <w:abstractNum w:abstractNumId="54" w15:restartNumberingAfterBreak="0">
     <w:nsid w:val="26AD6D11"/>
     <w:multiLevelType w:val="multilevel"/>
     <w:tmpl w:val="D332CE32"/>
@@ -8911,7 +9198,7 @@
       </w:rPr>
     </w:lvl>
   </w:abstractNum>
-  <w:abstractNum w:abstractNumId="53" w15:restartNumberingAfterBreak="0">
+  <w:abstractNum w:abstractNumId="55" w15:restartNumberingAfterBreak="0">
     <w:nsid w:val="26F82FB5"/>
     <w:multiLevelType w:val="multilevel"/>
     <w:tmpl w:val="FC7493FA"/>
@@ -9060,7 +9347,7 @@
       </w:rPr>
     </w:lvl>
   </w:abstractNum>
-  <w:abstractNum w:abstractNumId="54" w15:restartNumberingAfterBreak="0">
+  <w:abstractNum w:abstractNumId="56" w15:restartNumberingAfterBreak="0">
     <w:nsid w:val="2755135B"/>
     <w:multiLevelType w:val="multilevel"/>
     <w:tmpl w:val="6C266A0A"/>
@@ -9209,7 +9496,7 @@
       </w:rPr>
     </w:lvl>
   </w:abstractNum>
-  <w:abstractNum w:abstractNumId="55" w15:restartNumberingAfterBreak="0">
+  <w:abstractNum w:abstractNumId="57" w15:restartNumberingAfterBreak="0">
     <w:nsid w:val="27B32BE4"/>
     <w:multiLevelType w:val="multilevel"/>
     <w:tmpl w:val="2D903E34"/>
@@ -9358,7 +9645,7 @@
       </w:rPr>
     </w:lvl>
   </w:abstractNum>
-  <w:abstractNum w:abstractNumId="56" w15:restartNumberingAfterBreak="0">
+  <w:abstractNum w:abstractNumId="58" w15:restartNumberingAfterBreak="0">
     <w:nsid w:val="28807830"/>
     <w:multiLevelType w:val="multilevel"/>
     <w:tmpl w:val="45D8F112"/>
@@ -9507,7 +9794,7 @@
       </w:rPr>
     </w:lvl>
   </w:abstractNum>
-  <w:abstractNum w:abstractNumId="57" w15:restartNumberingAfterBreak="0">
+  <w:abstractNum w:abstractNumId="59" w15:restartNumberingAfterBreak="0">
     <w:nsid w:val="29A267E6"/>
     <w:multiLevelType w:val="multilevel"/>
     <w:tmpl w:val="7682B448"/>
@@ -9656,7 +9943,7 @@
       </w:rPr>
     </w:lvl>
   </w:abstractNum>
-  <w:abstractNum w:abstractNumId="58" w15:restartNumberingAfterBreak="0">
+  <w:abstractNum w:abstractNumId="60" w15:restartNumberingAfterBreak="0">
     <w:nsid w:val="29A432BF"/>
     <w:multiLevelType w:val="hybridMultilevel"/>
     <w:tmpl w:val="243680C0"/>
@@ -9769,7 +10056,7 @@
       </w:rPr>
     </w:lvl>
   </w:abstractNum>
-  <w:abstractNum w:abstractNumId="59" w15:restartNumberingAfterBreak="0">
+  <w:abstractNum w:abstractNumId="61" w15:restartNumberingAfterBreak="0">
     <w:nsid w:val="29D330D3"/>
     <w:multiLevelType w:val="multilevel"/>
     <w:tmpl w:val="836E7096"/>
@@ -9918,7 +10205,7 @@
       </w:rPr>
     </w:lvl>
   </w:abstractNum>
-  <w:abstractNum w:abstractNumId="60" w15:restartNumberingAfterBreak="0">
+  <w:abstractNum w:abstractNumId="62" w15:restartNumberingAfterBreak="0">
     <w:nsid w:val="29DE699B"/>
     <w:multiLevelType w:val="multilevel"/>
     <w:tmpl w:val="62B8AAA2"/>
@@ -10067,7 +10354,7 @@
       </w:rPr>
     </w:lvl>
   </w:abstractNum>
-  <w:abstractNum w:abstractNumId="61" w15:restartNumberingAfterBreak="0">
+  <w:abstractNum w:abstractNumId="63" w15:restartNumberingAfterBreak="0">
     <w:nsid w:val="2A2635EC"/>
     <w:multiLevelType w:val="multilevel"/>
     <w:tmpl w:val="DB20DBD6"/>
@@ -10216,7 +10503,7 @@
       </w:rPr>
     </w:lvl>
   </w:abstractNum>
-  <w:abstractNum w:abstractNumId="62" w15:restartNumberingAfterBreak="0">
+  <w:abstractNum w:abstractNumId="64" w15:restartNumberingAfterBreak="0">
     <w:nsid w:val="2A9B3E41"/>
     <w:multiLevelType w:val="multilevel"/>
     <w:tmpl w:val="ED94DFFA"/>
@@ -10365,7 +10652,7 @@
       </w:rPr>
     </w:lvl>
   </w:abstractNum>
-  <w:abstractNum w:abstractNumId="63" w15:restartNumberingAfterBreak="0">
+  <w:abstractNum w:abstractNumId="65" w15:restartNumberingAfterBreak="0">
     <w:nsid w:val="2AF11F2C"/>
     <w:multiLevelType w:val="hybridMultilevel"/>
     <w:tmpl w:val="239C5EAC"/>
@@ -10478,7 +10765,7 @@
       </w:rPr>
     </w:lvl>
   </w:abstractNum>
-  <w:abstractNum w:abstractNumId="64" w15:restartNumberingAfterBreak="0">
+  <w:abstractNum w:abstractNumId="66" w15:restartNumberingAfterBreak="0">
     <w:nsid w:val="2C7E12C4"/>
     <w:multiLevelType w:val="multilevel"/>
     <w:tmpl w:val="53D2EEFC"/>
@@ -10627,7 +10914,7 @@
       </w:rPr>
     </w:lvl>
   </w:abstractNum>
-  <w:abstractNum w:abstractNumId="65" w15:restartNumberingAfterBreak="0">
+  <w:abstractNum w:abstractNumId="67" w15:restartNumberingAfterBreak="0">
     <w:nsid w:val="2CBD7AD9"/>
     <w:multiLevelType w:val="multilevel"/>
     <w:tmpl w:val="66E8494E"/>
@@ -10776,7 +11063,7 @@
       </w:rPr>
     </w:lvl>
   </w:abstractNum>
-  <w:abstractNum w:abstractNumId="66" w15:restartNumberingAfterBreak="0">
+  <w:abstractNum w:abstractNumId="68" w15:restartNumberingAfterBreak="0">
     <w:nsid w:val="2E1F27FF"/>
     <w:multiLevelType w:val="multilevel"/>
     <w:tmpl w:val="1A3277F8"/>
@@ -10925,7 +11212,7 @@
       </w:rPr>
     </w:lvl>
   </w:abstractNum>
-  <w:abstractNum w:abstractNumId="67" w15:restartNumberingAfterBreak="0">
+  <w:abstractNum w:abstractNumId="69" w15:restartNumberingAfterBreak="0">
     <w:nsid w:val="2E8974A5"/>
     <w:multiLevelType w:val="hybridMultilevel"/>
     <w:tmpl w:val="7D4AE332"/>
@@ -11038,7 +11325,7 @@
       </w:rPr>
     </w:lvl>
   </w:abstractNum>
-  <w:abstractNum w:abstractNumId="68" w15:restartNumberingAfterBreak="0">
+  <w:abstractNum w:abstractNumId="70" w15:restartNumberingAfterBreak="0">
     <w:nsid w:val="2EC325B0"/>
     <w:multiLevelType w:val="hybridMultilevel"/>
     <w:tmpl w:val="F184D648"/>
@@ -11151,7 +11438,7 @@
       </w:rPr>
     </w:lvl>
   </w:abstractNum>
-  <w:abstractNum w:abstractNumId="69" w15:restartNumberingAfterBreak="0">
+  <w:abstractNum w:abstractNumId="71" w15:restartNumberingAfterBreak="0">
     <w:nsid w:val="30601AB4"/>
     <w:multiLevelType w:val="hybridMultilevel"/>
     <w:tmpl w:val="347256E8"/>
@@ -11264,7 +11551,156 @@
       </w:rPr>
     </w:lvl>
   </w:abstractNum>
-  <w:abstractNum w:abstractNumId="70" w15:restartNumberingAfterBreak="0">
+  <w:abstractNum w:abstractNumId="72" w15:restartNumberingAfterBreak="0">
+    <w:nsid w:val="30E6227A"/>
+    <w:multiLevelType w:val="multilevel"/>
+    <w:tmpl w:val="AE4E6D88"/>
+    <w:lvl w:ilvl="0">
+      <w:start w:val="1"/>
+      <w:numFmt w:val="bullet"/>
+      <w:lvlText w:val=""/>
+      <w:lvlJc w:val="left"/>
+      <w:pPr>
+        <w:tabs>
+          <w:tab w:val="num" w:pos="360"/>
+        </w:tabs>
+        <w:ind w:left="360" w:hanging="360"/>
+      </w:pPr>
+      <w:rPr>
+        <w:rFonts w:ascii="Symbol" w:hAnsi="Symbol" w:hint="default"/>
+        <w:sz w:val="20"/>
+      </w:rPr>
+    </w:lvl>
+    <w:lvl w:ilvl="1" w:tentative="1">
+      <w:start w:val="1"/>
+      <w:numFmt w:val="bullet"/>
+      <w:lvlText w:val="o"/>
+      <w:lvlJc w:val="left"/>
+      <w:pPr>
+        <w:tabs>
+          <w:tab w:val="num" w:pos="1080"/>
+        </w:tabs>
+        <w:ind w:left="1080" w:hanging="360"/>
+      </w:pPr>
+      <w:rPr>
+        <w:rFonts w:ascii="Courier New" w:hAnsi="Courier New" w:hint="default"/>
+        <w:sz w:val="20"/>
+      </w:rPr>
+    </w:lvl>
+    <w:lvl w:ilvl="2" w:tentative="1">
+      <w:start w:val="1"/>
+      <w:numFmt w:val="bullet"/>
+      <w:lvlText w:val=""/>
+      <w:lvlJc w:val="left"/>
+      <w:pPr>
+        <w:tabs>
+          <w:tab w:val="num" w:pos="1800"/>
+        </w:tabs>
+        <w:ind w:left="1800" w:hanging="360"/>
+      </w:pPr>
+      <w:rPr>
+        <w:rFonts w:ascii="Wingdings" w:hAnsi="Wingdings" w:hint="default"/>
+        <w:sz w:val="20"/>
+      </w:rPr>
+    </w:lvl>
+    <w:lvl w:ilvl="3" w:tentative="1">
+      <w:start w:val="1"/>
+      <w:numFmt w:val="bullet"/>
+      <w:lvlText w:val=""/>
+      <w:lvlJc w:val="left"/>
+      <w:pPr>
+        <w:tabs>
+          <w:tab w:val="num" w:pos="2520"/>
+        </w:tabs>
+        <w:ind w:left="2520" w:hanging="360"/>
+      </w:pPr>
+      <w:rPr>
+        <w:rFonts w:ascii="Wingdings" w:hAnsi="Wingdings" w:hint="default"/>
+        <w:sz w:val="20"/>
+      </w:rPr>
+    </w:lvl>
+    <w:lvl w:ilvl="4" w:tentative="1">
+      <w:start w:val="1"/>
+      <w:numFmt w:val="bullet"/>
+      <w:lvlText w:val=""/>
+      <w:lvlJc w:val="left"/>
+      <w:pPr>
+        <w:tabs>
+          <w:tab w:val="num" w:pos="3240"/>
+        </w:tabs>
+        <w:ind w:left="3240" w:hanging="360"/>
+      </w:pPr>
+      <w:rPr>
+        <w:rFonts w:ascii="Wingdings" w:hAnsi="Wingdings" w:hint="default"/>
+        <w:sz w:val="20"/>
+      </w:rPr>
+    </w:lvl>
+    <w:lvl w:ilvl="5" w:tentative="1">
+      <w:start w:val="1"/>
+      <w:numFmt w:val="bullet"/>
+      <w:lvlText w:val=""/>
+      <w:lvlJc w:val="left"/>
+      <w:pPr>
+        <w:tabs>
+          <w:tab w:val="num" w:pos="3960"/>
+        </w:tabs>
+        <w:ind w:left="3960" w:hanging="360"/>
+      </w:pPr>
+      <w:rPr>
+        <w:rFonts w:ascii="Wingdings" w:hAnsi="Wingdings" w:hint="default"/>
+        <w:sz w:val="20"/>
+      </w:rPr>
+    </w:lvl>
+    <w:lvl w:ilvl="6" w:tentative="1">
+      <w:start w:val="1"/>
+      <w:numFmt w:val="bullet"/>
+      <w:lvlText w:val=""/>
+      <w:lvlJc w:val="left"/>
+      <w:pPr>
+        <w:tabs>
+          <w:tab w:val="num" w:pos="4680"/>
+        </w:tabs>
+        <w:ind w:left="4680" w:hanging="360"/>
+      </w:pPr>
+      <w:rPr>
+        <w:rFonts w:ascii="Wingdings" w:hAnsi="Wingdings" w:hint="default"/>
+        <w:sz w:val="20"/>
+      </w:rPr>
+    </w:lvl>
+    <w:lvl w:ilvl="7" w:tentative="1">
+      <w:start w:val="1"/>
+      <w:numFmt w:val="bullet"/>
+      <w:lvlText w:val=""/>
+      <w:lvlJc w:val="left"/>
+      <w:pPr>
+        <w:tabs>
+          <w:tab w:val="num" w:pos="5400"/>
+        </w:tabs>
+        <w:ind w:left="5400" w:hanging="360"/>
+      </w:pPr>
+      <w:rPr>
+        <w:rFonts w:ascii="Wingdings" w:hAnsi="Wingdings" w:hint="default"/>
+        <w:sz w:val="20"/>
+      </w:rPr>
+    </w:lvl>
+    <w:lvl w:ilvl="8" w:tentative="1">
+      <w:start w:val="1"/>
+      <w:numFmt w:val="bullet"/>
+      <w:lvlText w:val=""/>
+      <w:lvlJc w:val="left"/>
+      <w:pPr>
+        <w:tabs>
+          <w:tab w:val="num" w:pos="6120"/>
+        </w:tabs>
+        <w:ind w:left="6120" w:hanging="360"/>
+      </w:pPr>
+      <w:rPr>
+        <w:rFonts w:ascii="Wingdings" w:hAnsi="Wingdings" w:hint="default"/>
+        <w:sz w:val="20"/>
+      </w:rPr>
+    </w:lvl>
+  </w:abstractNum>
+  <w:abstractNum w:abstractNumId="73" w15:restartNumberingAfterBreak="0">
     <w:nsid w:val="31A40BFF"/>
     <w:multiLevelType w:val="hybridMultilevel"/>
     <w:tmpl w:val="DDEAEC96"/>
@@ -11377,7 +11813,7 @@
       </w:rPr>
     </w:lvl>
   </w:abstractNum>
-  <w:abstractNum w:abstractNumId="71" w15:restartNumberingAfterBreak="0">
+  <w:abstractNum w:abstractNumId="74" w15:restartNumberingAfterBreak="0">
     <w:nsid w:val="31B34FA1"/>
     <w:multiLevelType w:val="multilevel"/>
     <w:tmpl w:val="7048DB52"/>
@@ -11526,7 +11962,7 @@
       </w:rPr>
     </w:lvl>
   </w:abstractNum>
-  <w:abstractNum w:abstractNumId="72" w15:restartNumberingAfterBreak="0">
+  <w:abstractNum w:abstractNumId="75" w15:restartNumberingAfterBreak="0">
     <w:nsid w:val="32440B3B"/>
     <w:multiLevelType w:val="multilevel"/>
     <w:tmpl w:val="2B8CDFE8"/>
@@ -11675,7 +12111,7 @@
       </w:rPr>
     </w:lvl>
   </w:abstractNum>
-  <w:abstractNum w:abstractNumId="73" w15:restartNumberingAfterBreak="0">
+  <w:abstractNum w:abstractNumId="76" w15:restartNumberingAfterBreak="0">
     <w:nsid w:val="332B311E"/>
     <w:multiLevelType w:val="hybridMultilevel"/>
     <w:tmpl w:val="4EBE338E"/>
@@ -11788,7 +12224,7 @@
       </w:rPr>
     </w:lvl>
   </w:abstractNum>
-  <w:abstractNum w:abstractNumId="74" w15:restartNumberingAfterBreak="0">
+  <w:abstractNum w:abstractNumId="77" w15:restartNumberingAfterBreak="0">
     <w:nsid w:val="33B25F17"/>
     <w:multiLevelType w:val="hybridMultilevel"/>
     <w:tmpl w:val="933E5446"/>
@@ -11901,7 +12337,7 @@
       </w:rPr>
     </w:lvl>
   </w:abstractNum>
-  <w:abstractNum w:abstractNumId="75" w15:restartNumberingAfterBreak="0">
+  <w:abstractNum w:abstractNumId="78" w15:restartNumberingAfterBreak="0">
     <w:nsid w:val="349C044A"/>
     <w:multiLevelType w:val="multilevel"/>
     <w:tmpl w:val="81481FEE"/>
@@ -12050,7 +12486,7 @@
       </w:rPr>
     </w:lvl>
   </w:abstractNum>
-  <w:abstractNum w:abstractNumId="76" w15:restartNumberingAfterBreak="0">
+  <w:abstractNum w:abstractNumId="79" w15:restartNumberingAfterBreak="0">
     <w:nsid w:val="35942C97"/>
     <w:multiLevelType w:val="multilevel"/>
     <w:tmpl w:val="A4A25342"/>
@@ -12199,7 +12635,7 @@
       </w:rPr>
     </w:lvl>
   </w:abstractNum>
-  <w:abstractNum w:abstractNumId="77" w15:restartNumberingAfterBreak="0">
+  <w:abstractNum w:abstractNumId="80" w15:restartNumberingAfterBreak="0">
     <w:nsid w:val="35E01E6F"/>
     <w:multiLevelType w:val="multilevel"/>
     <w:tmpl w:val="820C7186"/>
@@ -12348,7 +12784,7 @@
       </w:rPr>
     </w:lvl>
   </w:abstractNum>
-  <w:abstractNum w:abstractNumId="78" w15:restartNumberingAfterBreak="0">
+  <w:abstractNum w:abstractNumId="81" w15:restartNumberingAfterBreak="0">
     <w:nsid w:val="36CC63AA"/>
     <w:multiLevelType w:val="multilevel"/>
     <w:tmpl w:val="7048DB52"/>
@@ -12497,7 +12933,7 @@
       </w:rPr>
     </w:lvl>
   </w:abstractNum>
-  <w:abstractNum w:abstractNumId="79" w15:restartNumberingAfterBreak="0">
+  <w:abstractNum w:abstractNumId="82" w15:restartNumberingAfterBreak="0">
     <w:nsid w:val="380275F2"/>
     <w:multiLevelType w:val="hybridMultilevel"/>
     <w:tmpl w:val="09A457C2"/>
@@ -12610,7 +13046,7 @@
       </w:rPr>
     </w:lvl>
   </w:abstractNum>
-  <w:abstractNum w:abstractNumId="80" w15:restartNumberingAfterBreak="0">
+  <w:abstractNum w:abstractNumId="83" w15:restartNumberingAfterBreak="0">
     <w:nsid w:val="3B1F442B"/>
     <w:multiLevelType w:val="multilevel"/>
     <w:tmpl w:val="BCB29D22"/>
@@ -12759,7 +13195,7 @@
       </w:rPr>
     </w:lvl>
   </w:abstractNum>
-  <w:abstractNum w:abstractNumId="81" w15:restartNumberingAfterBreak="0">
+  <w:abstractNum w:abstractNumId="84" w15:restartNumberingAfterBreak="0">
     <w:nsid w:val="3C6D678A"/>
     <w:multiLevelType w:val="multilevel"/>
     <w:tmpl w:val="B9625338"/>
@@ -12908,7 +13344,7 @@
       </w:rPr>
     </w:lvl>
   </w:abstractNum>
-  <w:abstractNum w:abstractNumId="82" w15:restartNumberingAfterBreak="0">
+  <w:abstractNum w:abstractNumId="85" w15:restartNumberingAfterBreak="0">
     <w:nsid w:val="3CCA4947"/>
     <w:multiLevelType w:val="hybridMultilevel"/>
     <w:tmpl w:val="C78A8986"/>
@@ -13021,7 +13457,7 @@
       </w:rPr>
     </w:lvl>
   </w:abstractNum>
-  <w:abstractNum w:abstractNumId="83" w15:restartNumberingAfterBreak="0">
+  <w:abstractNum w:abstractNumId="86" w15:restartNumberingAfterBreak="0">
     <w:nsid w:val="3CF25C27"/>
     <w:multiLevelType w:val="multilevel"/>
     <w:tmpl w:val="0492A250"/>
@@ -13170,7 +13606,7 @@
       </w:rPr>
     </w:lvl>
   </w:abstractNum>
-  <w:abstractNum w:abstractNumId="84" w15:restartNumberingAfterBreak="0">
+  <w:abstractNum w:abstractNumId="87" w15:restartNumberingAfterBreak="0">
     <w:nsid w:val="3F3340FF"/>
     <w:multiLevelType w:val="multilevel"/>
     <w:tmpl w:val="6D167B4C"/>
@@ -13319,7 +13755,7 @@
       </w:rPr>
     </w:lvl>
   </w:abstractNum>
-  <w:abstractNum w:abstractNumId="85" w15:restartNumberingAfterBreak="0">
+  <w:abstractNum w:abstractNumId="88" w15:restartNumberingAfterBreak="0">
     <w:nsid w:val="3F987599"/>
     <w:multiLevelType w:val="multilevel"/>
     <w:tmpl w:val="697AD970"/>
@@ -13468,7 +13904,7 @@
       </w:rPr>
     </w:lvl>
   </w:abstractNum>
-  <w:abstractNum w:abstractNumId="86" w15:restartNumberingAfterBreak="0">
+  <w:abstractNum w:abstractNumId="89" w15:restartNumberingAfterBreak="0">
     <w:nsid w:val="40275175"/>
     <w:multiLevelType w:val="hybridMultilevel"/>
     <w:tmpl w:val="5F7A2A16"/>
@@ -13581,7 +14017,7 @@
       </w:rPr>
     </w:lvl>
   </w:abstractNum>
-  <w:abstractNum w:abstractNumId="87" w15:restartNumberingAfterBreak="0">
+  <w:abstractNum w:abstractNumId="90" w15:restartNumberingAfterBreak="0">
     <w:nsid w:val="40AE2067"/>
     <w:multiLevelType w:val="multilevel"/>
     <w:tmpl w:val="7048DB52"/>
@@ -13730,7 +14166,7 @@
       </w:rPr>
     </w:lvl>
   </w:abstractNum>
-  <w:abstractNum w:abstractNumId="88" w15:restartNumberingAfterBreak="0">
+  <w:abstractNum w:abstractNumId="91" w15:restartNumberingAfterBreak="0">
     <w:nsid w:val="40E429AE"/>
     <w:multiLevelType w:val="multilevel"/>
     <w:tmpl w:val="1FD6AFB4"/>
@@ -13879,7 +14315,7 @@
       </w:rPr>
     </w:lvl>
   </w:abstractNum>
-  <w:abstractNum w:abstractNumId="89" w15:restartNumberingAfterBreak="0">
+  <w:abstractNum w:abstractNumId="92" w15:restartNumberingAfterBreak="0">
     <w:nsid w:val="41115BAE"/>
     <w:multiLevelType w:val="multilevel"/>
     <w:tmpl w:val="DD0A4374"/>
@@ -14028,7 +14464,7 @@
       </w:rPr>
     </w:lvl>
   </w:abstractNum>
-  <w:abstractNum w:abstractNumId="90" w15:restartNumberingAfterBreak="0">
+  <w:abstractNum w:abstractNumId="93" w15:restartNumberingAfterBreak="0">
     <w:nsid w:val="419B27A7"/>
     <w:multiLevelType w:val="multilevel"/>
     <w:tmpl w:val="CE3A209C"/>
@@ -14177,7 +14613,7 @@
       </w:rPr>
     </w:lvl>
   </w:abstractNum>
-  <w:abstractNum w:abstractNumId="91" w15:restartNumberingAfterBreak="0">
+  <w:abstractNum w:abstractNumId="94" w15:restartNumberingAfterBreak="0">
     <w:nsid w:val="41E947E3"/>
     <w:multiLevelType w:val="hybridMultilevel"/>
     <w:tmpl w:val="C71AD8C2"/>
@@ -14290,7 +14726,7 @@
       </w:rPr>
     </w:lvl>
   </w:abstractNum>
-  <w:abstractNum w:abstractNumId="92" w15:restartNumberingAfterBreak="0">
+  <w:abstractNum w:abstractNumId="95" w15:restartNumberingAfterBreak="0">
     <w:nsid w:val="44EE2F7A"/>
     <w:multiLevelType w:val="hybridMultilevel"/>
     <w:tmpl w:val="DC900EE8"/>
@@ -14403,7 +14839,7 @@
       </w:rPr>
     </w:lvl>
   </w:abstractNum>
-  <w:abstractNum w:abstractNumId="93" w15:restartNumberingAfterBreak="0">
+  <w:abstractNum w:abstractNumId="96" w15:restartNumberingAfterBreak="0">
     <w:nsid w:val="44F41192"/>
     <w:multiLevelType w:val="multilevel"/>
     <w:tmpl w:val="8080119A"/>
@@ -14552,7 +14988,7 @@
       </w:rPr>
     </w:lvl>
   </w:abstractNum>
-  <w:abstractNum w:abstractNumId="94" w15:restartNumberingAfterBreak="0">
+  <w:abstractNum w:abstractNumId="97" w15:restartNumberingAfterBreak="0">
     <w:nsid w:val="451D1CC8"/>
     <w:multiLevelType w:val="multilevel"/>
     <w:tmpl w:val="AE30E052"/>
@@ -14701,7 +15137,7 @@
       </w:rPr>
     </w:lvl>
   </w:abstractNum>
-  <w:abstractNum w:abstractNumId="95" w15:restartNumberingAfterBreak="0">
+  <w:abstractNum w:abstractNumId="98" w15:restartNumberingAfterBreak="0">
     <w:nsid w:val="464C09DA"/>
     <w:multiLevelType w:val="multilevel"/>
     <w:tmpl w:val="3EF0EA22"/>
@@ -14850,7 +15286,7 @@
       </w:rPr>
     </w:lvl>
   </w:abstractNum>
-  <w:abstractNum w:abstractNumId="96" w15:restartNumberingAfterBreak="0">
+  <w:abstractNum w:abstractNumId="99" w15:restartNumberingAfterBreak="0">
     <w:nsid w:val="47484DF2"/>
     <w:multiLevelType w:val="multilevel"/>
     <w:tmpl w:val="0E8082E4"/>
@@ -14999,7 +15435,7 @@
       </w:rPr>
     </w:lvl>
   </w:abstractNum>
-  <w:abstractNum w:abstractNumId="97" w15:restartNumberingAfterBreak="0">
+  <w:abstractNum w:abstractNumId="100" w15:restartNumberingAfterBreak="0">
     <w:nsid w:val="48095422"/>
     <w:multiLevelType w:val="multilevel"/>
     <w:tmpl w:val="A6826606"/>
@@ -15148,7 +15584,7 @@
       </w:rPr>
     </w:lvl>
   </w:abstractNum>
-  <w:abstractNum w:abstractNumId="98" w15:restartNumberingAfterBreak="0">
+  <w:abstractNum w:abstractNumId="101" w15:restartNumberingAfterBreak="0">
     <w:nsid w:val="48437140"/>
     <w:multiLevelType w:val="hybridMultilevel"/>
     <w:tmpl w:val="DB143902"/>
@@ -15261,7 +15697,7 @@
       </w:rPr>
     </w:lvl>
   </w:abstractNum>
-  <w:abstractNum w:abstractNumId="99" w15:restartNumberingAfterBreak="0">
+  <w:abstractNum w:abstractNumId="102" w15:restartNumberingAfterBreak="0">
     <w:nsid w:val="493D71A2"/>
     <w:multiLevelType w:val="hybridMultilevel"/>
     <w:tmpl w:val="386E52FC"/>
@@ -15374,7 +15810,7 @@
       </w:rPr>
     </w:lvl>
   </w:abstractNum>
-  <w:abstractNum w:abstractNumId="100" w15:restartNumberingAfterBreak="0">
+  <w:abstractNum w:abstractNumId="103" w15:restartNumberingAfterBreak="0">
     <w:nsid w:val="4D267BCE"/>
     <w:multiLevelType w:val="multilevel"/>
     <w:tmpl w:val="BFE6738E"/>
@@ -15523,7 +15959,7 @@
       </w:rPr>
     </w:lvl>
   </w:abstractNum>
-  <w:abstractNum w:abstractNumId="101" w15:restartNumberingAfterBreak="0">
+  <w:abstractNum w:abstractNumId="104" w15:restartNumberingAfterBreak="0">
     <w:nsid w:val="4E0B3871"/>
     <w:multiLevelType w:val="multilevel"/>
     <w:tmpl w:val="090EE332"/>
@@ -15672,7 +16108,7 @@
       </w:rPr>
     </w:lvl>
   </w:abstractNum>
-  <w:abstractNum w:abstractNumId="102" w15:restartNumberingAfterBreak="0">
+  <w:abstractNum w:abstractNumId="105" w15:restartNumberingAfterBreak="0">
     <w:nsid w:val="4E3B7AC0"/>
     <w:multiLevelType w:val="multilevel"/>
     <w:tmpl w:val="CF5A3C30"/>
@@ -15821,7 +16257,7 @@
       </w:rPr>
     </w:lvl>
   </w:abstractNum>
-  <w:abstractNum w:abstractNumId="103" w15:restartNumberingAfterBreak="0">
+  <w:abstractNum w:abstractNumId="106" w15:restartNumberingAfterBreak="0">
     <w:nsid w:val="4ECF2486"/>
     <w:multiLevelType w:val="hybridMultilevel"/>
     <w:tmpl w:val="DFE29292"/>
@@ -15934,7 +16370,7 @@
       </w:rPr>
     </w:lvl>
   </w:abstractNum>
-  <w:abstractNum w:abstractNumId="104" w15:restartNumberingAfterBreak="0">
+  <w:abstractNum w:abstractNumId="107" w15:restartNumberingAfterBreak="0">
     <w:nsid w:val="4F7B74D9"/>
     <w:multiLevelType w:val="hybridMultilevel"/>
     <w:tmpl w:val="07E056F2"/>
@@ -16047,7 +16483,7 @@
       </w:rPr>
     </w:lvl>
   </w:abstractNum>
-  <w:abstractNum w:abstractNumId="105" w15:restartNumberingAfterBreak="0">
+  <w:abstractNum w:abstractNumId="108" w15:restartNumberingAfterBreak="0">
     <w:nsid w:val="51951584"/>
     <w:multiLevelType w:val="multilevel"/>
     <w:tmpl w:val="242E6DB4"/>
@@ -16196,7 +16632,7 @@
       </w:rPr>
     </w:lvl>
   </w:abstractNum>
-  <w:abstractNum w:abstractNumId="106" w15:restartNumberingAfterBreak="0">
+  <w:abstractNum w:abstractNumId="109" w15:restartNumberingAfterBreak="0">
     <w:nsid w:val="51D7769E"/>
     <w:multiLevelType w:val="hybridMultilevel"/>
     <w:tmpl w:val="7C1CB500"/>
@@ -16309,7 +16745,7 @@
       </w:rPr>
     </w:lvl>
   </w:abstractNum>
-  <w:abstractNum w:abstractNumId="107" w15:restartNumberingAfterBreak="0">
+  <w:abstractNum w:abstractNumId="110" w15:restartNumberingAfterBreak="0">
     <w:nsid w:val="53385D58"/>
     <w:multiLevelType w:val="hybridMultilevel"/>
     <w:tmpl w:val="9AFA04A8"/>
@@ -16422,7 +16858,7 @@
       </w:rPr>
     </w:lvl>
   </w:abstractNum>
-  <w:abstractNum w:abstractNumId="108" w15:restartNumberingAfterBreak="0">
+  <w:abstractNum w:abstractNumId="111" w15:restartNumberingAfterBreak="0">
     <w:nsid w:val="538F57ED"/>
     <w:multiLevelType w:val="multilevel"/>
     <w:tmpl w:val="AAFCFD94"/>
@@ -16571,7 +17007,7 @@
       </w:rPr>
     </w:lvl>
   </w:abstractNum>
-  <w:abstractNum w:abstractNumId="109" w15:restartNumberingAfterBreak="0">
+  <w:abstractNum w:abstractNumId="112" w15:restartNumberingAfterBreak="0">
     <w:nsid w:val="53B87D3A"/>
     <w:multiLevelType w:val="multilevel"/>
     <w:tmpl w:val="7048DB52"/>
@@ -16720,7 +17156,7 @@
       </w:rPr>
     </w:lvl>
   </w:abstractNum>
-  <w:abstractNum w:abstractNumId="110" w15:restartNumberingAfterBreak="0">
+  <w:abstractNum w:abstractNumId="113" w15:restartNumberingAfterBreak="0">
     <w:nsid w:val="553B12A0"/>
     <w:multiLevelType w:val="multilevel"/>
     <w:tmpl w:val="6444092E"/>
@@ -16869,7 +17305,7 @@
       </w:rPr>
     </w:lvl>
   </w:abstractNum>
-  <w:abstractNum w:abstractNumId="111" w15:restartNumberingAfterBreak="0">
+  <w:abstractNum w:abstractNumId="114" w15:restartNumberingAfterBreak="0">
     <w:nsid w:val="55515AE2"/>
     <w:multiLevelType w:val="multilevel"/>
     <w:tmpl w:val="B9C078E2"/>
@@ -17018,7 +17454,7 @@
       </w:rPr>
     </w:lvl>
   </w:abstractNum>
-  <w:abstractNum w:abstractNumId="112" w15:restartNumberingAfterBreak="0">
+  <w:abstractNum w:abstractNumId="115" w15:restartNumberingAfterBreak="0">
     <w:nsid w:val="557409DF"/>
     <w:multiLevelType w:val="multilevel"/>
     <w:tmpl w:val="DE0E74EC"/>
@@ -17167,7 +17603,7 @@
       </w:rPr>
     </w:lvl>
   </w:abstractNum>
-  <w:abstractNum w:abstractNumId="113" w15:restartNumberingAfterBreak="0">
+  <w:abstractNum w:abstractNumId="116" w15:restartNumberingAfterBreak="0">
     <w:nsid w:val="560C4D77"/>
     <w:multiLevelType w:val="hybridMultilevel"/>
     <w:tmpl w:val="2A06B524"/>
@@ -17280,7 +17716,7 @@
       </w:rPr>
     </w:lvl>
   </w:abstractNum>
-  <w:abstractNum w:abstractNumId="114" w15:restartNumberingAfterBreak="0">
+  <w:abstractNum w:abstractNumId="117" w15:restartNumberingAfterBreak="0">
     <w:nsid w:val="56DE3DC9"/>
     <w:multiLevelType w:val="hybridMultilevel"/>
     <w:tmpl w:val="0CDA8A80"/>
@@ -17393,7 +17829,7 @@
       </w:rPr>
     </w:lvl>
   </w:abstractNum>
-  <w:abstractNum w:abstractNumId="115" w15:restartNumberingAfterBreak="0">
+  <w:abstractNum w:abstractNumId="118" w15:restartNumberingAfterBreak="0">
     <w:nsid w:val="56FD7225"/>
     <w:multiLevelType w:val="hybridMultilevel"/>
     <w:tmpl w:val="73D2D198"/>
@@ -17479,7 +17915,7 @@
       </w:pPr>
     </w:lvl>
   </w:abstractNum>
-  <w:abstractNum w:abstractNumId="116" w15:restartNumberingAfterBreak="0">
+  <w:abstractNum w:abstractNumId="119" w15:restartNumberingAfterBreak="0">
     <w:nsid w:val="59112246"/>
     <w:multiLevelType w:val="multilevel"/>
     <w:tmpl w:val="250EEE56"/>
@@ -17628,7 +18064,7 @@
       </w:rPr>
     </w:lvl>
   </w:abstractNum>
-  <w:abstractNum w:abstractNumId="117" w15:restartNumberingAfterBreak="0">
+  <w:abstractNum w:abstractNumId="120" w15:restartNumberingAfterBreak="0">
     <w:nsid w:val="595D005F"/>
     <w:multiLevelType w:val="multilevel"/>
     <w:tmpl w:val="C75A7AAC"/>
@@ -17777,7 +18213,7 @@
       </w:rPr>
     </w:lvl>
   </w:abstractNum>
-  <w:abstractNum w:abstractNumId="118" w15:restartNumberingAfterBreak="0">
+  <w:abstractNum w:abstractNumId="121" w15:restartNumberingAfterBreak="0">
     <w:nsid w:val="5AD971F3"/>
     <w:multiLevelType w:val="multilevel"/>
     <w:tmpl w:val="7048DB52"/>
@@ -17926,7 +18362,7 @@
       </w:rPr>
     </w:lvl>
   </w:abstractNum>
-  <w:abstractNum w:abstractNumId="119" w15:restartNumberingAfterBreak="0">
+  <w:abstractNum w:abstractNumId="122" w15:restartNumberingAfterBreak="0">
     <w:nsid w:val="5B8952E2"/>
     <w:multiLevelType w:val="hybridMultilevel"/>
     <w:tmpl w:val="BC8E4B92"/>
@@ -18039,7 +18475,7 @@
       </w:rPr>
     </w:lvl>
   </w:abstractNum>
-  <w:abstractNum w:abstractNumId="120" w15:restartNumberingAfterBreak="0">
+  <w:abstractNum w:abstractNumId="123" w15:restartNumberingAfterBreak="0">
     <w:nsid w:val="5B9D68FF"/>
     <w:multiLevelType w:val="hybridMultilevel"/>
     <w:tmpl w:val="97365E1C"/>
@@ -18152,7 +18588,7 @@
       </w:rPr>
     </w:lvl>
   </w:abstractNum>
-  <w:abstractNum w:abstractNumId="121" w15:restartNumberingAfterBreak="0">
+  <w:abstractNum w:abstractNumId="124" w15:restartNumberingAfterBreak="0">
     <w:nsid w:val="5CAB4FC3"/>
     <w:multiLevelType w:val="multilevel"/>
     <w:tmpl w:val="53C8A9D2"/>
@@ -18301,7 +18737,7 @@
       </w:rPr>
     </w:lvl>
   </w:abstractNum>
-  <w:abstractNum w:abstractNumId="122" w15:restartNumberingAfterBreak="0">
+  <w:abstractNum w:abstractNumId="125" w15:restartNumberingAfterBreak="0">
     <w:nsid w:val="5E8C79BD"/>
     <w:multiLevelType w:val="multilevel"/>
     <w:tmpl w:val="53042FFE"/>
@@ -18450,7 +18886,7 @@
       </w:rPr>
     </w:lvl>
   </w:abstractNum>
-  <w:abstractNum w:abstractNumId="123" w15:restartNumberingAfterBreak="0">
+  <w:abstractNum w:abstractNumId="126" w15:restartNumberingAfterBreak="0">
     <w:nsid w:val="5EF0571B"/>
     <w:multiLevelType w:val="multilevel"/>
     <w:tmpl w:val="FAFE8AA8"/>
@@ -18599,7 +19035,7 @@
       </w:rPr>
     </w:lvl>
   </w:abstractNum>
-  <w:abstractNum w:abstractNumId="124" w15:restartNumberingAfterBreak="0">
+  <w:abstractNum w:abstractNumId="127" w15:restartNumberingAfterBreak="0">
     <w:nsid w:val="5F0042C8"/>
     <w:multiLevelType w:val="multilevel"/>
     <w:tmpl w:val="8514E290"/>
@@ -18748,7 +19184,7 @@
       </w:rPr>
     </w:lvl>
   </w:abstractNum>
-  <w:abstractNum w:abstractNumId="125" w15:restartNumberingAfterBreak="0">
+  <w:abstractNum w:abstractNumId="128" w15:restartNumberingAfterBreak="0">
     <w:nsid w:val="5F4F154C"/>
     <w:multiLevelType w:val="hybridMultilevel"/>
     <w:tmpl w:val="30B022AA"/>
@@ -18861,7 +19297,7 @@
       </w:rPr>
     </w:lvl>
   </w:abstractNum>
-  <w:abstractNum w:abstractNumId="126" w15:restartNumberingAfterBreak="0">
+  <w:abstractNum w:abstractNumId="129" w15:restartNumberingAfterBreak="0">
     <w:nsid w:val="615703C6"/>
     <w:multiLevelType w:val="hybridMultilevel"/>
     <w:tmpl w:val="F8241636"/>
@@ -18974,7 +19410,7 @@
       </w:rPr>
     </w:lvl>
   </w:abstractNum>
-  <w:abstractNum w:abstractNumId="127" w15:restartNumberingAfterBreak="0">
+  <w:abstractNum w:abstractNumId="130" w15:restartNumberingAfterBreak="0">
     <w:nsid w:val="616A756B"/>
     <w:multiLevelType w:val="multilevel"/>
     <w:tmpl w:val="C7628FEE"/>
@@ -19123,7 +19559,7 @@
       </w:rPr>
     </w:lvl>
   </w:abstractNum>
-  <w:abstractNum w:abstractNumId="128" w15:restartNumberingAfterBreak="0">
+  <w:abstractNum w:abstractNumId="131" w15:restartNumberingAfterBreak="0">
     <w:nsid w:val="619965E5"/>
     <w:multiLevelType w:val="multilevel"/>
     <w:tmpl w:val="9B465DD6"/>
@@ -19272,7 +19708,7 @@
       </w:rPr>
     </w:lvl>
   </w:abstractNum>
-  <w:abstractNum w:abstractNumId="129" w15:restartNumberingAfterBreak="0">
+  <w:abstractNum w:abstractNumId="132" w15:restartNumberingAfterBreak="0">
     <w:nsid w:val="62651B6A"/>
     <w:multiLevelType w:val="multilevel"/>
     <w:tmpl w:val="7048DB52"/>
@@ -19421,7 +19857,7 @@
       </w:rPr>
     </w:lvl>
   </w:abstractNum>
-  <w:abstractNum w:abstractNumId="130" w15:restartNumberingAfterBreak="0">
+  <w:abstractNum w:abstractNumId="133" w15:restartNumberingAfterBreak="0">
     <w:nsid w:val="62726CA4"/>
     <w:multiLevelType w:val="hybridMultilevel"/>
     <w:tmpl w:val="173CD39A"/>
@@ -19534,7 +19970,7 @@
       </w:rPr>
     </w:lvl>
   </w:abstractNum>
-  <w:abstractNum w:abstractNumId="131" w15:restartNumberingAfterBreak="0">
+  <w:abstractNum w:abstractNumId="134" w15:restartNumberingAfterBreak="0">
     <w:nsid w:val="65677D4A"/>
     <w:multiLevelType w:val="multilevel"/>
     <w:tmpl w:val="A4CA805E"/>
@@ -19683,7 +20119,7 @@
       </w:rPr>
     </w:lvl>
   </w:abstractNum>
-  <w:abstractNum w:abstractNumId="132" w15:restartNumberingAfterBreak="0">
+  <w:abstractNum w:abstractNumId="135" w15:restartNumberingAfterBreak="0">
     <w:nsid w:val="66C262AB"/>
     <w:multiLevelType w:val="multilevel"/>
     <w:tmpl w:val="041AD254"/>
@@ -19832,7 +20268,7 @@
       </w:rPr>
     </w:lvl>
   </w:abstractNum>
-  <w:abstractNum w:abstractNumId="133" w15:restartNumberingAfterBreak="0">
+  <w:abstractNum w:abstractNumId="136" w15:restartNumberingAfterBreak="0">
     <w:nsid w:val="672E2C87"/>
     <w:multiLevelType w:val="multilevel"/>
     <w:tmpl w:val="7048DB52"/>
@@ -19981,7 +20417,7 @@
       </w:rPr>
     </w:lvl>
   </w:abstractNum>
-  <w:abstractNum w:abstractNumId="134" w15:restartNumberingAfterBreak="0">
+  <w:abstractNum w:abstractNumId="137" w15:restartNumberingAfterBreak="0">
     <w:nsid w:val="68EB57D7"/>
     <w:multiLevelType w:val="hybridMultilevel"/>
     <w:tmpl w:val="3B50B75E"/>
@@ -20094,7 +20530,7 @@
       </w:rPr>
     </w:lvl>
   </w:abstractNum>
-  <w:abstractNum w:abstractNumId="135" w15:restartNumberingAfterBreak="0">
+  <w:abstractNum w:abstractNumId="138" w15:restartNumberingAfterBreak="0">
     <w:nsid w:val="695E7EBD"/>
     <w:multiLevelType w:val="multilevel"/>
     <w:tmpl w:val="DF50B59E"/>
@@ -20243,7 +20679,7 @@
       </w:rPr>
     </w:lvl>
   </w:abstractNum>
-  <w:abstractNum w:abstractNumId="136" w15:restartNumberingAfterBreak="0">
+  <w:abstractNum w:abstractNumId="139" w15:restartNumberingAfterBreak="0">
     <w:nsid w:val="6A092E3D"/>
     <w:multiLevelType w:val="multilevel"/>
     <w:tmpl w:val="090A41C8"/>
@@ -20392,7 +20828,7 @@
       </w:rPr>
     </w:lvl>
   </w:abstractNum>
-  <w:abstractNum w:abstractNumId="137" w15:restartNumberingAfterBreak="0">
+  <w:abstractNum w:abstractNumId="140" w15:restartNumberingAfterBreak="0">
     <w:nsid w:val="6A1F62E9"/>
     <w:multiLevelType w:val="multilevel"/>
     <w:tmpl w:val="91529398"/>
@@ -20541,7 +20977,7 @@
       </w:rPr>
     </w:lvl>
   </w:abstractNum>
-  <w:abstractNum w:abstractNumId="138" w15:restartNumberingAfterBreak="0">
+  <w:abstractNum w:abstractNumId="141" w15:restartNumberingAfterBreak="0">
     <w:nsid w:val="6A923837"/>
     <w:multiLevelType w:val="hybridMultilevel"/>
     <w:tmpl w:val="3A4E11E8"/>
@@ -20654,7 +21090,7 @@
       </w:rPr>
     </w:lvl>
   </w:abstractNum>
-  <w:abstractNum w:abstractNumId="139" w15:restartNumberingAfterBreak="0">
+  <w:abstractNum w:abstractNumId="142" w15:restartNumberingAfterBreak="0">
     <w:nsid w:val="6AAE6342"/>
     <w:multiLevelType w:val="multilevel"/>
     <w:tmpl w:val="2E7C919A"/>
@@ -20803,7 +21239,7 @@
       </w:rPr>
     </w:lvl>
   </w:abstractNum>
-  <w:abstractNum w:abstractNumId="140" w15:restartNumberingAfterBreak="0">
+  <w:abstractNum w:abstractNumId="143" w15:restartNumberingAfterBreak="0">
     <w:nsid w:val="6AE110BB"/>
     <w:multiLevelType w:val="hybridMultilevel"/>
     <w:tmpl w:val="03F8C014"/>
@@ -20916,7 +21352,7 @@
       </w:rPr>
     </w:lvl>
   </w:abstractNum>
-  <w:abstractNum w:abstractNumId="141" w15:restartNumberingAfterBreak="0">
+  <w:abstractNum w:abstractNumId="144" w15:restartNumberingAfterBreak="0">
     <w:nsid w:val="6AF45C6E"/>
     <w:multiLevelType w:val="multilevel"/>
     <w:tmpl w:val="4202DB2A"/>
@@ -21065,7 +21501,7 @@
       </w:rPr>
     </w:lvl>
   </w:abstractNum>
-  <w:abstractNum w:abstractNumId="142" w15:restartNumberingAfterBreak="0">
+  <w:abstractNum w:abstractNumId="145" w15:restartNumberingAfterBreak="0">
     <w:nsid w:val="6B223D72"/>
     <w:multiLevelType w:val="hybridMultilevel"/>
     <w:tmpl w:val="E5A818D2"/>
@@ -21178,7 +21614,7 @@
       </w:rPr>
     </w:lvl>
   </w:abstractNum>
-  <w:abstractNum w:abstractNumId="143" w15:restartNumberingAfterBreak="0">
+  <w:abstractNum w:abstractNumId="146" w15:restartNumberingAfterBreak="0">
     <w:nsid w:val="6C5124B5"/>
     <w:multiLevelType w:val="hybridMultilevel"/>
     <w:tmpl w:val="F216F09A"/>
@@ -21291,7 +21727,7 @@
       </w:rPr>
     </w:lvl>
   </w:abstractNum>
-  <w:abstractNum w:abstractNumId="144" w15:restartNumberingAfterBreak="0">
+  <w:abstractNum w:abstractNumId="147" w15:restartNumberingAfterBreak="0">
     <w:nsid w:val="6CFF38DA"/>
     <w:multiLevelType w:val="multilevel"/>
     <w:tmpl w:val="758CDE8E"/>
@@ -21440,7 +21876,7 @@
       </w:rPr>
     </w:lvl>
   </w:abstractNum>
-  <w:abstractNum w:abstractNumId="145" w15:restartNumberingAfterBreak="0">
+  <w:abstractNum w:abstractNumId="148" w15:restartNumberingAfterBreak="0">
     <w:nsid w:val="6D285BDE"/>
     <w:multiLevelType w:val="multilevel"/>
     <w:tmpl w:val="5BEE1D5C"/>
@@ -21589,7 +22025,7 @@
       </w:rPr>
     </w:lvl>
   </w:abstractNum>
-  <w:abstractNum w:abstractNumId="146" w15:restartNumberingAfterBreak="0">
+  <w:abstractNum w:abstractNumId="149" w15:restartNumberingAfterBreak="0">
     <w:nsid w:val="6D3016D7"/>
     <w:multiLevelType w:val="multilevel"/>
     <w:tmpl w:val="F586C01C"/>
@@ -21738,7 +22174,7 @@
       </w:rPr>
     </w:lvl>
   </w:abstractNum>
-  <w:abstractNum w:abstractNumId="147" w15:restartNumberingAfterBreak="0">
+  <w:abstractNum w:abstractNumId="150" w15:restartNumberingAfterBreak="0">
     <w:nsid w:val="6D9D5ECA"/>
     <w:multiLevelType w:val="multilevel"/>
     <w:tmpl w:val="2DB03242"/>
@@ -21879,7 +22315,7 @@
       </w:rPr>
     </w:lvl>
   </w:abstractNum>
-  <w:abstractNum w:abstractNumId="148" w15:restartNumberingAfterBreak="0">
+  <w:abstractNum w:abstractNumId="151" w15:restartNumberingAfterBreak="0">
     <w:nsid w:val="6E46438A"/>
     <w:multiLevelType w:val="multilevel"/>
     <w:tmpl w:val="8B42DAFE"/>
@@ -22028,7 +22464,7 @@
       </w:rPr>
     </w:lvl>
   </w:abstractNum>
-  <w:abstractNum w:abstractNumId="149" w15:restartNumberingAfterBreak="0">
+  <w:abstractNum w:abstractNumId="152" w15:restartNumberingAfterBreak="0">
     <w:nsid w:val="6F683E55"/>
     <w:multiLevelType w:val="hybridMultilevel"/>
     <w:tmpl w:val="0B703C78"/>
@@ -22141,7 +22577,7 @@
       </w:rPr>
     </w:lvl>
   </w:abstractNum>
-  <w:abstractNum w:abstractNumId="150" w15:restartNumberingAfterBreak="0">
+  <w:abstractNum w:abstractNumId="153" w15:restartNumberingAfterBreak="0">
     <w:nsid w:val="70844FBE"/>
     <w:multiLevelType w:val="multilevel"/>
     <w:tmpl w:val="42FC17DA"/>
@@ -22290,7 +22726,7 @@
       </w:rPr>
     </w:lvl>
   </w:abstractNum>
-  <w:abstractNum w:abstractNumId="151" w15:restartNumberingAfterBreak="0">
+  <w:abstractNum w:abstractNumId="154" w15:restartNumberingAfterBreak="0">
     <w:nsid w:val="70925A37"/>
     <w:multiLevelType w:val="hybridMultilevel"/>
     <w:tmpl w:val="5B36A86C"/>
@@ -22403,7 +22839,7 @@
       </w:rPr>
     </w:lvl>
   </w:abstractNum>
-  <w:abstractNum w:abstractNumId="152" w15:restartNumberingAfterBreak="0">
+  <w:abstractNum w:abstractNumId="155" w15:restartNumberingAfterBreak="0">
     <w:nsid w:val="72270362"/>
     <w:multiLevelType w:val="hybridMultilevel"/>
     <w:tmpl w:val="D624C992"/>
@@ -22516,7 +22952,7 @@
       </w:rPr>
     </w:lvl>
   </w:abstractNum>
-  <w:abstractNum w:abstractNumId="153" w15:restartNumberingAfterBreak="0">
+  <w:abstractNum w:abstractNumId="156" w15:restartNumberingAfterBreak="0">
     <w:nsid w:val="72877B6D"/>
     <w:multiLevelType w:val="multilevel"/>
     <w:tmpl w:val="AD761D40"/>
@@ -22665,7 +23101,7 @@
       </w:rPr>
     </w:lvl>
   </w:abstractNum>
-  <w:abstractNum w:abstractNumId="154" w15:restartNumberingAfterBreak="0">
+  <w:abstractNum w:abstractNumId="157" w15:restartNumberingAfterBreak="0">
     <w:nsid w:val="74C56DDB"/>
     <w:multiLevelType w:val="multilevel"/>
     <w:tmpl w:val="821E30A8"/>
@@ -22814,7 +23250,7 @@
       </w:rPr>
     </w:lvl>
   </w:abstractNum>
-  <w:abstractNum w:abstractNumId="155" w15:restartNumberingAfterBreak="0">
+  <w:abstractNum w:abstractNumId="158" w15:restartNumberingAfterBreak="0">
     <w:nsid w:val="76BA0C88"/>
     <w:multiLevelType w:val="multilevel"/>
     <w:tmpl w:val="000AEBF2"/>
@@ -22963,7 +23399,7 @@
       </w:rPr>
     </w:lvl>
   </w:abstractNum>
-  <w:abstractNum w:abstractNumId="156" w15:restartNumberingAfterBreak="0">
+  <w:abstractNum w:abstractNumId="159" w15:restartNumberingAfterBreak="0">
     <w:nsid w:val="77565FFD"/>
     <w:multiLevelType w:val="multilevel"/>
     <w:tmpl w:val="758CF480"/>
@@ -23112,7 +23548,7 @@
       </w:rPr>
     </w:lvl>
   </w:abstractNum>
-  <w:abstractNum w:abstractNumId="157" w15:restartNumberingAfterBreak="0">
+  <w:abstractNum w:abstractNumId="160" w15:restartNumberingAfterBreak="0">
     <w:nsid w:val="7768204B"/>
     <w:multiLevelType w:val="multilevel"/>
     <w:tmpl w:val="0D781874"/>
@@ -23261,7 +23697,7 @@
       </w:rPr>
     </w:lvl>
   </w:abstractNum>
-  <w:abstractNum w:abstractNumId="158" w15:restartNumberingAfterBreak="0">
+  <w:abstractNum w:abstractNumId="161" w15:restartNumberingAfterBreak="0">
     <w:nsid w:val="77751EAE"/>
     <w:multiLevelType w:val="multilevel"/>
     <w:tmpl w:val="4D94A6F2"/>
@@ -23410,7 +23846,7 @@
       </w:rPr>
     </w:lvl>
   </w:abstractNum>
-  <w:abstractNum w:abstractNumId="159" w15:restartNumberingAfterBreak="0">
+  <w:abstractNum w:abstractNumId="162" w15:restartNumberingAfterBreak="0">
     <w:nsid w:val="79866727"/>
     <w:multiLevelType w:val="hybridMultilevel"/>
     <w:tmpl w:val="9066462A"/>
@@ -23523,7 +23959,7 @@
       </w:rPr>
     </w:lvl>
   </w:abstractNum>
-  <w:abstractNum w:abstractNumId="160" w15:restartNumberingAfterBreak="0">
+  <w:abstractNum w:abstractNumId="163" w15:restartNumberingAfterBreak="0">
     <w:nsid w:val="7A375BE8"/>
     <w:multiLevelType w:val="hybridMultilevel"/>
     <w:tmpl w:val="1CEA8AD8"/>
@@ -23636,7 +24072,7 @@
       </w:rPr>
     </w:lvl>
   </w:abstractNum>
-  <w:abstractNum w:abstractNumId="161" w15:restartNumberingAfterBreak="0">
+  <w:abstractNum w:abstractNumId="164" w15:restartNumberingAfterBreak="0">
     <w:nsid w:val="7BE26659"/>
     <w:multiLevelType w:val="multilevel"/>
     <w:tmpl w:val="5CC8007C"/>
@@ -23785,7 +24221,7 @@
       </w:rPr>
     </w:lvl>
   </w:abstractNum>
-  <w:abstractNum w:abstractNumId="162" w15:restartNumberingAfterBreak="0">
+  <w:abstractNum w:abstractNumId="165" w15:restartNumberingAfterBreak="0">
     <w:nsid w:val="7C2729A1"/>
     <w:multiLevelType w:val="hybridMultilevel"/>
     <w:tmpl w:val="765AF342"/>
@@ -23898,7 +24334,7 @@
       </w:rPr>
     </w:lvl>
   </w:abstractNum>
-  <w:abstractNum w:abstractNumId="163" w15:restartNumberingAfterBreak="0">
+  <w:abstractNum w:abstractNumId="166" w15:restartNumberingAfterBreak="0">
     <w:nsid w:val="7D12641E"/>
     <w:multiLevelType w:val="multilevel"/>
     <w:tmpl w:val="1BCCCCEE"/>
@@ -24047,7 +24483,7 @@
       </w:rPr>
     </w:lvl>
   </w:abstractNum>
-  <w:abstractNum w:abstractNumId="164" w15:restartNumberingAfterBreak="0">
+  <w:abstractNum w:abstractNumId="167" w15:restartNumberingAfterBreak="0">
     <w:nsid w:val="7EB35DC7"/>
     <w:multiLevelType w:val="hybridMultilevel"/>
     <w:tmpl w:val="C5B8B8BA"/>
@@ -24160,7 +24596,7 @@
       </w:rPr>
     </w:lvl>
   </w:abstractNum>
-  <w:abstractNum w:abstractNumId="165" w15:restartNumberingAfterBreak="0">
+  <w:abstractNum w:abstractNumId="168" w15:restartNumberingAfterBreak="0">
     <w:nsid w:val="7F786244"/>
     <w:multiLevelType w:val="multilevel"/>
     <w:tmpl w:val="128CFF36"/>
@@ -24313,13 +24749,13 @@
     <w:abstractNumId w:val="13"/>
   </w:num>
   <w:num w:numId="2" w16cid:durableId="1496452659">
-    <w:abstractNumId w:val="147"/>
+    <w:abstractNumId w:val="150"/>
   </w:num>
   <w:num w:numId="3" w16cid:durableId="1387801634">
     <w:abstractNumId w:val="5"/>
   </w:num>
   <w:num w:numId="4" w16cid:durableId="1356728775">
-    <w:abstractNumId w:val="92"/>
+    <w:abstractNumId w:val="95"/>
   </w:num>
   <w:num w:numId="5" w16cid:durableId="32924388">
     <w:abstractNumId w:val="24"/>
@@ -24328,16 +24764,16 @@
     <w:abstractNumId w:val="6"/>
   </w:num>
   <w:num w:numId="7" w16cid:durableId="1924561310">
-    <w:abstractNumId w:val="142"/>
+    <w:abstractNumId w:val="145"/>
   </w:num>
   <w:num w:numId="8" w16cid:durableId="149948420">
-    <w:abstractNumId w:val="58"/>
+    <w:abstractNumId w:val="60"/>
   </w:num>
   <w:num w:numId="9" w16cid:durableId="1616718614">
     <w:abstractNumId w:val="45"/>
   </w:num>
   <w:num w:numId="10" w16cid:durableId="1218053805">
-    <w:abstractNumId w:val="104"/>
+    <w:abstractNumId w:val="107"/>
   </w:num>
   <w:num w:numId="11" w16cid:durableId="861043857">
     <w:abstractNumId w:val="27"/>
@@ -24346,13 +24782,13 @@
     <w:abstractNumId w:val="41"/>
   </w:num>
   <w:num w:numId="13" w16cid:durableId="1332179234">
-    <w:abstractNumId w:val="140"/>
+    <w:abstractNumId w:val="143"/>
   </w:num>
   <w:num w:numId="14" w16cid:durableId="728843215">
     <w:abstractNumId w:val="26"/>
   </w:num>
   <w:num w:numId="15" w16cid:durableId="1085151054">
-    <w:abstractNumId w:val="79"/>
+    <w:abstractNumId w:val="82"/>
   </w:num>
   <w:num w:numId="16" w16cid:durableId="1252276635">
     <w:abstractNumId w:val="42"/>
@@ -24364,25 +24800,25 @@
     <w:abstractNumId w:val="30"/>
   </w:num>
   <w:num w:numId="19" w16cid:durableId="387723913">
-    <w:abstractNumId w:val="162"/>
+    <w:abstractNumId w:val="165"/>
   </w:num>
   <w:num w:numId="20" w16cid:durableId="1893344950">
-    <w:abstractNumId w:val="98"/>
+    <w:abstractNumId w:val="101"/>
   </w:num>
   <w:num w:numId="21" w16cid:durableId="983198546">
-    <w:abstractNumId w:val="152"/>
+    <w:abstractNumId w:val="155"/>
   </w:num>
   <w:num w:numId="22" w16cid:durableId="233512181">
     <w:abstractNumId w:val="9"/>
   </w:num>
   <w:num w:numId="23" w16cid:durableId="2020959240">
-    <w:abstractNumId w:val="103"/>
+    <w:abstractNumId w:val="106"/>
   </w:num>
   <w:num w:numId="24" w16cid:durableId="1257439488">
-    <w:abstractNumId w:val="160"/>
+    <w:abstractNumId w:val="163"/>
   </w:num>
   <w:num w:numId="25" w16cid:durableId="1671365679">
-    <w:abstractNumId w:val="86"/>
+    <w:abstractNumId w:val="89"/>
   </w:num>
   <w:num w:numId="26" w16cid:durableId="1635789156">
     <w:abstractNumId w:val="35"/>
@@ -24391,16 +24827,16 @@
     <w:abstractNumId w:val="8"/>
   </w:num>
   <w:num w:numId="28" w16cid:durableId="978264522">
-    <w:abstractNumId w:val="164"/>
+    <w:abstractNumId w:val="167"/>
   </w:num>
   <w:num w:numId="29" w16cid:durableId="1325428185">
-    <w:abstractNumId w:val="130"/>
+    <w:abstractNumId w:val="133"/>
   </w:num>
   <w:num w:numId="30" w16cid:durableId="459302228">
     <w:abstractNumId w:val="25"/>
   </w:num>
   <w:num w:numId="31" w16cid:durableId="1101142882">
-    <w:abstractNumId w:val="70"/>
+    <w:abstractNumId w:val="73"/>
   </w:num>
   <w:num w:numId="32" w16cid:durableId="1909419742">
     <w:abstractNumId w:val="38"/>
@@ -24409,55 +24845,55 @@
     <w:abstractNumId w:val="32"/>
   </w:num>
   <w:num w:numId="34" w16cid:durableId="248538847">
-    <w:abstractNumId w:val="107"/>
+    <w:abstractNumId w:val="110"/>
   </w:num>
   <w:num w:numId="35" w16cid:durableId="1643995615">
-    <w:abstractNumId w:val="143"/>
+    <w:abstractNumId w:val="146"/>
   </w:num>
   <w:num w:numId="36" w16cid:durableId="2064281585">
-    <w:abstractNumId w:val="82"/>
+    <w:abstractNumId w:val="85"/>
   </w:num>
   <w:num w:numId="37" w16cid:durableId="201408908">
-    <w:abstractNumId w:val="134"/>
+    <w:abstractNumId w:val="137"/>
   </w:num>
   <w:num w:numId="38" w16cid:durableId="432671344">
-    <w:abstractNumId w:val="67"/>
+    <w:abstractNumId w:val="69"/>
   </w:num>
   <w:num w:numId="39" w16cid:durableId="31150646">
     <w:abstractNumId w:val="37"/>
   </w:num>
   <w:num w:numId="40" w16cid:durableId="552497635">
-    <w:abstractNumId w:val="149"/>
+    <w:abstractNumId w:val="152"/>
   </w:num>
   <w:num w:numId="41" w16cid:durableId="1633556666">
-    <w:abstractNumId w:val="99"/>
+    <w:abstractNumId w:val="102"/>
   </w:num>
   <w:num w:numId="42" w16cid:durableId="844514872">
     <w:abstractNumId w:val="18"/>
   </w:num>
   <w:num w:numId="43" w16cid:durableId="1599025623">
-    <w:abstractNumId w:val="69"/>
+    <w:abstractNumId w:val="71"/>
   </w:num>
   <w:num w:numId="44" w16cid:durableId="369231477">
-    <w:abstractNumId w:val="119"/>
+    <w:abstractNumId w:val="122"/>
   </w:num>
   <w:num w:numId="45" w16cid:durableId="152717700">
     <w:abstractNumId w:val="21"/>
   </w:num>
   <w:num w:numId="46" w16cid:durableId="1599479932">
-    <w:abstractNumId w:val="126"/>
+    <w:abstractNumId w:val="129"/>
   </w:num>
   <w:num w:numId="47" w16cid:durableId="1484393027">
-    <w:abstractNumId w:val="106"/>
+    <w:abstractNumId w:val="109"/>
   </w:num>
   <w:num w:numId="48" w16cid:durableId="1086415986">
-    <w:abstractNumId w:val="74"/>
+    <w:abstractNumId w:val="77"/>
   </w:num>
   <w:num w:numId="49" w16cid:durableId="841893569">
     <w:abstractNumId w:val="19"/>
   </w:num>
   <w:num w:numId="50" w16cid:durableId="1051466161">
-    <w:abstractNumId w:val="77"/>
+    <w:abstractNumId w:val="80"/>
   </w:num>
   <w:num w:numId="51" w16cid:durableId="1786386363">
     <w:abstractNumId w:val="14"/>
@@ -24466,16 +24902,16 @@
     <w:abstractNumId w:val="28"/>
   </w:num>
   <w:num w:numId="53" w16cid:durableId="1751847371">
-    <w:abstractNumId w:val="137"/>
+    <w:abstractNumId w:val="140"/>
   </w:num>
   <w:num w:numId="54" w16cid:durableId="1473408410">
-    <w:abstractNumId w:val="59"/>
+    <w:abstractNumId w:val="61"/>
   </w:num>
   <w:num w:numId="55" w16cid:durableId="1378504719">
-    <w:abstractNumId w:val="145"/>
+    <w:abstractNumId w:val="148"/>
   </w:num>
   <w:num w:numId="56" w16cid:durableId="297761021">
-    <w:abstractNumId w:val="115"/>
+    <w:abstractNumId w:val="118"/>
   </w:num>
   <w:num w:numId="57" w16cid:durableId="1012074182">
     <w:abstractNumId w:val="1"/>
@@ -24490,55 +24926,55 @@
     <w:abstractNumId w:val="0"/>
   </w:num>
   <w:num w:numId="61" w16cid:durableId="2038505990">
-    <w:abstractNumId w:val="111"/>
+    <w:abstractNumId w:val="114"/>
   </w:num>
   <w:num w:numId="62" w16cid:durableId="1149131574">
     <w:abstractNumId w:val="4"/>
   </w:num>
   <w:num w:numId="63" w16cid:durableId="906107397">
-    <w:abstractNumId w:val="94"/>
+    <w:abstractNumId w:val="97"/>
   </w:num>
   <w:num w:numId="64" w16cid:durableId="1939367359">
-    <w:abstractNumId w:val="68"/>
+    <w:abstractNumId w:val="70"/>
   </w:num>
   <w:num w:numId="65" w16cid:durableId="97801822">
-    <w:abstractNumId w:val="113"/>
+    <w:abstractNumId w:val="116"/>
   </w:num>
   <w:num w:numId="66" w16cid:durableId="926692919">
     <w:abstractNumId w:val="16"/>
   </w:num>
   <w:num w:numId="67" w16cid:durableId="243614529">
+    <w:abstractNumId w:val="157"/>
+  </w:num>
+  <w:num w:numId="68" w16cid:durableId="1445224447">
+    <w:abstractNumId w:val="67"/>
+  </w:num>
+  <w:num w:numId="69" w16cid:durableId="1218663837">
+    <w:abstractNumId w:val="53"/>
+  </w:num>
+  <w:num w:numId="70" w16cid:durableId="1103918135">
     <w:abstractNumId w:val="154"/>
   </w:num>
-  <w:num w:numId="68" w16cid:durableId="1445224447">
-    <w:abstractNumId w:val="65"/>
-  </w:num>
-  <w:num w:numId="69" w16cid:durableId="1218663837">
-    <w:abstractNumId w:val="51"/>
-  </w:num>
-  <w:num w:numId="70" w16cid:durableId="1103918135">
-    <w:abstractNumId w:val="151"/>
-  </w:num>
   <w:num w:numId="71" w16cid:durableId="468742549">
-    <w:abstractNumId w:val="73"/>
+    <w:abstractNumId w:val="76"/>
   </w:num>
   <w:num w:numId="72" w16cid:durableId="375857873">
-    <w:abstractNumId w:val="91"/>
+    <w:abstractNumId w:val="94"/>
   </w:num>
   <w:num w:numId="73" w16cid:durableId="1100301443">
-    <w:abstractNumId w:val="125"/>
+    <w:abstractNumId w:val="128"/>
   </w:num>
   <w:num w:numId="74" w16cid:durableId="1190725419">
-    <w:abstractNumId w:val="138"/>
+    <w:abstractNumId w:val="141"/>
   </w:num>
   <w:num w:numId="75" w16cid:durableId="1850368584">
-    <w:abstractNumId w:val="63"/>
+    <w:abstractNumId w:val="65"/>
   </w:num>
   <w:num w:numId="76" w16cid:durableId="226234949">
     <w:abstractNumId w:val="2"/>
   </w:num>
   <w:num w:numId="77" w16cid:durableId="679895937">
-    <w:abstractNumId w:val="121"/>
+    <w:abstractNumId w:val="124"/>
   </w:num>
   <w:num w:numId="78" w16cid:durableId="1622687106">
     <w:abstractNumId w:val="22"/>
@@ -24547,67 +24983,67 @@
     <w:abstractNumId w:val="33"/>
   </w:num>
   <w:num w:numId="80" w16cid:durableId="134837641">
-    <w:abstractNumId w:val="159"/>
+    <w:abstractNumId w:val="162"/>
   </w:num>
   <w:num w:numId="81" w16cid:durableId="1564869137">
-    <w:abstractNumId w:val="60"/>
+    <w:abstractNumId w:val="62"/>
   </w:num>
   <w:num w:numId="82" w16cid:durableId="29186647">
-    <w:abstractNumId w:val="114"/>
+    <w:abstractNumId w:val="117"/>
   </w:num>
   <w:num w:numId="83" w16cid:durableId="1135178494">
-    <w:abstractNumId w:val="54"/>
+    <w:abstractNumId w:val="56"/>
   </w:num>
   <w:num w:numId="84" w16cid:durableId="1000621534">
-    <w:abstractNumId w:val="88"/>
+    <w:abstractNumId w:val="91"/>
   </w:num>
   <w:num w:numId="85" w16cid:durableId="829903222">
-    <w:abstractNumId w:val="90"/>
+    <w:abstractNumId w:val="93"/>
   </w:num>
   <w:num w:numId="86" w16cid:durableId="292563823">
-    <w:abstractNumId w:val="81"/>
+    <w:abstractNumId w:val="84"/>
   </w:num>
   <w:num w:numId="87" w16cid:durableId="1621456547">
-    <w:abstractNumId w:val="150"/>
+    <w:abstractNumId w:val="153"/>
   </w:num>
   <w:num w:numId="88" w16cid:durableId="1455099907">
     <w:abstractNumId w:val="46"/>
   </w:num>
   <w:num w:numId="89" w16cid:durableId="1940983192">
-    <w:abstractNumId w:val="135"/>
+    <w:abstractNumId w:val="138"/>
   </w:num>
   <w:num w:numId="90" w16cid:durableId="393771197">
-    <w:abstractNumId w:val="71"/>
+    <w:abstractNumId w:val="74"/>
   </w:num>
   <w:num w:numId="91" w16cid:durableId="140117539">
-    <w:abstractNumId w:val="131"/>
+    <w:abstractNumId w:val="134"/>
   </w:num>
   <w:num w:numId="92" w16cid:durableId="1944147274">
-    <w:abstractNumId w:val="78"/>
+    <w:abstractNumId w:val="81"/>
   </w:num>
   <w:num w:numId="93" w16cid:durableId="1319378867">
-    <w:abstractNumId w:val="118"/>
+    <w:abstractNumId w:val="121"/>
   </w:num>
   <w:num w:numId="94" w16cid:durableId="623459607">
-    <w:abstractNumId w:val="129"/>
+    <w:abstractNumId w:val="132"/>
   </w:num>
   <w:num w:numId="95" w16cid:durableId="437912827">
-    <w:abstractNumId w:val="109"/>
+    <w:abstractNumId w:val="112"/>
   </w:num>
   <w:num w:numId="96" w16cid:durableId="735472579">
-    <w:abstractNumId w:val="133"/>
+    <w:abstractNumId w:val="136"/>
   </w:num>
   <w:num w:numId="97" w16cid:durableId="947084308">
-    <w:abstractNumId w:val="87"/>
+    <w:abstractNumId w:val="90"/>
   </w:num>
   <w:num w:numId="98" w16cid:durableId="103233350">
-    <w:abstractNumId w:val="105"/>
+    <w:abstractNumId w:val="108"/>
   </w:num>
   <w:num w:numId="99" w16cid:durableId="1064186072">
-    <w:abstractNumId w:val="100"/>
+    <w:abstractNumId w:val="103"/>
   </w:num>
   <w:num w:numId="100" w16cid:durableId="607396779">
-    <w:abstractNumId w:val="163"/>
+    <w:abstractNumId w:val="166"/>
   </w:num>
   <w:num w:numId="101" w16cid:durableId="1274749340">
     <w:abstractNumId w:val="31"/>
@@ -24616,118 +25052,118 @@
     <w:abstractNumId w:val="44"/>
   </w:num>
   <w:num w:numId="103" w16cid:durableId="1945140907">
-    <w:abstractNumId w:val="96"/>
+    <w:abstractNumId w:val="99"/>
   </w:num>
   <w:num w:numId="104" w16cid:durableId="2128809070">
-    <w:abstractNumId w:val="148"/>
+    <w:abstractNumId w:val="151"/>
   </w:num>
   <w:num w:numId="105" w16cid:durableId="974020314">
     <w:abstractNumId w:val="34"/>
   </w:num>
   <w:num w:numId="106" w16cid:durableId="1673871519">
-    <w:abstractNumId w:val="93"/>
+    <w:abstractNumId w:val="96"/>
   </w:num>
   <w:num w:numId="107" w16cid:durableId="1030111714">
-    <w:abstractNumId w:val="157"/>
+    <w:abstractNumId w:val="160"/>
   </w:num>
   <w:num w:numId="108" w16cid:durableId="513225104">
-    <w:abstractNumId w:val="128"/>
+    <w:abstractNumId w:val="131"/>
   </w:num>
   <w:num w:numId="109" w16cid:durableId="461656703">
-    <w:abstractNumId w:val="62"/>
+    <w:abstractNumId w:val="64"/>
   </w:num>
   <w:num w:numId="110" w16cid:durableId="682898956">
     <w:abstractNumId w:val="29"/>
   </w:num>
   <w:num w:numId="111" w16cid:durableId="1613247730">
-    <w:abstractNumId w:val="123"/>
+    <w:abstractNumId w:val="126"/>
   </w:num>
   <w:num w:numId="112" w16cid:durableId="569998836">
-    <w:abstractNumId w:val="120"/>
+    <w:abstractNumId w:val="123"/>
   </w:num>
   <w:num w:numId="113" w16cid:durableId="1181897660">
     <w:abstractNumId w:val="17"/>
   </w:num>
   <w:num w:numId="114" w16cid:durableId="526913008">
-    <w:abstractNumId w:val="61"/>
+    <w:abstractNumId w:val="63"/>
   </w:num>
   <w:num w:numId="115" w16cid:durableId="783574055">
-    <w:abstractNumId w:val="124"/>
+    <w:abstractNumId w:val="127"/>
   </w:num>
   <w:num w:numId="116" w16cid:durableId="159392470">
-    <w:abstractNumId w:val="127"/>
+    <w:abstractNumId w:val="130"/>
   </w:num>
   <w:num w:numId="117" w16cid:durableId="929777760">
-    <w:abstractNumId w:val="146"/>
+    <w:abstractNumId w:val="149"/>
   </w:num>
   <w:num w:numId="118" w16cid:durableId="394360658">
+    <w:abstractNumId w:val="142"/>
+  </w:num>
+  <w:num w:numId="119" w16cid:durableId="1342004500">
+    <w:abstractNumId w:val="156"/>
+  </w:num>
+  <w:num w:numId="120" w16cid:durableId="2088189998">
     <w:abstractNumId w:val="139"/>
   </w:num>
-  <w:num w:numId="119" w16cid:durableId="1342004500">
-    <w:abstractNumId w:val="153"/>
-  </w:num>
-  <w:num w:numId="120" w16cid:durableId="2088189998">
-    <w:abstractNumId w:val="136"/>
-  </w:num>
   <w:num w:numId="121" w16cid:durableId="1131678274">
-    <w:abstractNumId w:val="80"/>
+    <w:abstractNumId w:val="83"/>
   </w:num>
   <w:num w:numId="122" w16cid:durableId="792211288">
-    <w:abstractNumId w:val="156"/>
+    <w:abstractNumId w:val="159"/>
   </w:num>
   <w:num w:numId="123" w16cid:durableId="689574492">
-    <w:abstractNumId w:val="75"/>
+    <w:abstractNumId w:val="78"/>
   </w:num>
   <w:num w:numId="124" w16cid:durableId="528223479">
-    <w:abstractNumId w:val="158"/>
+    <w:abstractNumId w:val="161"/>
   </w:num>
   <w:num w:numId="125" w16cid:durableId="1838375459">
-    <w:abstractNumId w:val="50"/>
+    <w:abstractNumId w:val="51"/>
   </w:num>
   <w:num w:numId="126" w16cid:durableId="2021657521">
-    <w:abstractNumId w:val="66"/>
+    <w:abstractNumId w:val="68"/>
   </w:num>
   <w:num w:numId="127" w16cid:durableId="894662789">
-    <w:abstractNumId w:val="76"/>
+    <w:abstractNumId w:val="79"/>
   </w:num>
   <w:num w:numId="128" w16cid:durableId="1371344823">
-    <w:abstractNumId w:val="144"/>
+    <w:abstractNumId w:val="147"/>
   </w:num>
   <w:num w:numId="129" w16cid:durableId="853376258">
     <w:abstractNumId w:val="20"/>
   </w:num>
   <w:num w:numId="130" w16cid:durableId="902762096">
-    <w:abstractNumId w:val="165"/>
+    <w:abstractNumId w:val="168"/>
   </w:num>
   <w:num w:numId="131" w16cid:durableId="1531995347">
-    <w:abstractNumId w:val="84"/>
+    <w:abstractNumId w:val="87"/>
   </w:num>
   <w:num w:numId="132" w16cid:durableId="1047795757">
-    <w:abstractNumId w:val="83"/>
+    <w:abstractNumId w:val="86"/>
   </w:num>
   <w:num w:numId="133" w16cid:durableId="736822352">
     <w:abstractNumId w:val="48"/>
   </w:num>
   <w:num w:numId="134" w16cid:durableId="619991029">
-    <w:abstractNumId w:val="85"/>
+    <w:abstractNumId w:val="88"/>
   </w:num>
   <w:num w:numId="135" w16cid:durableId="141773157">
     <w:abstractNumId w:val="7"/>
   </w:num>
   <w:num w:numId="136" w16cid:durableId="1171331014">
-    <w:abstractNumId w:val="132"/>
+    <w:abstractNumId w:val="135"/>
   </w:num>
   <w:num w:numId="137" w16cid:durableId="1392852378">
-    <w:abstractNumId w:val="108"/>
+    <w:abstractNumId w:val="111"/>
   </w:num>
   <w:num w:numId="138" w16cid:durableId="1317228286">
-    <w:abstractNumId w:val="122"/>
+    <w:abstractNumId w:val="125"/>
   </w:num>
   <w:num w:numId="139" w16cid:durableId="1105879231">
-    <w:abstractNumId w:val="110"/>
+    <w:abstractNumId w:val="113"/>
   </w:num>
   <w:num w:numId="140" w16cid:durableId="352417780">
-    <w:abstractNumId w:val="89"/>
+    <w:abstractNumId w:val="92"/>
   </w:num>
   <w:num w:numId="141" w16cid:durableId="1843162797">
     <w:abstractNumId w:val="10"/>
@@ -24736,43 +25172,43 @@
     <w:abstractNumId w:val="12"/>
   </w:num>
   <w:num w:numId="143" w16cid:durableId="1724865213">
-    <w:abstractNumId w:val="57"/>
+    <w:abstractNumId w:val="59"/>
   </w:num>
   <w:num w:numId="144" w16cid:durableId="1297755745">
-    <w:abstractNumId w:val="117"/>
+    <w:abstractNumId w:val="120"/>
   </w:num>
   <w:num w:numId="145" w16cid:durableId="145826928">
-    <w:abstractNumId w:val="52"/>
+    <w:abstractNumId w:val="54"/>
   </w:num>
   <w:num w:numId="146" w16cid:durableId="706947885">
-    <w:abstractNumId w:val="72"/>
+    <w:abstractNumId w:val="75"/>
   </w:num>
   <w:num w:numId="147" w16cid:durableId="1218974825">
-    <w:abstractNumId w:val="102"/>
+    <w:abstractNumId w:val="105"/>
   </w:num>
   <w:num w:numId="148" w16cid:durableId="324743409">
-    <w:abstractNumId w:val="155"/>
+    <w:abstractNumId w:val="158"/>
   </w:num>
   <w:num w:numId="149" w16cid:durableId="1082291806">
     <w:abstractNumId w:val="43"/>
   </w:num>
   <w:num w:numId="150" w16cid:durableId="1576696524">
-    <w:abstractNumId w:val="95"/>
+    <w:abstractNumId w:val="98"/>
   </w:num>
   <w:num w:numId="151" w16cid:durableId="2105493696">
-    <w:abstractNumId w:val="112"/>
+    <w:abstractNumId w:val="115"/>
   </w:num>
   <w:num w:numId="152" w16cid:durableId="673217276">
-    <w:abstractNumId w:val="53"/>
+    <w:abstractNumId w:val="55"/>
   </w:num>
   <w:num w:numId="153" w16cid:durableId="5064100">
-    <w:abstractNumId w:val="161"/>
+    <w:abstractNumId w:val="164"/>
   </w:num>
   <w:num w:numId="154" w16cid:durableId="1056507788">
     <w:abstractNumId w:val="40"/>
   </w:num>
   <w:num w:numId="155" w16cid:durableId="1602569142">
-    <w:abstractNumId w:val="56"/>
+    <w:abstractNumId w:val="58"/>
   </w:num>
   <w:num w:numId="156" w16cid:durableId="1597865843">
     <w:abstractNumId w:val="15"/>
@@ -24784,28 +25220,37 @@
     <w:abstractNumId w:val="36"/>
   </w:num>
   <w:num w:numId="159" w16cid:durableId="728579027">
-    <w:abstractNumId w:val="97"/>
+    <w:abstractNumId w:val="100"/>
   </w:num>
   <w:num w:numId="160" w16cid:durableId="1724408675">
-    <w:abstractNumId w:val="55"/>
+    <w:abstractNumId w:val="57"/>
   </w:num>
   <w:num w:numId="161" w16cid:durableId="972978038">
-    <w:abstractNumId w:val="141"/>
+    <w:abstractNumId w:val="144"/>
   </w:num>
   <w:num w:numId="162" w16cid:durableId="1497956441">
-    <w:abstractNumId w:val="101"/>
+    <w:abstractNumId w:val="104"/>
   </w:num>
   <w:num w:numId="163" w16cid:durableId="1612667389">
     <w:abstractNumId w:val="11"/>
   </w:num>
   <w:num w:numId="164" w16cid:durableId="2012679674">
-    <w:abstractNumId w:val="116"/>
+    <w:abstractNumId w:val="119"/>
   </w:num>
   <w:num w:numId="165" w16cid:durableId="1902134908">
     <w:abstractNumId w:val="23"/>
   </w:num>
   <w:num w:numId="166" w16cid:durableId="2105956026">
-    <w:abstractNumId w:val="64"/>
+    <w:abstractNumId w:val="66"/>
+  </w:num>
+  <w:num w:numId="167" w16cid:durableId="1890921543">
+    <w:abstractNumId w:val="50"/>
+  </w:num>
+  <w:num w:numId="168" w16cid:durableId="950359601">
+    <w:abstractNumId w:val="72"/>
+  </w:num>
+  <w:num w:numId="169" w16cid:durableId="620645542">
+    <w:abstractNumId w:val="52"/>
   </w:num>
   <w:numIdMacAtCleanup w:val="11"/>
 </w:numbering>
@@ -25441,7 +25886,6 @@
   <w:style w:type="character" w:default="1" w:styleId="DefaultParagraphFont">
     <w:name w:val="Default Paragraph Font"/>
     <w:uiPriority w:val="1"/>
-    <w:semiHidden/>
     <w:unhideWhenUsed/>
   </w:style>
   <w:style w:type="table" w:default="1" w:styleId="TableNormal">
@@ -26711,38 +27155,6 @@
 </file>
 
 <file path=customXml/item1.xml><?xml version="1.0" encoding="utf-8"?>
-<?mso-contentType ?>
-<FormTemplates xmlns="http://schemas.microsoft.com/sharepoint/v3/contenttype/forms">
-  <Display>DocumentLibraryForm</Display>
-  <Edit>DocumentLibraryForm</Edit>
-  <New>DocumentLibraryForm</New>
-</FormTemplates>
-</file>
-
-<file path=customXml/item2.xml><?xml version="1.0" encoding="utf-8"?>
-<p:properties xmlns:p="http://schemas.microsoft.com/office/2006/metadata/properties" xmlns:xsi="http://www.w3.org/2001/XMLSchema-instance" xmlns:pc="http://schemas.microsoft.com/office/infopath/2007/PartnerControls">
-  <documentManagement>
-    <_ip_UnifiedCompliancePolicyUIAction xmlns="http://schemas.microsoft.com/sharepoint/v3" xsi:nil="true"/>
-    <Image xmlns="71af3243-3dd4-4a8d-8c0d-dd76da1f02a5">
-      <Url xsi:nil="true"/>
-      <Description xsi:nil="true"/>
-    </Image>
-    <Status xmlns="71af3243-3dd4-4a8d-8c0d-dd76da1f02a5">Not started</Status>
-    <_ip_UnifiedCompliancePolicyProperties xmlns="http://schemas.microsoft.com/sharepoint/v3" xsi:nil="true"/>
-    <ImageTagsTaxHTField xmlns="71af3243-3dd4-4a8d-8c0d-dd76da1f02a5">
-      <Terms xmlns="http://schemas.microsoft.com/office/infopath/2007/PartnerControls"/>
-    </ImageTagsTaxHTField>
-    <TaxCatchAll xmlns="230e9df3-be65-4c73-a93b-d1236ebd677e" xsi:nil="true"/>
-    <MediaServiceKeyPoints xmlns="71af3243-3dd4-4a8d-8c0d-dd76da1f02a5" xsi:nil="true"/>
-  </documentManagement>
-</p:properties>
-</file>
-
-<file path=customXml/item3.xml><?xml version="1.0" encoding="utf-8"?>
-<b:Sources xmlns:b="http://schemas.openxmlformats.org/officeDocument/2006/bibliography" xmlns="http://schemas.openxmlformats.org/officeDocument/2006/bibliography" SelectedStyle="\APASixthEditionOfficeOnline.xsl" StyleName="APA" Version="6"/>
-</file>
-
-<file path=customXml/item4.xml><?xml version="1.0" encoding="utf-8"?>
 <ct:contentTypeSchema xmlns:ct="http://schemas.microsoft.com/office/2006/metadata/contentType" xmlns:ma="http://schemas.microsoft.com/office/2006/metadata/properties/metaAttributes" ct:_="" ma:_="" ma:contentTypeName="Document" ma:contentTypeID="0x01010079F111ED35F8CC479449609E8A0923A6" ma:contentTypeVersion="21" ma:contentTypeDescription="Create a new document." ma:contentTypeScope="" ma:versionID="64dfb1555687e0874b4304b796b5b0c7">
   <xsd:schema xmlns:xsd="http://www.w3.org/2001/XMLSchema" xmlns:xs="http://www.w3.org/2001/XMLSchema" xmlns:p="http://schemas.microsoft.com/office/2006/metadata/properties" xmlns:ns1="http://schemas.microsoft.com/sharepoint/v3" xmlns:ns2="71af3243-3dd4-4a8d-8c0d-dd76da1f02a5" xmlns:ns3="16c05727-aa75-4e4a-9b5f-8a80a1165891" xmlns:ns4="230e9df3-be65-4c73-a93b-d1236ebd677e" targetNamespace="http://schemas.microsoft.com/office/2006/metadata/properties" ma:root="true" ma:fieldsID="e6e4c555b5e194d05b7203de9c4567b3" ns1:_="" ns2:_="" ns3:_="" ns4:_="">
     <xsd:import namespace="http://schemas.microsoft.com/sharepoint/v3"/>
@@ -27024,35 +27436,39 @@
 </ct:contentTypeSchema>
 </file>
 
-<file path=customXml/itemProps1.xml><?xml version="1.0" encoding="utf-8"?>
-<ds:datastoreItem xmlns:ds="http://schemas.openxmlformats.org/officeDocument/2006/customXml" ds:itemID="{C03343B0-2E37-4E4D-9C2F-1BB515B811A5}">
-  <ds:schemaRefs>
-    <ds:schemaRef ds:uri="http://schemas.microsoft.com/sharepoint/v3/contenttype/forms"/>
-  </ds:schemaRefs>
-</ds:datastoreItem>
+<file path=customXml/item2.xml><?xml version="1.0" encoding="utf-8"?>
+<b:Sources xmlns:b="http://schemas.openxmlformats.org/officeDocument/2006/bibliography" xmlns="http://schemas.openxmlformats.org/officeDocument/2006/bibliography" SelectedStyle="\APASixthEditionOfficeOnline.xsl" StyleName="APA" Version="6"/>
 </file>
 
-<file path=customXml/itemProps2.xml><?xml version="1.0" encoding="utf-8"?>
-<ds:datastoreItem xmlns:ds="http://schemas.openxmlformats.org/officeDocument/2006/customXml" ds:itemID="{FC286A1A-83A9-49D0-AE61-B506130901B0}">
-  <ds:schemaRefs>
-    <ds:schemaRef ds:uri="http://schemas.microsoft.com/office/2006/metadata/properties"/>
-    <ds:schemaRef ds:uri="http://schemas.microsoft.com/office/infopath/2007/PartnerControls"/>
-    <ds:schemaRef ds:uri="http://schemas.microsoft.com/sharepoint/v3"/>
-    <ds:schemaRef ds:uri="71af3243-3dd4-4a8d-8c0d-dd76da1f02a5"/>
-    <ds:schemaRef ds:uri="230e9df3-be65-4c73-a93b-d1236ebd677e"/>
-  </ds:schemaRefs>
-</ds:datastoreItem>
+<file path=customXml/item3.xml><?xml version="1.0" encoding="utf-8"?>
+<p:properties xmlns:p="http://schemas.microsoft.com/office/2006/metadata/properties" xmlns:xsi="http://www.w3.org/2001/XMLSchema-instance" xmlns:pc="http://schemas.microsoft.com/office/infopath/2007/PartnerControls">
+  <documentManagement>
+    <_ip_UnifiedCompliancePolicyUIAction xmlns="http://schemas.microsoft.com/sharepoint/v3" xsi:nil="true"/>
+    <Image xmlns="71af3243-3dd4-4a8d-8c0d-dd76da1f02a5">
+      <Url xsi:nil="true"/>
+      <Description xsi:nil="true"/>
+    </Image>
+    <Status xmlns="71af3243-3dd4-4a8d-8c0d-dd76da1f02a5">Not started</Status>
+    <_ip_UnifiedCompliancePolicyProperties xmlns="http://schemas.microsoft.com/sharepoint/v3" xsi:nil="true"/>
+    <ImageTagsTaxHTField xmlns="71af3243-3dd4-4a8d-8c0d-dd76da1f02a5">
+      <Terms xmlns="http://schemas.microsoft.com/office/infopath/2007/PartnerControls"/>
+    </ImageTagsTaxHTField>
+    <TaxCatchAll xmlns="230e9df3-be65-4c73-a93b-d1236ebd677e" xsi:nil="true"/>
+    <MediaServiceKeyPoints xmlns="71af3243-3dd4-4a8d-8c0d-dd76da1f02a5" xsi:nil="true"/>
+  </documentManagement>
+</p:properties>
 </file>
 
-<file path=customXml/itemProps3.xml><?xml version="1.0" encoding="utf-8"?>
-<ds:datastoreItem xmlns:ds="http://schemas.openxmlformats.org/officeDocument/2006/customXml" ds:itemID="{829E4964-E492-4D5C-A41E-6548D1BBBCF3}">
-  <ds:schemaRefs>
-    <ds:schemaRef ds:uri="http://schemas.openxmlformats.org/officeDocument/2006/bibliography"/>
-  </ds:schemaRefs>
-</ds:datastoreItem>
+<file path=customXml/item4.xml><?xml version="1.0" encoding="utf-8"?>
+<?mso-contentType ?>
+<FormTemplates xmlns="http://schemas.microsoft.com/sharepoint/v3/contenttype/forms">
+  <Display>DocumentLibraryForm</Display>
+  <Edit>DocumentLibraryForm</Edit>
+  <New>DocumentLibraryForm</New>
+</FormTemplates>
 </file>
 
-<file path=customXml/itemProps4.xml><?xml version="1.0" encoding="utf-8"?>
+<file path=customXml/itemProps1.xml><?xml version="1.0" encoding="utf-8"?>
 <ds:datastoreItem xmlns:ds="http://schemas.openxmlformats.org/officeDocument/2006/customXml" ds:itemID="{33E373DB-C2F7-43F7-8BF2-130AFA1F2081}">
   <ds:schemaRefs>
     <ds:schemaRef ds:uri="http://schemas.microsoft.com/office/2006/metadata/contentType"/>
@@ -27071,4 +27487,32 @@
     <ds:schemaRef ds:uri="http://schemas.microsoft.com/internal/obd"/>
   </ds:schemaRefs>
 </ds:datastoreItem>
+</file>
+
+<file path=customXml/itemProps2.xml><?xml version="1.0" encoding="utf-8"?>
+<ds:datastoreItem xmlns:ds="http://schemas.openxmlformats.org/officeDocument/2006/customXml" ds:itemID="{829E4964-E492-4D5C-A41E-6548D1BBBCF3}">
+  <ds:schemaRefs>
+    <ds:schemaRef ds:uri="http://schemas.openxmlformats.org/officeDocument/2006/bibliography"/>
+  </ds:schemaRefs>
+</ds:datastoreItem>
+</file>
+
+<file path=customXml/itemProps3.xml><?xml version="1.0" encoding="utf-8"?>
+<ds:datastoreItem xmlns:ds="http://schemas.openxmlformats.org/officeDocument/2006/customXml" ds:itemID="{FC286A1A-83A9-49D0-AE61-B506130901B0}">
+  <ds:schemaRefs>
+    <ds:schemaRef ds:uri="http://schemas.microsoft.com/office/2006/metadata/properties"/>
+    <ds:schemaRef ds:uri="http://schemas.microsoft.com/office/infopath/2007/PartnerControls"/>
+    <ds:schemaRef ds:uri="http://schemas.microsoft.com/sharepoint/v3"/>
+    <ds:schemaRef ds:uri="71af3243-3dd4-4a8d-8c0d-dd76da1f02a5"/>
+    <ds:schemaRef ds:uri="230e9df3-be65-4c73-a93b-d1236ebd677e"/>
+  </ds:schemaRefs>
+</ds:datastoreItem>
+</file>
+
+<file path=customXml/itemProps4.xml><?xml version="1.0" encoding="utf-8"?>
+<ds:datastoreItem xmlns:ds="http://schemas.openxmlformats.org/officeDocument/2006/customXml" ds:itemID="{C03343B0-2E37-4E4D-9C2F-1BB515B811A5}">
+  <ds:schemaRefs>
+    <ds:schemaRef ds:uri="http://schemas.microsoft.com/sharepoint/v3/contenttype/forms"/>
+  </ds:schemaRefs>
+</ds:datastoreItem>
 </file>